--- a/workshop_prep/Bridge_Item4_New_Retail_PreRead.docx
+++ b/workshop_prep/Bridge_Item4_New_Retail_PreRead.docx
@@ -77,7 +77,7 @@
           <w:sz w:val="22"/>
           <w:szCs w:val="22"/>
         </w:rPr>
-        <w:t xml:space="preserve">Unlike Items 1–3, Item 4 is NOT a sized, defensible bridge lever at this stage — it is a plan with more open questions than confirmed findings. The Mid-Term Plan itself shows new stores running EBIT-negative through the entire 2026–2029 window, breaking even only around 2030 and paying off by 2032 — beyond this workshop's planning horizon. Cross-checking the plan against existing Wholesale/E-com data raises real doubts about at least one major country bet (Austria) and one headline growth number (Germany). This note is deliberately organized around open questions rather than sized findings — the recommendation is to use it as a question-routing document for the workshop, not a resolved lever.</w:t>
+        <w:t xml:space="preserve">UPDATED this round with a proper investment-case methodology (Section 3.4). Unlike Items 1–3, Item 4 is NOT a sized, defensible bridge lever at this stage — it is a plan with more open questions than confirmed findings. Judged correctly (Capex vs. EBIT payback, not Capex vs. Gross Sales), one store — Copenhagen, a 20-year payback — would have been invisible on a sales-only screen. But the store-level 'Run-Rate' figures also turn out to be a single 2032 calendar-year snapshot, not a normalized run-rate: EBIT margin correlates 0.71 with how many years each store has had to mature by 2032, meaning cross-store comparisons (Innsbruck vs. Oslo, for instance) are confounded by vintage, not just site quality. Cross-checking the plan against existing Wholesale/E-com data also raises real doubts about the Austria commitment and reveals a specific Germany/Zalando price-anchoring risk to the München/Hamburg case. This note is deliberately organized around open questions rather than sized findings — the recommendation is to use it as a question-routing document for the workshop, not a resolved lever.</w:t>
       </w:r>
     </w:p>
     <w:p>
@@ -163,7 +163,33 @@
         <w:spacing w:after="80"/>
       </w:pPr>
       <w:r>
-        <w:t xml:space="preserve">Germany's Wholesale 'growth' (+15.4%, supporting the Munich '27 / Hamburg '29 stores) is materially a Zalando artifact: Zalando is 63% of German Wholesale, and excluding it, German Wholesale is actually down −18.2%. Germany's E-com is genuinely strong (+30.7%, 64% margin) — but the full-price Wholesale demand case is much weaker than the headline suggests.</w:t>
+        <w:t xml:space="preserve">Judged on the right basis (Capex-to-EBIT payback, not Capex-to-Sales), the roster ranks very differently than a sales screen would suggest. Copenhagen has the 2nd-most-ordinary Gross Sales in the roster (12.5M) but the worst payback by far (20 years, 1.6% EBIT margin) — a sales-only screen would never have flagged it. See Section 3.4.</w:t>
+      </w:r>
+    </w:p>
+    <w:p>
+      <w:pPr>
+        <w:pStyle w:val="ListParagraph"/>
+        <w:numPr>
+          <w:ilvl w:val="0"/>
+          <w:numId w:val="2"/>
+        </w:numPr>
+        <w:spacing w:after="80"/>
+      </w:pPr>
+      <w:r>
+        <w:t xml:space="preserve">The store 'Run-Rate' figures are a single 2032 snapshot, not a normalized run-rate: stores opened in 2026 have had 6 years to mature by 2032, stores opened in 2029 only 3. EBIT margin correlates 0.71 with years-to-mature, so cross-store comparisons of stores from different opening years — including the read on Innsbruck's apparent outperformance and Oslo/London's apparent underperformance — need to be treated as vintage-confounded, not a clean like-for-like ranking. See Section 3.4.</w:t>
+      </w:r>
+    </w:p>
+    <w:p>
+      <w:pPr>
+        <w:pStyle w:val="ListParagraph"/>
+        <w:numPr>
+          <w:ilvl w:val="0"/>
+          <w:numId w:val="2"/>
+        </w:numPr>
+        <w:spacing w:after="80"/>
+      </w:pPr>
+      <w:r>
+        <w:t xml:space="preserve">Germany's Wholesale 'growth' (+15.4%, supporting the Munich '27 / Hamburg '29 stores) is materially a Zalando artifact: Zalando is 63% of German Wholesale, and excluding it, German Wholesale is actually down −18.2%. Worse, the underlying channel dynamics point to a price-anchoring risk: in the same year, Zalando (discount) unit volume grew +37% while independent full-price Wholesale accounts shrank −19% and even Haglöfs' own E-com saw ASP soften −7%. Growth is concentrating in the cheapest acquisition channel, which is a real risk to a full-price flagship store, not just a headline-number distortion. See Section 4.</w:t>
       </w:r>
     </w:p>
     <w:p>
@@ -202,7 +228,7 @@
         <w:spacing w:after="80"/>
       </w:pPr>
       <w:r>
-        <w:t xml:space="preserve">The two planned Outlet stores (Pandorf AT, Outlet UK) raise a stock/end-of-season supply question that this data can only partly answer: existing 3rd-party outlet channels already move ~125K units/year at ~28% below core ASP, and the FW27 confirm-or-exit pool plus Harvest's YoY unit decline suggest supply is not scarce in aggregate — but no actual inventory or buy-plan data exists to confirm this properly.</w:t>
+        <w:t xml:space="preserve">The two planned Outlet stores (Pandorf AT, Outlet UK) raise a stock/end-of-season supply question that this data can only partly answer: existing 3rd-party outlet channels already move ~125K units/year at ~28% below core ASP, and the FW27 confirm-or-exit pool plus Harvest's YoY unit decline suggest supply is not scarce in aggregate — but no actual inventory or buy-plan data exists to confirm this properly. A further, structural limitation: the Retail sales channel cannot be split between brand-store and owned-outlet sales at all (100% of Retail sales sit under one undifferentiated customer-group code), so none of this section can be benchmarked against Haglöfs' own historical outlet performance — only third-party proxies.</w:t>
       </w:r>
     </w:p>
     <w:p>
@@ -215,7 +241,7 @@
         <w:spacing w:after="80"/>
       </w:pPr>
       <w:r>
-        <w:t xml:space="preserve">Net: this item needs roughly ten specific questions answered (Section 7) before it can be treated as a sized, workshop-ready bridge lever the way Items 1–3 are. Recommend it be discussed as an open-questions agenda item, not a committed number, at this stage — consistent with your steer.</w:t>
+        <w:t xml:space="preserve">Net: this item needs roughly fourteen specific questions answered (Section 7) before it can be treated as a sized, workshop-ready bridge lever the way Items 1–3 are. Recommend it be discussed as an open-questions agenda item, not a committed number, at this stage — consistent with your steer.</w:t>
       </w:r>
     </w:p>
     <w:p>
@@ -4807,6 +4833,3749 @@
       </w:r>
     </w:p>
     <w:p>
+      <w:pPr>
+        <w:pStyle w:val="Heading2"/>
+        <w:spacing w:after="120" w:before="240"/>
+      </w:pPr>
+      <w:r>
+        <w:t xml:space="preserve">3.4 Investment case: Capex vs. EBIT payback, not Capex vs. Gross Sales</w:t>
+      </w:r>
+    </w:p>
+    <w:p>
+      <w:pPr>
+        <w:spacing w:after="160"/>
+      </w:pPr>
+      <w:r>
+        <w:t xml:space="preserve">Judging a capital investment on Capex-to-Sales is a screening ratio at best — it says nothing about profitability, so it can look fine on a store that is actually a poor investment. The correct basis is Capex-to-EBIT (payback period) or, ultimately, a full multi-year cash-flow IRR. Ranking all 16 stores this way changes the read substantially:</w:t>
+      </w:r>
+    </w:p>
+    <w:tbl>
+      <w:tblPr>
+        <w:tblW w:type="dxa" w:w="9350"/>
+        <w:tblBorders>
+          <w:top w:val="single" w:color="auto" w:sz="4"/>
+          <w:left w:val="single" w:color="auto" w:sz="4"/>
+          <w:bottom w:val="single" w:color="auto" w:sz="4"/>
+          <w:right w:val="single" w:color="auto" w:sz="4"/>
+          <w:insideH w:val="single" w:color="auto" w:sz="4"/>
+          <w:insideV w:val="single" w:color="auto" w:sz="4"/>
+        </w:tblBorders>
+      </w:tblPr>
+      <w:tblGrid>
+        <w:gridCol w:w="1700"/>
+        <w:gridCol w:w="1500"/>
+        <w:gridCol w:w="1400"/>
+        <w:gridCol w:w="1300"/>
+        <w:gridCol w:w="1350"/>
+        <w:gridCol w:w="1550"/>
+      </w:tblGrid>
+      <w:tr>
+        <w:trPr>
+          <w:tblHeader/>
+        </w:trPr>
+        <w:tc>
+          <w:tcPr>
+            <w:tcW w:type="dxa" w:w="1700"/>
+            <w:shd w:fill="2F2F2F" w:val="clear"/>
+            <w:tcMar>
+              <w:top w:type="dxa" w:w="60"/>
+              <w:left w:type="dxa" w:w="100"/>
+              <w:bottom w:type="dxa" w:w="60"/>
+              <w:right w:type="dxa" w:w="100"/>
+            </w:tcMar>
+            <w:vAlign w:val="center"/>
+          </w:tcPr>
+          <w:p>
+            <w:pPr>
+              <w:jc w:val="left"/>
+            </w:pPr>
+            <w:r>
+              <w:rPr>
+                <w:b/>
+                <w:bCs/>
+                <w:color w:val="FFFFFF"/>
+                <w:sz w:val="19"/>
+                <w:szCs w:val="19"/>
+              </w:rPr>
+              <w:t xml:space="preserve">Store</w:t>
+            </w:r>
+          </w:p>
+        </w:tc>
+        <w:tc>
+          <w:tcPr>
+            <w:tcW w:type="dxa" w:w="1500"/>
+            <w:shd w:fill="2F2F2F" w:val="clear"/>
+            <w:tcMar>
+              <w:top w:type="dxa" w:w="60"/>
+              <w:left w:type="dxa" w:w="100"/>
+              <w:bottom w:type="dxa" w:w="60"/>
+              <w:right w:type="dxa" w:w="100"/>
+            </w:tcMar>
+            <w:vAlign w:val="center"/>
+          </w:tcPr>
+          <w:p>
+            <w:pPr>
+              <w:jc w:val="center"/>
+            </w:pPr>
+            <w:r>
+              <w:rPr>
+                <w:b/>
+                <w:bCs/>
+                <w:color w:val="FFFFFF"/>
+                <w:sz w:val="19"/>
+                <w:szCs w:val="19"/>
+              </w:rPr>
+              <w:t xml:space="preserve">Sales RR (MSEK)</w:t>
+            </w:r>
+          </w:p>
+        </w:tc>
+        <w:tc>
+          <w:tcPr>
+            <w:tcW w:type="dxa" w:w="1400"/>
+            <w:shd w:fill="2F2F2F" w:val="clear"/>
+            <w:tcMar>
+              <w:top w:type="dxa" w:w="60"/>
+              <w:left w:type="dxa" w:w="100"/>
+              <w:bottom w:type="dxa" w:w="60"/>
+              <w:right w:type="dxa" w:w="100"/>
+            </w:tcMar>
+            <w:vAlign w:val="center"/>
+          </w:tcPr>
+          <w:p>
+            <w:pPr>
+              <w:jc w:val="center"/>
+            </w:pPr>
+            <w:r>
+              <w:rPr>
+                <w:b/>
+                <w:bCs/>
+                <w:color w:val="FFFFFF"/>
+                <w:sz w:val="19"/>
+                <w:szCs w:val="19"/>
+              </w:rPr>
+              <w:t xml:space="preserve">EBIT RR (MSEK)</w:t>
+            </w:r>
+          </w:p>
+        </w:tc>
+        <w:tc>
+          <w:tcPr>
+            <w:tcW w:type="dxa" w:w="1300"/>
+            <w:shd w:fill="2F2F2F" w:val="clear"/>
+            <w:tcMar>
+              <w:top w:type="dxa" w:w="60"/>
+              <w:left w:type="dxa" w:w="100"/>
+              <w:bottom w:type="dxa" w:w="60"/>
+              <w:right w:type="dxa" w:w="100"/>
+            </w:tcMar>
+            <w:vAlign w:val="center"/>
+          </w:tcPr>
+          <w:p>
+            <w:pPr>
+              <w:jc w:val="center"/>
+            </w:pPr>
+            <w:r>
+              <w:rPr>
+                <w:b/>
+                <w:bCs/>
+                <w:color w:val="FFFFFF"/>
+                <w:sz w:val="19"/>
+                <w:szCs w:val="19"/>
+              </w:rPr>
+              <w:t xml:space="preserve">Capex (MSEK)</w:t>
+            </w:r>
+          </w:p>
+        </w:tc>
+        <w:tc>
+          <w:tcPr>
+            <w:tcW w:type="dxa" w:w="1350"/>
+            <w:shd w:fill="2F2F2F" w:val="clear"/>
+            <w:tcMar>
+              <w:top w:type="dxa" w:w="60"/>
+              <w:left w:type="dxa" w:w="100"/>
+              <w:bottom w:type="dxa" w:w="60"/>
+              <w:right w:type="dxa" w:w="100"/>
+            </w:tcMar>
+            <w:vAlign w:val="center"/>
+          </w:tcPr>
+          <w:p>
+            <w:pPr>
+              <w:jc w:val="center"/>
+            </w:pPr>
+            <w:r>
+              <w:rPr>
+                <w:b/>
+                <w:bCs/>
+                <w:color w:val="FFFFFF"/>
+                <w:sz w:val="19"/>
+                <w:szCs w:val="19"/>
+              </w:rPr>
+              <w:t xml:space="preserve">EBIT margin</w:t>
+            </w:r>
+          </w:p>
+        </w:tc>
+        <w:tc>
+          <w:tcPr>
+            <w:tcW w:type="dxa" w:w="1550"/>
+            <w:shd w:fill="2F2F2F" w:val="clear"/>
+            <w:tcMar>
+              <w:top w:type="dxa" w:w="60"/>
+              <w:left w:type="dxa" w:w="100"/>
+              <w:bottom w:type="dxa" w:w="60"/>
+              <w:right w:type="dxa" w:w="100"/>
+            </w:tcMar>
+            <w:vAlign w:val="center"/>
+          </w:tcPr>
+          <w:p>
+            <w:pPr>
+              <w:jc w:val="center"/>
+            </w:pPr>
+            <w:r>
+              <w:rPr>
+                <w:b/>
+                <w:bCs/>
+                <w:color w:val="FFFFFF"/>
+                <w:sz w:val="19"/>
+                <w:szCs w:val="19"/>
+              </w:rPr>
+              <w:t xml:space="preserve">Payback (yrs)</w:t>
+            </w:r>
+          </w:p>
+        </w:tc>
+      </w:tr>
+      <w:tr>
+        <w:tc>
+          <w:tcPr>
+            <w:tcW w:type="dxa" w:w="1700"/>
+            <w:tcMar>
+              <w:top w:type="dxa" w:w="60"/>
+              <w:left w:type="dxa" w:w="100"/>
+              <w:bottom w:type="dxa" w:w="60"/>
+              <w:right w:type="dxa" w:w="100"/>
+            </w:tcMar>
+            <w:vAlign w:val="center"/>
+          </w:tcPr>
+          <w:p>
+            <w:pPr>
+              <w:jc w:val="left"/>
+            </w:pPr>
+            <w:r>
+              <w:rPr>
+                <w:b w:val="false"/>
+                <w:bCs w:val="false"/>
+                <w:color w:val="000000"/>
+                <w:sz w:val="19"/>
+                <w:szCs w:val="19"/>
+              </w:rPr>
+              <w:t xml:space="preserve">Innsbruck</w:t>
+            </w:r>
+          </w:p>
+        </w:tc>
+        <w:tc>
+          <w:tcPr>
+            <w:tcW w:type="dxa" w:w="1500"/>
+            <w:tcMar>
+              <w:top w:type="dxa" w:w="60"/>
+              <w:left w:type="dxa" w:w="100"/>
+              <w:bottom w:type="dxa" w:w="60"/>
+              <w:right w:type="dxa" w:w="100"/>
+            </w:tcMar>
+            <w:vAlign w:val="center"/>
+          </w:tcPr>
+          <w:p>
+            <w:pPr>
+              <w:jc w:val="center"/>
+            </w:pPr>
+            <w:r>
+              <w:rPr>
+                <w:b w:val="false"/>
+                <w:bCs w:val="false"/>
+                <w:color w:val="000000"/>
+                <w:sz w:val="19"/>
+                <w:szCs w:val="19"/>
+              </w:rPr>
+              <w:t xml:space="preserve">13.7</w:t>
+            </w:r>
+          </w:p>
+        </w:tc>
+        <w:tc>
+          <w:tcPr>
+            <w:tcW w:type="dxa" w:w="1400"/>
+            <w:tcMar>
+              <w:top w:type="dxa" w:w="60"/>
+              <w:left w:type="dxa" w:w="100"/>
+              <w:bottom w:type="dxa" w:w="60"/>
+              <w:right w:type="dxa" w:w="100"/>
+            </w:tcMar>
+            <w:vAlign w:val="center"/>
+          </w:tcPr>
+          <w:p>
+            <w:pPr>
+              <w:jc w:val="center"/>
+            </w:pPr>
+            <w:r>
+              <w:rPr>
+                <w:b w:val="false"/>
+                <w:bCs w:val="false"/>
+                <w:color w:val="000000"/>
+                <w:sz w:val="19"/>
+                <w:szCs w:val="19"/>
+              </w:rPr>
+              <w:t xml:space="preserve">4.8</w:t>
+            </w:r>
+          </w:p>
+        </w:tc>
+        <w:tc>
+          <w:tcPr>
+            <w:tcW w:type="dxa" w:w="1300"/>
+            <w:tcMar>
+              <w:top w:type="dxa" w:w="60"/>
+              <w:left w:type="dxa" w:w="100"/>
+              <w:bottom w:type="dxa" w:w="60"/>
+              <w:right w:type="dxa" w:w="100"/>
+            </w:tcMar>
+            <w:vAlign w:val="center"/>
+          </w:tcPr>
+          <w:p>
+            <w:pPr>
+              <w:jc w:val="center"/>
+            </w:pPr>
+            <w:r>
+              <w:rPr>
+                <w:b w:val="false"/>
+                <w:bCs w:val="false"/>
+                <w:color w:val="000000"/>
+                <w:sz w:val="19"/>
+                <w:szCs w:val="19"/>
+              </w:rPr>
+              <w:t xml:space="preserve">2.0</w:t>
+            </w:r>
+          </w:p>
+        </w:tc>
+        <w:tc>
+          <w:tcPr>
+            <w:tcW w:type="dxa" w:w="1350"/>
+            <w:tcMar>
+              <w:top w:type="dxa" w:w="60"/>
+              <w:left w:type="dxa" w:w="100"/>
+              <w:bottom w:type="dxa" w:w="60"/>
+              <w:right w:type="dxa" w:w="100"/>
+            </w:tcMar>
+            <w:vAlign w:val="center"/>
+          </w:tcPr>
+          <w:p>
+            <w:pPr>
+              <w:jc w:val="center"/>
+            </w:pPr>
+            <w:r>
+              <w:rPr>
+                <w:b w:val="false"/>
+                <w:bCs w:val="false"/>
+                <w:color w:val="000000"/>
+                <w:sz w:val="19"/>
+                <w:szCs w:val="19"/>
+              </w:rPr>
+              <w:t xml:space="preserve">35.0%</w:t>
+            </w:r>
+          </w:p>
+        </w:tc>
+        <w:tc>
+          <w:tcPr>
+            <w:tcW w:type="dxa" w:w="1550"/>
+            <w:tcMar>
+              <w:top w:type="dxa" w:w="60"/>
+              <w:left w:type="dxa" w:w="100"/>
+              <w:bottom w:type="dxa" w:w="60"/>
+              <w:right w:type="dxa" w:w="100"/>
+            </w:tcMar>
+            <w:vAlign w:val="center"/>
+          </w:tcPr>
+          <w:p>
+            <w:pPr>
+              <w:jc w:val="center"/>
+            </w:pPr>
+            <w:r>
+              <w:rPr>
+                <w:b w:val="false"/>
+                <w:bCs w:val="false"/>
+                <w:color w:val="000000"/>
+                <w:sz w:val="19"/>
+                <w:szCs w:val="19"/>
+              </w:rPr>
+              <w:t xml:space="preserve">0.4</w:t>
+            </w:r>
+          </w:p>
+        </w:tc>
+      </w:tr>
+      <w:tr>
+        <w:tc>
+          <w:tcPr>
+            <w:tcW w:type="dxa" w:w="1700"/>
+            <w:shd w:fill="F5F5F5" w:val="clear"/>
+            <w:tcMar>
+              <w:top w:type="dxa" w:w="60"/>
+              <w:left w:type="dxa" w:w="100"/>
+              <w:bottom w:type="dxa" w:w="60"/>
+              <w:right w:type="dxa" w:w="100"/>
+            </w:tcMar>
+            <w:vAlign w:val="center"/>
+          </w:tcPr>
+          <w:p>
+            <w:pPr>
+              <w:jc w:val="left"/>
+            </w:pPr>
+            <w:r>
+              <w:rPr>
+                <w:b w:val="false"/>
+                <w:bCs w:val="false"/>
+                <w:color w:val="000000"/>
+                <w:sz w:val="19"/>
+                <w:szCs w:val="19"/>
+              </w:rPr>
+              <w:t xml:space="preserve">St Anton</w:t>
+            </w:r>
+          </w:p>
+        </w:tc>
+        <w:tc>
+          <w:tcPr>
+            <w:tcW w:type="dxa" w:w="1500"/>
+            <w:shd w:fill="F5F5F5" w:val="clear"/>
+            <w:tcMar>
+              <w:top w:type="dxa" w:w="60"/>
+              <w:left w:type="dxa" w:w="100"/>
+              <w:bottom w:type="dxa" w:w="60"/>
+              <w:right w:type="dxa" w:w="100"/>
+            </w:tcMar>
+            <w:vAlign w:val="center"/>
+          </w:tcPr>
+          <w:p>
+            <w:pPr>
+              <w:jc w:val="center"/>
+            </w:pPr>
+            <w:r>
+              <w:rPr>
+                <w:b w:val="false"/>
+                <w:bCs w:val="false"/>
+                <w:color w:val="000000"/>
+                <w:sz w:val="19"/>
+                <w:szCs w:val="19"/>
+              </w:rPr>
+              <w:t xml:space="preserve">8.1</w:t>
+            </w:r>
+          </w:p>
+        </w:tc>
+        <w:tc>
+          <w:tcPr>
+            <w:tcW w:type="dxa" w:w="1400"/>
+            <w:shd w:fill="F5F5F5" w:val="clear"/>
+            <w:tcMar>
+              <w:top w:type="dxa" w:w="60"/>
+              <w:left w:type="dxa" w:w="100"/>
+              <w:bottom w:type="dxa" w:w="60"/>
+              <w:right w:type="dxa" w:w="100"/>
+            </w:tcMar>
+            <w:vAlign w:val="center"/>
+          </w:tcPr>
+          <w:p>
+            <w:pPr>
+              <w:jc w:val="center"/>
+            </w:pPr>
+            <w:r>
+              <w:rPr>
+                <w:b w:val="false"/>
+                <w:bCs w:val="false"/>
+                <w:color w:val="000000"/>
+                <w:sz w:val="19"/>
+                <w:szCs w:val="19"/>
+              </w:rPr>
+              <w:t xml:space="preserve">2.3</w:t>
+            </w:r>
+          </w:p>
+        </w:tc>
+        <w:tc>
+          <w:tcPr>
+            <w:tcW w:type="dxa" w:w="1300"/>
+            <w:shd w:fill="F5F5F5" w:val="clear"/>
+            <w:tcMar>
+              <w:top w:type="dxa" w:w="60"/>
+              <w:left w:type="dxa" w:w="100"/>
+              <w:bottom w:type="dxa" w:w="60"/>
+              <w:right w:type="dxa" w:w="100"/>
+            </w:tcMar>
+            <w:vAlign w:val="center"/>
+          </w:tcPr>
+          <w:p>
+            <w:pPr>
+              <w:jc w:val="center"/>
+            </w:pPr>
+            <w:r>
+              <w:rPr>
+                <w:b w:val="false"/>
+                <w:bCs w:val="false"/>
+                <w:color w:val="000000"/>
+                <w:sz w:val="19"/>
+                <w:szCs w:val="19"/>
+              </w:rPr>
+              <w:t xml:space="preserve">3.0</w:t>
+            </w:r>
+          </w:p>
+        </w:tc>
+        <w:tc>
+          <w:tcPr>
+            <w:tcW w:type="dxa" w:w="1350"/>
+            <w:shd w:fill="F5F5F5" w:val="clear"/>
+            <w:tcMar>
+              <w:top w:type="dxa" w:w="60"/>
+              <w:left w:type="dxa" w:w="100"/>
+              <w:bottom w:type="dxa" w:w="60"/>
+              <w:right w:type="dxa" w:w="100"/>
+            </w:tcMar>
+            <w:vAlign w:val="center"/>
+          </w:tcPr>
+          <w:p>
+            <w:pPr>
+              <w:jc w:val="center"/>
+            </w:pPr>
+            <w:r>
+              <w:rPr>
+                <w:b w:val="false"/>
+                <w:bCs w:val="false"/>
+                <w:color w:val="000000"/>
+                <w:sz w:val="19"/>
+                <w:szCs w:val="19"/>
+              </w:rPr>
+              <w:t xml:space="preserve">28.4%</w:t>
+            </w:r>
+          </w:p>
+        </w:tc>
+        <w:tc>
+          <w:tcPr>
+            <w:tcW w:type="dxa" w:w="1550"/>
+            <w:shd w:fill="F5F5F5" w:val="clear"/>
+            <w:tcMar>
+              <w:top w:type="dxa" w:w="60"/>
+              <w:left w:type="dxa" w:w="100"/>
+              <w:bottom w:type="dxa" w:w="60"/>
+              <w:right w:type="dxa" w:w="100"/>
+            </w:tcMar>
+            <w:vAlign w:val="center"/>
+          </w:tcPr>
+          <w:p>
+            <w:pPr>
+              <w:jc w:val="center"/>
+            </w:pPr>
+            <w:r>
+              <w:rPr>
+                <w:b w:val="false"/>
+                <w:bCs w:val="false"/>
+                <w:color w:val="000000"/>
+                <w:sz w:val="19"/>
+                <w:szCs w:val="19"/>
+              </w:rPr>
+              <w:t xml:space="preserve">1.3</w:t>
+            </w:r>
+          </w:p>
+        </w:tc>
+      </w:tr>
+      <w:tr>
+        <w:tc>
+          <w:tcPr>
+            <w:tcW w:type="dxa" w:w="1700"/>
+            <w:tcMar>
+              <w:top w:type="dxa" w:w="60"/>
+              <w:left w:type="dxa" w:w="100"/>
+              <w:bottom w:type="dxa" w:w="60"/>
+              <w:right w:type="dxa" w:w="100"/>
+            </w:tcMar>
+            <w:vAlign w:val="center"/>
+          </w:tcPr>
+          <w:p>
+            <w:pPr>
+              <w:jc w:val="left"/>
+            </w:pPr>
+            <w:r>
+              <w:rPr>
+                <w:b w:val="false"/>
+                <w:bCs w:val="false"/>
+                <w:color w:val="000000"/>
+                <w:sz w:val="19"/>
+                <w:szCs w:val="19"/>
+              </w:rPr>
+              <w:t xml:space="preserve">Sundsvall</w:t>
+            </w:r>
+          </w:p>
+        </w:tc>
+        <w:tc>
+          <w:tcPr>
+            <w:tcW w:type="dxa" w:w="1500"/>
+            <w:tcMar>
+              <w:top w:type="dxa" w:w="60"/>
+              <w:left w:type="dxa" w:w="100"/>
+              <w:bottom w:type="dxa" w:w="60"/>
+              <w:right w:type="dxa" w:w="100"/>
+            </w:tcMar>
+            <w:vAlign w:val="center"/>
+          </w:tcPr>
+          <w:p>
+            <w:pPr>
+              <w:jc w:val="center"/>
+            </w:pPr>
+            <w:r>
+              <w:rPr>
+                <w:b w:val="false"/>
+                <w:bCs w:val="false"/>
+                <w:color w:val="000000"/>
+                <w:sz w:val="19"/>
+                <w:szCs w:val="19"/>
+              </w:rPr>
+              <w:t xml:space="preserve">10.1</w:t>
+            </w:r>
+          </w:p>
+        </w:tc>
+        <w:tc>
+          <w:tcPr>
+            <w:tcW w:type="dxa" w:w="1400"/>
+            <w:tcMar>
+              <w:top w:type="dxa" w:w="60"/>
+              <w:left w:type="dxa" w:w="100"/>
+              <w:bottom w:type="dxa" w:w="60"/>
+              <w:right w:type="dxa" w:w="100"/>
+            </w:tcMar>
+            <w:vAlign w:val="center"/>
+          </w:tcPr>
+          <w:p>
+            <w:pPr>
+              <w:jc w:val="center"/>
+            </w:pPr>
+            <w:r>
+              <w:rPr>
+                <w:b w:val="false"/>
+                <w:bCs w:val="false"/>
+                <w:color w:val="000000"/>
+                <w:sz w:val="19"/>
+                <w:szCs w:val="19"/>
+              </w:rPr>
+              <w:t xml:space="preserve">2.4</w:t>
+            </w:r>
+          </w:p>
+        </w:tc>
+        <w:tc>
+          <w:tcPr>
+            <w:tcW w:type="dxa" w:w="1300"/>
+            <w:tcMar>
+              <w:top w:type="dxa" w:w="60"/>
+              <w:left w:type="dxa" w:w="100"/>
+              <w:bottom w:type="dxa" w:w="60"/>
+              <w:right w:type="dxa" w:w="100"/>
+            </w:tcMar>
+            <w:vAlign w:val="center"/>
+          </w:tcPr>
+          <w:p>
+            <w:pPr>
+              <w:jc w:val="center"/>
+            </w:pPr>
+            <w:r>
+              <w:rPr>
+                <w:b w:val="false"/>
+                <w:bCs w:val="false"/>
+                <w:color w:val="000000"/>
+                <w:sz w:val="19"/>
+                <w:szCs w:val="19"/>
+              </w:rPr>
+              <w:t xml:space="preserve">3.2</w:t>
+            </w:r>
+          </w:p>
+        </w:tc>
+        <w:tc>
+          <w:tcPr>
+            <w:tcW w:type="dxa" w:w="1350"/>
+            <w:tcMar>
+              <w:top w:type="dxa" w:w="60"/>
+              <w:left w:type="dxa" w:w="100"/>
+              <w:bottom w:type="dxa" w:w="60"/>
+              <w:right w:type="dxa" w:w="100"/>
+            </w:tcMar>
+            <w:vAlign w:val="center"/>
+          </w:tcPr>
+          <w:p>
+            <w:pPr>
+              <w:jc w:val="center"/>
+            </w:pPr>
+            <w:r>
+              <w:rPr>
+                <w:b w:val="false"/>
+                <w:bCs w:val="false"/>
+                <w:color w:val="000000"/>
+                <w:sz w:val="19"/>
+                <w:szCs w:val="19"/>
+              </w:rPr>
+              <w:t xml:space="preserve">23.8%</w:t>
+            </w:r>
+          </w:p>
+        </w:tc>
+        <w:tc>
+          <w:tcPr>
+            <w:tcW w:type="dxa" w:w="1550"/>
+            <w:tcMar>
+              <w:top w:type="dxa" w:w="60"/>
+              <w:left w:type="dxa" w:w="100"/>
+              <w:bottom w:type="dxa" w:w="60"/>
+              <w:right w:type="dxa" w:w="100"/>
+            </w:tcMar>
+            <w:vAlign w:val="center"/>
+          </w:tcPr>
+          <w:p>
+            <w:pPr>
+              <w:jc w:val="center"/>
+            </w:pPr>
+            <w:r>
+              <w:rPr>
+                <w:b w:val="false"/>
+                <w:bCs w:val="false"/>
+                <w:color w:val="000000"/>
+                <w:sz w:val="19"/>
+                <w:szCs w:val="19"/>
+              </w:rPr>
+              <w:t xml:space="preserve">1.3</w:t>
+            </w:r>
+          </w:p>
+        </w:tc>
+      </w:tr>
+      <w:tr>
+        <w:tc>
+          <w:tcPr>
+            <w:tcW w:type="dxa" w:w="1700"/>
+            <w:shd w:fill="F5F5F5" w:val="clear"/>
+            <w:tcMar>
+              <w:top w:type="dxa" w:w="60"/>
+              <w:left w:type="dxa" w:w="100"/>
+              <w:bottom w:type="dxa" w:w="60"/>
+              <w:right w:type="dxa" w:w="100"/>
+            </w:tcMar>
+            <w:vAlign w:val="center"/>
+          </w:tcPr>
+          <w:p>
+            <w:pPr>
+              <w:jc w:val="left"/>
+            </w:pPr>
+            <w:r>
+              <w:rPr>
+                <w:b w:val="false"/>
+                <w:bCs w:val="false"/>
+                <w:color w:val="000000"/>
+                <w:sz w:val="19"/>
+                <w:szCs w:val="19"/>
+              </w:rPr>
+              <w:t xml:space="preserve">Pandorf (Outlet)</w:t>
+            </w:r>
+          </w:p>
+        </w:tc>
+        <w:tc>
+          <w:tcPr>
+            <w:tcW w:type="dxa" w:w="1500"/>
+            <w:shd w:fill="F5F5F5" w:val="clear"/>
+            <w:tcMar>
+              <w:top w:type="dxa" w:w="60"/>
+              <w:left w:type="dxa" w:w="100"/>
+              <w:bottom w:type="dxa" w:w="60"/>
+              <w:right w:type="dxa" w:w="100"/>
+            </w:tcMar>
+            <w:vAlign w:val="center"/>
+          </w:tcPr>
+          <w:p>
+            <w:pPr>
+              <w:jc w:val="center"/>
+            </w:pPr>
+            <w:r>
+              <w:rPr>
+                <w:b w:val="false"/>
+                <w:bCs w:val="false"/>
+                <w:color w:val="000000"/>
+                <w:sz w:val="19"/>
+                <w:szCs w:val="19"/>
+              </w:rPr>
+              <w:t xml:space="preserve">18.8</w:t>
+            </w:r>
+          </w:p>
+        </w:tc>
+        <w:tc>
+          <w:tcPr>
+            <w:tcW w:type="dxa" w:w="1400"/>
+            <w:shd w:fill="F5F5F5" w:val="clear"/>
+            <w:tcMar>
+              <w:top w:type="dxa" w:w="60"/>
+              <w:left w:type="dxa" w:w="100"/>
+              <w:bottom w:type="dxa" w:w="60"/>
+              <w:right w:type="dxa" w:w="100"/>
+            </w:tcMar>
+            <w:vAlign w:val="center"/>
+          </w:tcPr>
+          <w:p>
+            <w:pPr>
+              <w:jc w:val="center"/>
+            </w:pPr>
+            <w:r>
+              <w:rPr>
+                <w:b w:val="false"/>
+                <w:bCs w:val="false"/>
+                <w:color w:val="000000"/>
+                <w:sz w:val="19"/>
+                <w:szCs w:val="19"/>
+              </w:rPr>
+              <w:t xml:space="preserve">1.9</w:t>
+            </w:r>
+          </w:p>
+        </w:tc>
+        <w:tc>
+          <w:tcPr>
+            <w:tcW w:type="dxa" w:w="1300"/>
+            <w:shd w:fill="F5F5F5" w:val="clear"/>
+            <w:tcMar>
+              <w:top w:type="dxa" w:w="60"/>
+              <w:left w:type="dxa" w:w="100"/>
+              <w:bottom w:type="dxa" w:w="60"/>
+              <w:right w:type="dxa" w:w="100"/>
+            </w:tcMar>
+            <w:vAlign w:val="center"/>
+          </w:tcPr>
+          <w:p>
+            <w:pPr>
+              <w:jc w:val="center"/>
+            </w:pPr>
+            <w:r>
+              <w:rPr>
+                <w:b w:val="false"/>
+                <w:bCs w:val="false"/>
+                <w:color w:val="000000"/>
+                <w:sz w:val="19"/>
+                <w:szCs w:val="19"/>
+              </w:rPr>
+              <w:t xml:space="preserve">3.0</w:t>
+            </w:r>
+          </w:p>
+        </w:tc>
+        <w:tc>
+          <w:tcPr>
+            <w:tcW w:type="dxa" w:w="1350"/>
+            <w:shd w:fill="F5F5F5" w:val="clear"/>
+            <w:tcMar>
+              <w:top w:type="dxa" w:w="60"/>
+              <w:left w:type="dxa" w:w="100"/>
+              <w:bottom w:type="dxa" w:w="60"/>
+              <w:right w:type="dxa" w:w="100"/>
+            </w:tcMar>
+            <w:vAlign w:val="center"/>
+          </w:tcPr>
+          <w:p>
+            <w:pPr>
+              <w:jc w:val="center"/>
+            </w:pPr>
+            <w:r>
+              <w:rPr>
+                <w:b w:val="false"/>
+                <w:bCs w:val="false"/>
+                <w:color w:val="000000"/>
+                <w:sz w:val="19"/>
+                <w:szCs w:val="19"/>
+              </w:rPr>
+              <w:t xml:space="preserve">10.1%</w:t>
+            </w:r>
+          </w:p>
+        </w:tc>
+        <w:tc>
+          <w:tcPr>
+            <w:tcW w:type="dxa" w:w="1550"/>
+            <w:shd w:fill="F5F5F5" w:val="clear"/>
+            <w:tcMar>
+              <w:top w:type="dxa" w:w="60"/>
+              <w:left w:type="dxa" w:w="100"/>
+              <w:bottom w:type="dxa" w:w="60"/>
+              <w:right w:type="dxa" w:w="100"/>
+            </w:tcMar>
+            <w:vAlign w:val="center"/>
+          </w:tcPr>
+          <w:p>
+            <w:pPr>
+              <w:jc w:val="center"/>
+            </w:pPr>
+            <w:r>
+              <w:rPr>
+                <w:b w:val="false"/>
+                <w:bCs w:val="false"/>
+                <w:color w:val="000000"/>
+                <w:sz w:val="19"/>
+                <w:szCs w:val="19"/>
+              </w:rPr>
+              <w:t xml:space="preserve">1.6</w:t>
+            </w:r>
+          </w:p>
+        </w:tc>
+      </w:tr>
+      <w:tr>
+        <w:tc>
+          <w:tcPr>
+            <w:tcW w:type="dxa" w:w="1700"/>
+            <w:tcMar>
+              <w:top w:type="dxa" w:w="60"/>
+              <w:left w:type="dxa" w:w="100"/>
+              <w:bottom w:type="dxa" w:w="60"/>
+              <w:right w:type="dxa" w:w="100"/>
+            </w:tcMar>
+            <w:vAlign w:val="center"/>
+          </w:tcPr>
+          <w:p>
+            <w:pPr>
+              <w:jc w:val="left"/>
+            </w:pPr>
+            <w:r>
+              <w:rPr>
+                <w:b w:val="false"/>
+                <w:bCs w:val="false"/>
+                <w:color w:val="000000"/>
+                <w:sz w:val="19"/>
+                <w:szCs w:val="19"/>
+              </w:rPr>
+              <w:t xml:space="preserve">München</w:t>
+            </w:r>
+          </w:p>
+        </w:tc>
+        <w:tc>
+          <w:tcPr>
+            <w:tcW w:type="dxa" w:w="1500"/>
+            <w:tcMar>
+              <w:top w:type="dxa" w:w="60"/>
+              <w:left w:type="dxa" w:w="100"/>
+              <w:bottom w:type="dxa" w:w="60"/>
+              <w:right w:type="dxa" w:w="100"/>
+            </w:tcMar>
+            <w:vAlign w:val="center"/>
+          </w:tcPr>
+          <w:p>
+            <w:pPr>
+              <w:jc w:val="center"/>
+            </w:pPr>
+            <w:r>
+              <w:rPr>
+                <w:b w:val="false"/>
+                <w:bCs w:val="false"/>
+                <w:color w:val="000000"/>
+                <w:sz w:val="19"/>
+                <w:szCs w:val="19"/>
+              </w:rPr>
+              <w:t xml:space="preserve">14.2</w:t>
+            </w:r>
+          </w:p>
+        </w:tc>
+        <w:tc>
+          <w:tcPr>
+            <w:tcW w:type="dxa" w:w="1400"/>
+            <w:tcMar>
+              <w:top w:type="dxa" w:w="60"/>
+              <w:left w:type="dxa" w:w="100"/>
+              <w:bottom w:type="dxa" w:w="60"/>
+              <w:right w:type="dxa" w:w="100"/>
+            </w:tcMar>
+            <w:vAlign w:val="center"/>
+          </w:tcPr>
+          <w:p>
+            <w:pPr>
+              <w:jc w:val="center"/>
+            </w:pPr>
+            <w:r>
+              <w:rPr>
+                <w:b w:val="false"/>
+                <w:bCs w:val="false"/>
+                <w:color w:val="000000"/>
+                <w:sz w:val="19"/>
+                <w:szCs w:val="19"/>
+              </w:rPr>
+              <w:t xml:space="preserve">2.6</w:t>
+            </w:r>
+          </w:p>
+        </w:tc>
+        <w:tc>
+          <w:tcPr>
+            <w:tcW w:type="dxa" w:w="1300"/>
+            <w:tcMar>
+              <w:top w:type="dxa" w:w="60"/>
+              <w:left w:type="dxa" w:w="100"/>
+              <w:bottom w:type="dxa" w:w="60"/>
+              <w:right w:type="dxa" w:w="100"/>
+            </w:tcMar>
+            <w:vAlign w:val="center"/>
+          </w:tcPr>
+          <w:p>
+            <w:pPr>
+              <w:jc w:val="center"/>
+            </w:pPr>
+            <w:r>
+              <w:rPr>
+                <w:b w:val="false"/>
+                <w:bCs w:val="false"/>
+                <w:color w:val="000000"/>
+                <w:sz w:val="19"/>
+                <w:szCs w:val="19"/>
+              </w:rPr>
+              <w:t xml:space="preserve">4.4</w:t>
+            </w:r>
+          </w:p>
+        </w:tc>
+        <w:tc>
+          <w:tcPr>
+            <w:tcW w:type="dxa" w:w="1350"/>
+            <w:tcMar>
+              <w:top w:type="dxa" w:w="60"/>
+              <w:left w:type="dxa" w:w="100"/>
+              <w:bottom w:type="dxa" w:w="60"/>
+              <w:right w:type="dxa" w:w="100"/>
+            </w:tcMar>
+            <w:vAlign w:val="center"/>
+          </w:tcPr>
+          <w:p>
+            <w:pPr>
+              <w:jc w:val="center"/>
+            </w:pPr>
+            <w:r>
+              <w:rPr>
+                <w:b w:val="false"/>
+                <w:bCs w:val="false"/>
+                <w:color w:val="000000"/>
+                <w:sz w:val="19"/>
+                <w:szCs w:val="19"/>
+              </w:rPr>
+              <w:t xml:space="preserve">18.3%</w:t>
+            </w:r>
+          </w:p>
+        </w:tc>
+        <w:tc>
+          <w:tcPr>
+            <w:tcW w:type="dxa" w:w="1550"/>
+            <w:tcMar>
+              <w:top w:type="dxa" w:w="60"/>
+              <w:left w:type="dxa" w:w="100"/>
+              <w:bottom w:type="dxa" w:w="60"/>
+              <w:right w:type="dxa" w:w="100"/>
+            </w:tcMar>
+            <w:vAlign w:val="center"/>
+          </w:tcPr>
+          <w:p>
+            <w:pPr>
+              <w:jc w:val="center"/>
+            </w:pPr>
+            <w:r>
+              <w:rPr>
+                <w:b w:val="false"/>
+                <w:bCs w:val="false"/>
+                <w:color w:val="000000"/>
+                <w:sz w:val="19"/>
+                <w:szCs w:val="19"/>
+              </w:rPr>
+              <w:t xml:space="preserve">1.7</w:t>
+            </w:r>
+          </w:p>
+        </w:tc>
+      </w:tr>
+      <w:tr>
+        <w:tc>
+          <w:tcPr>
+            <w:tcW w:type="dxa" w:w="1700"/>
+            <w:shd w:fill="F5F5F5" w:val="clear"/>
+            <w:tcMar>
+              <w:top w:type="dxa" w:w="60"/>
+              <w:left w:type="dxa" w:w="100"/>
+              <w:bottom w:type="dxa" w:w="60"/>
+              <w:right w:type="dxa" w:w="100"/>
+            </w:tcMar>
+            <w:vAlign w:val="center"/>
+          </w:tcPr>
+          <w:p>
+            <w:pPr>
+              <w:jc w:val="left"/>
+            </w:pPr>
+            <w:r>
+              <w:rPr>
+                <w:b w:val="false"/>
+                <w:bCs w:val="false"/>
+                <w:color w:val="000000"/>
+                <w:sz w:val="19"/>
+                <w:szCs w:val="19"/>
+              </w:rPr>
+              <w:t xml:space="preserve">Outlet UK</w:t>
+            </w:r>
+          </w:p>
+        </w:tc>
+        <w:tc>
+          <w:tcPr>
+            <w:tcW w:type="dxa" w:w="1500"/>
+            <w:shd w:fill="F5F5F5" w:val="clear"/>
+            <w:tcMar>
+              <w:top w:type="dxa" w:w="60"/>
+              <w:left w:type="dxa" w:w="100"/>
+              <w:bottom w:type="dxa" w:w="60"/>
+              <w:right w:type="dxa" w:w="100"/>
+            </w:tcMar>
+            <w:vAlign w:val="center"/>
+          </w:tcPr>
+          <w:p>
+            <w:pPr>
+              <w:jc w:val="center"/>
+            </w:pPr>
+            <w:r>
+              <w:rPr>
+                <w:b w:val="false"/>
+                <w:bCs w:val="false"/>
+                <w:color w:val="000000"/>
+                <w:sz w:val="19"/>
+                <w:szCs w:val="19"/>
+              </w:rPr>
+              <w:t xml:space="preserve">15.4</w:t>
+            </w:r>
+          </w:p>
+        </w:tc>
+        <w:tc>
+          <w:tcPr>
+            <w:tcW w:type="dxa" w:w="1400"/>
+            <w:shd w:fill="F5F5F5" w:val="clear"/>
+            <w:tcMar>
+              <w:top w:type="dxa" w:w="60"/>
+              <w:left w:type="dxa" w:w="100"/>
+              <w:bottom w:type="dxa" w:w="60"/>
+              <w:right w:type="dxa" w:w="100"/>
+            </w:tcMar>
+            <w:vAlign w:val="center"/>
+          </w:tcPr>
+          <w:p>
+            <w:pPr>
+              <w:jc w:val="center"/>
+            </w:pPr>
+            <w:r>
+              <w:rPr>
+                <w:b w:val="false"/>
+                <w:bCs w:val="false"/>
+                <w:color w:val="000000"/>
+                <w:sz w:val="19"/>
+                <w:szCs w:val="19"/>
+              </w:rPr>
+              <w:t xml:space="preserve">1.6</w:t>
+            </w:r>
+          </w:p>
+        </w:tc>
+        <w:tc>
+          <w:tcPr>
+            <w:tcW w:type="dxa" w:w="1300"/>
+            <w:shd w:fill="F5F5F5" w:val="clear"/>
+            <w:tcMar>
+              <w:top w:type="dxa" w:w="60"/>
+              <w:left w:type="dxa" w:w="100"/>
+              <w:bottom w:type="dxa" w:w="60"/>
+              <w:right w:type="dxa" w:w="100"/>
+            </w:tcMar>
+            <w:vAlign w:val="center"/>
+          </w:tcPr>
+          <w:p>
+            <w:pPr>
+              <w:jc w:val="center"/>
+            </w:pPr>
+            <w:r>
+              <w:rPr>
+                <w:b w:val="false"/>
+                <w:bCs w:val="false"/>
+                <w:color w:val="000000"/>
+                <w:sz w:val="19"/>
+                <w:szCs w:val="19"/>
+              </w:rPr>
+              <w:t xml:space="preserve">3.0</w:t>
+            </w:r>
+          </w:p>
+        </w:tc>
+        <w:tc>
+          <w:tcPr>
+            <w:tcW w:type="dxa" w:w="1350"/>
+            <w:shd w:fill="F5F5F5" w:val="clear"/>
+            <w:tcMar>
+              <w:top w:type="dxa" w:w="60"/>
+              <w:left w:type="dxa" w:w="100"/>
+              <w:bottom w:type="dxa" w:w="60"/>
+              <w:right w:type="dxa" w:w="100"/>
+            </w:tcMar>
+            <w:vAlign w:val="center"/>
+          </w:tcPr>
+          <w:p>
+            <w:pPr>
+              <w:jc w:val="center"/>
+            </w:pPr>
+            <w:r>
+              <w:rPr>
+                <w:b w:val="false"/>
+                <w:bCs w:val="false"/>
+                <w:color w:val="000000"/>
+                <w:sz w:val="19"/>
+                <w:szCs w:val="19"/>
+              </w:rPr>
+              <w:t xml:space="preserve">10.4%</w:t>
+            </w:r>
+          </w:p>
+        </w:tc>
+        <w:tc>
+          <w:tcPr>
+            <w:tcW w:type="dxa" w:w="1550"/>
+            <w:shd w:fill="F5F5F5" w:val="clear"/>
+            <w:tcMar>
+              <w:top w:type="dxa" w:w="60"/>
+              <w:left w:type="dxa" w:w="100"/>
+              <w:bottom w:type="dxa" w:w="60"/>
+              <w:right w:type="dxa" w:w="100"/>
+            </w:tcMar>
+            <w:vAlign w:val="center"/>
+          </w:tcPr>
+          <w:p>
+            <w:pPr>
+              <w:jc w:val="center"/>
+            </w:pPr>
+            <w:r>
+              <w:rPr>
+                <w:b w:val="false"/>
+                <w:bCs w:val="false"/>
+                <w:color w:val="000000"/>
+                <w:sz w:val="19"/>
+                <w:szCs w:val="19"/>
+              </w:rPr>
+              <w:t xml:space="preserve">1.9</w:t>
+            </w:r>
+          </w:p>
+        </w:tc>
+      </w:tr>
+      <w:tr>
+        <w:tc>
+          <w:tcPr>
+            <w:tcW w:type="dxa" w:w="1700"/>
+            <w:tcMar>
+              <w:top w:type="dxa" w:w="60"/>
+              <w:left w:type="dxa" w:w="100"/>
+              <w:bottom w:type="dxa" w:w="60"/>
+              <w:right w:type="dxa" w:w="100"/>
+            </w:tcMar>
+            <w:vAlign w:val="center"/>
+          </w:tcPr>
+          <w:p>
+            <w:pPr>
+              <w:jc w:val="left"/>
+            </w:pPr>
+            <w:r>
+              <w:rPr>
+                <w:b w:val="false"/>
+                <w:bCs w:val="false"/>
+                <w:color w:val="000000"/>
+                <w:sz w:val="19"/>
+                <w:szCs w:val="19"/>
+              </w:rPr>
+              <w:t xml:space="preserve">Salzburg</w:t>
+            </w:r>
+          </w:p>
+        </w:tc>
+        <w:tc>
+          <w:tcPr>
+            <w:tcW w:type="dxa" w:w="1500"/>
+            <w:tcMar>
+              <w:top w:type="dxa" w:w="60"/>
+              <w:left w:type="dxa" w:w="100"/>
+              <w:bottom w:type="dxa" w:w="60"/>
+              <w:right w:type="dxa" w:w="100"/>
+            </w:tcMar>
+            <w:vAlign w:val="center"/>
+          </w:tcPr>
+          <w:p>
+            <w:pPr>
+              <w:jc w:val="center"/>
+            </w:pPr>
+            <w:r>
+              <w:rPr>
+                <w:b w:val="false"/>
+                <w:bCs w:val="false"/>
+                <w:color w:val="000000"/>
+                <w:sz w:val="19"/>
+                <w:szCs w:val="19"/>
+              </w:rPr>
+              <w:t xml:space="preserve">9.8</w:t>
+            </w:r>
+          </w:p>
+        </w:tc>
+        <w:tc>
+          <w:tcPr>
+            <w:tcW w:type="dxa" w:w="1400"/>
+            <w:tcMar>
+              <w:top w:type="dxa" w:w="60"/>
+              <w:left w:type="dxa" w:w="100"/>
+              <w:bottom w:type="dxa" w:w="60"/>
+              <w:right w:type="dxa" w:w="100"/>
+            </w:tcMar>
+            <w:vAlign w:val="center"/>
+          </w:tcPr>
+          <w:p>
+            <w:pPr>
+              <w:jc w:val="center"/>
+            </w:pPr>
+            <w:r>
+              <w:rPr>
+                <w:b w:val="false"/>
+                <w:bCs w:val="false"/>
+                <w:color w:val="000000"/>
+                <w:sz w:val="19"/>
+                <w:szCs w:val="19"/>
+              </w:rPr>
+              <w:t xml:space="preserve">1.8</w:t>
+            </w:r>
+          </w:p>
+        </w:tc>
+        <w:tc>
+          <w:tcPr>
+            <w:tcW w:type="dxa" w:w="1300"/>
+            <w:tcMar>
+              <w:top w:type="dxa" w:w="60"/>
+              <w:left w:type="dxa" w:w="100"/>
+              <w:bottom w:type="dxa" w:w="60"/>
+              <w:right w:type="dxa" w:w="100"/>
+            </w:tcMar>
+            <w:vAlign w:val="center"/>
+          </w:tcPr>
+          <w:p>
+            <w:pPr>
+              <w:jc w:val="center"/>
+            </w:pPr>
+            <w:r>
+              <w:rPr>
+                <w:b w:val="false"/>
+                <w:bCs w:val="false"/>
+                <w:color w:val="000000"/>
+                <w:sz w:val="19"/>
+                <w:szCs w:val="19"/>
+              </w:rPr>
+              <w:t xml:space="preserve">3.8</w:t>
+            </w:r>
+          </w:p>
+        </w:tc>
+        <w:tc>
+          <w:tcPr>
+            <w:tcW w:type="dxa" w:w="1350"/>
+            <w:tcMar>
+              <w:top w:type="dxa" w:w="60"/>
+              <w:left w:type="dxa" w:w="100"/>
+              <w:bottom w:type="dxa" w:w="60"/>
+              <w:right w:type="dxa" w:w="100"/>
+            </w:tcMar>
+            <w:vAlign w:val="center"/>
+          </w:tcPr>
+          <w:p>
+            <w:pPr>
+              <w:jc w:val="center"/>
+            </w:pPr>
+            <w:r>
+              <w:rPr>
+                <w:b w:val="false"/>
+                <w:bCs w:val="false"/>
+                <w:color w:val="000000"/>
+                <w:sz w:val="19"/>
+                <w:szCs w:val="19"/>
+              </w:rPr>
+              <w:t xml:space="preserve">18.4%</w:t>
+            </w:r>
+          </w:p>
+        </w:tc>
+        <w:tc>
+          <w:tcPr>
+            <w:tcW w:type="dxa" w:w="1550"/>
+            <w:tcMar>
+              <w:top w:type="dxa" w:w="60"/>
+              <w:left w:type="dxa" w:w="100"/>
+              <w:bottom w:type="dxa" w:w="60"/>
+              <w:right w:type="dxa" w:w="100"/>
+            </w:tcMar>
+            <w:vAlign w:val="center"/>
+          </w:tcPr>
+          <w:p>
+            <w:pPr>
+              <w:jc w:val="center"/>
+            </w:pPr>
+            <w:r>
+              <w:rPr>
+                <w:b w:val="false"/>
+                <w:bCs w:val="false"/>
+                <w:color w:val="000000"/>
+                <w:sz w:val="19"/>
+                <w:szCs w:val="19"/>
+              </w:rPr>
+              <w:t xml:space="preserve">2.1</w:t>
+            </w:r>
+          </w:p>
+        </w:tc>
+      </w:tr>
+      <w:tr>
+        <w:tc>
+          <w:tcPr>
+            <w:tcW w:type="dxa" w:w="1700"/>
+            <w:shd w:fill="F5F5F5" w:val="clear"/>
+            <w:tcMar>
+              <w:top w:type="dxa" w:w="60"/>
+              <w:left w:type="dxa" w:w="100"/>
+              <w:bottom w:type="dxa" w:w="60"/>
+              <w:right w:type="dxa" w:w="100"/>
+            </w:tcMar>
+            <w:vAlign w:val="center"/>
+          </w:tcPr>
+          <w:p>
+            <w:pPr>
+              <w:jc w:val="left"/>
+            </w:pPr>
+            <w:r>
+              <w:rPr>
+                <w:b w:val="false"/>
+                <w:bCs w:val="false"/>
+                <w:color w:val="000000"/>
+                <w:sz w:val="19"/>
+                <w:szCs w:val="19"/>
+              </w:rPr>
+              <w:t xml:space="preserve">Arlanda</w:t>
+            </w:r>
+          </w:p>
+        </w:tc>
+        <w:tc>
+          <w:tcPr>
+            <w:tcW w:type="dxa" w:w="1500"/>
+            <w:shd w:fill="F5F5F5" w:val="clear"/>
+            <w:tcMar>
+              <w:top w:type="dxa" w:w="60"/>
+              <w:left w:type="dxa" w:w="100"/>
+              <w:bottom w:type="dxa" w:w="60"/>
+              <w:right w:type="dxa" w:w="100"/>
+            </w:tcMar>
+            <w:vAlign w:val="center"/>
+          </w:tcPr>
+          <w:p>
+            <w:pPr>
+              <w:jc w:val="center"/>
+            </w:pPr>
+            <w:r>
+              <w:rPr>
+                <w:b w:val="false"/>
+                <w:bCs w:val="false"/>
+                <w:color w:val="000000"/>
+                <w:sz w:val="19"/>
+                <w:szCs w:val="19"/>
+              </w:rPr>
+              <w:t xml:space="preserve">6.4</w:t>
+            </w:r>
+          </w:p>
+        </w:tc>
+        <w:tc>
+          <w:tcPr>
+            <w:tcW w:type="dxa" w:w="1400"/>
+            <w:shd w:fill="F5F5F5" w:val="clear"/>
+            <w:tcMar>
+              <w:top w:type="dxa" w:w="60"/>
+              <w:left w:type="dxa" w:w="100"/>
+              <w:bottom w:type="dxa" w:w="60"/>
+              <w:right w:type="dxa" w:w="100"/>
+            </w:tcMar>
+            <w:vAlign w:val="center"/>
+          </w:tcPr>
+          <w:p>
+            <w:pPr>
+              <w:jc w:val="center"/>
+            </w:pPr>
+            <w:r>
+              <w:rPr>
+                <w:b w:val="false"/>
+                <w:bCs w:val="false"/>
+                <w:color w:val="000000"/>
+                <w:sz w:val="19"/>
+                <w:szCs w:val="19"/>
+              </w:rPr>
+              <w:t xml:space="preserve">1.3</w:t>
+            </w:r>
+          </w:p>
+        </w:tc>
+        <w:tc>
+          <w:tcPr>
+            <w:tcW w:type="dxa" w:w="1300"/>
+            <w:shd w:fill="F5F5F5" w:val="clear"/>
+            <w:tcMar>
+              <w:top w:type="dxa" w:w="60"/>
+              <w:left w:type="dxa" w:w="100"/>
+              <w:bottom w:type="dxa" w:w="60"/>
+              <w:right w:type="dxa" w:w="100"/>
+            </w:tcMar>
+            <w:vAlign w:val="center"/>
+          </w:tcPr>
+          <w:p>
+            <w:pPr>
+              <w:jc w:val="center"/>
+            </w:pPr>
+            <w:r>
+              <w:rPr>
+                <w:b w:val="false"/>
+                <w:bCs w:val="false"/>
+                <w:color w:val="000000"/>
+                <w:sz w:val="19"/>
+                <w:szCs w:val="19"/>
+              </w:rPr>
+              <w:t xml:space="preserve">3.0</w:t>
+            </w:r>
+          </w:p>
+        </w:tc>
+        <w:tc>
+          <w:tcPr>
+            <w:tcW w:type="dxa" w:w="1350"/>
+            <w:shd w:fill="F5F5F5" w:val="clear"/>
+            <w:tcMar>
+              <w:top w:type="dxa" w:w="60"/>
+              <w:left w:type="dxa" w:w="100"/>
+              <w:bottom w:type="dxa" w:w="60"/>
+              <w:right w:type="dxa" w:w="100"/>
+            </w:tcMar>
+            <w:vAlign w:val="center"/>
+          </w:tcPr>
+          <w:p>
+            <w:pPr>
+              <w:jc w:val="center"/>
+            </w:pPr>
+            <w:r>
+              <w:rPr>
+                <w:b w:val="false"/>
+                <w:bCs w:val="false"/>
+                <w:color w:val="000000"/>
+                <w:sz w:val="19"/>
+                <w:szCs w:val="19"/>
+              </w:rPr>
+              <w:t xml:space="preserve">20.3%</w:t>
+            </w:r>
+          </w:p>
+        </w:tc>
+        <w:tc>
+          <w:tcPr>
+            <w:tcW w:type="dxa" w:w="1550"/>
+            <w:shd w:fill="F5F5F5" w:val="clear"/>
+            <w:tcMar>
+              <w:top w:type="dxa" w:w="60"/>
+              <w:left w:type="dxa" w:w="100"/>
+              <w:bottom w:type="dxa" w:w="60"/>
+              <w:right w:type="dxa" w:w="100"/>
+            </w:tcMar>
+            <w:vAlign w:val="center"/>
+          </w:tcPr>
+          <w:p>
+            <w:pPr>
+              <w:jc w:val="center"/>
+            </w:pPr>
+            <w:r>
+              <w:rPr>
+                <w:b w:val="false"/>
+                <w:bCs w:val="false"/>
+                <w:color w:val="000000"/>
+                <w:sz w:val="19"/>
+                <w:szCs w:val="19"/>
+              </w:rPr>
+              <w:t xml:space="preserve">2.3</w:t>
+            </w:r>
+          </w:p>
+        </w:tc>
+      </w:tr>
+      <w:tr>
+        <w:tc>
+          <w:tcPr>
+            <w:tcW w:type="dxa" w:w="1700"/>
+            <w:tcMar>
+              <w:top w:type="dxa" w:w="60"/>
+              <w:left w:type="dxa" w:w="100"/>
+              <w:bottom w:type="dxa" w:w="60"/>
+              <w:right w:type="dxa" w:w="100"/>
+            </w:tcMar>
+            <w:vAlign w:val="center"/>
+          </w:tcPr>
+          <w:p>
+            <w:pPr>
+              <w:jc w:val="left"/>
+            </w:pPr>
+            <w:r>
+              <w:rPr>
+                <w:b w:val="false"/>
+                <w:bCs w:val="false"/>
+                <w:color w:val="000000"/>
+                <w:sz w:val="19"/>
+                <w:szCs w:val="19"/>
+              </w:rPr>
+              <w:t xml:space="preserve">Emporia (Malmö)</w:t>
+            </w:r>
+          </w:p>
+        </w:tc>
+        <w:tc>
+          <w:tcPr>
+            <w:tcW w:type="dxa" w:w="1500"/>
+            <w:tcMar>
+              <w:top w:type="dxa" w:w="60"/>
+              <w:left w:type="dxa" w:w="100"/>
+              <w:bottom w:type="dxa" w:w="60"/>
+              <w:right w:type="dxa" w:w="100"/>
+            </w:tcMar>
+            <w:vAlign w:val="center"/>
+          </w:tcPr>
+          <w:p>
+            <w:pPr>
+              <w:jc w:val="center"/>
+            </w:pPr>
+            <w:r>
+              <w:rPr>
+                <w:b w:val="false"/>
+                <w:bCs w:val="false"/>
+                <w:color w:val="000000"/>
+                <w:sz w:val="19"/>
+                <w:szCs w:val="19"/>
+              </w:rPr>
+              <w:t xml:space="preserve">7.8</w:t>
+            </w:r>
+          </w:p>
+        </w:tc>
+        <w:tc>
+          <w:tcPr>
+            <w:tcW w:type="dxa" w:w="1400"/>
+            <w:tcMar>
+              <w:top w:type="dxa" w:w="60"/>
+              <w:left w:type="dxa" w:w="100"/>
+              <w:bottom w:type="dxa" w:w="60"/>
+              <w:right w:type="dxa" w:w="100"/>
+            </w:tcMar>
+            <w:vAlign w:val="center"/>
+          </w:tcPr>
+          <w:p>
+            <w:pPr>
+              <w:jc w:val="center"/>
+            </w:pPr>
+            <w:r>
+              <w:rPr>
+                <w:b w:val="false"/>
+                <w:bCs w:val="false"/>
+                <w:color w:val="000000"/>
+                <w:sz w:val="19"/>
+                <w:szCs w:val="19"/>
+              </w:rPr>
+              <w:t xml:space="preserve">1.4</w:t>
+            </w:r>
+          </w:p>
+        </w:tc>
+        <w:tc>
+          <w:tcPr>
+            <w:tcW w:type="dxa" w:w="1300"/>
+            <w:tcMar>
+              <w:top w:type="dxa" w:w="60"/>
+              <w:left w:type="dxa" w:w="100"/>
+              <w:bottom w:type="dxa" w:w="60"/>
+              <w:right w:type="dxa" w:w="100"/>
+            </w:tcMar>
+            <w:vAlign w:val="center"/>
+          </w:tcPr>
+          <w:p>
+            <w:pPr>
+              <w:jc w:val="center"/>
+            </w:pPr>
+            <w:r>
+              <w:rPr>
+                <w:b w:val="false"/>
+                <w:bCs w:val="false"/>
+                <w:color w:val="000000"/>
+                <w:sz w:val="19"/>
+                <w:szCs w:val="19"/>
+              </w:rPr>
+              <w:t xml:space="preserve">3.4</w:t>
+            </w:r>
+          </w:p>
+        </w:tc>
+        <w:tc>
+          <w:tcPr>
+            <w:tcW w:type="dxa" w:w="1350"/>
+            <w:tcMar>
+              <w:top w:type="dxa" w:w="60"/>
+              <w:left w:type="dxa" w:w="100"/>
+              <w:bottom w:type="dxa" w:w="60"/>
+              <w:right w:type="dxa" w:w="100"/>
+            </w:tcMar>
+            <w:vAlign w:val="center"/>
+          </w:tcPr>
+          <w:p>
+            <w:pPr>
+              <w:jc w:val="center"/>
+            </w:pPr>
+            <w:r>
+              <w:rPr>
+                <w:b w:val="false"/>
+                <w:bCs w:val="false"/>
+                <w:color w:val="000000"/>
+                <w:sz w:val="19"/>
+                <w:szCs w:val="19"/>
+              </w:rPr>
+              <w:t xml:space="preserve">17.9%</w:t>
+            </w:r>
+          </w:p>
+        </w:tc>
+        <w:tc>
+          <w:tcPr>
+            <w:tcW w:type="dxa" w:w="1550"/>
+            <w:tcMar>
+              <w:top w:type="dxa" w:w="60"/>
+              <w:left w:type="dxa" w:w="100"/>
+              <w:bottom w:type="dxa" w:w="60"/>
+              <w:right w:type="dxa" w:w="100"/>
+            </w:tcMar>
+            <w:vAlign w:val="center"/>
+          </w:tcPr>
+          <w:p>
+            <w:pPr>
+              <w:jc w:val="center"/>
+            </w:pPr>
+            <w:r>
+              <w:rPr>
+                <w:b w:val="false"/>
+                <w:bCs w:val="false"/>
+                <w:color w:val="000000"/>
+                <w:sz w:val="19"/>
+                <w:szCs w:val="19"/>
+              </w:rPr>
+              <w:t xml:space="preserve">2.4</w:t>
+            </w:r>
+          </w:p>
+        </w:tc>
+      </w:tr>
+      <w:tr>
+        <w:tc>
+          <w:tcPr>
+            <w:tcW w:type="dxa" w:w="1700"/>
+            <w:shd w:fill="F5F5F5" w:val="clear"/>
+            <w:tcMar>
+              <w:top w:type="dxa" w:w="60"/>
+              <w:left w:type="dxa" w:w="100"/>
+              <w:bottom w:type="dxa" w:w="60"/>
+              <w:right w:type="dxa" w:w="100"/>
+            </w:tcMar>
+            <w:vAlign w:val="center"/>
+          </w:tcPr>
+          <w:p>
+            <w:pPr>
+              <w:jc w:val="left"/>
+            </w:pPr>
+            <w:r>
+              <w:rPr>
+                <w:b w:val="false"/>
+                <w:bCs w:val="false"/>
+                <w:color w:val="000000"/>
+                <w:sz w:val="19"/>
+                <w:szCs w:val="19"/>
+              </w:rPr>
+              <w:t xml:space="preserve">Hamburg</w:t>
+            </w:r>
+          </w:p>
+        </w:tc>
+        <w:tc>
+          <w:tcPr>
+            <w:tcW w:type="dxa" w:w="1500"/>
+            <w:shd w:fill="F5F5F5" w:val="clear"/>
+            <w:tcMar>
+              <w:top w:type="dxa" w:w="60"/>
+              <w:left w:type="dxa" w:w="100"/>
+              <w:bottom w:type="dxa" w:w="60"/>
+              <w:right w:type="dxa" w:w="100"/>
+            </w:tcMar>
+            <w:vAlign w:val="center"/>
+          </w:tcPr>
+          <w:p>
+            <w:pPr>
+              <w:jc w:val="center"/>
+            </w:pPr>
+            <w:r>
+              <w:rPr>
+                <w:b w:val="false"/>
+                <w:bCs w:val="false"/>
+                <w:color w:val="000000"/>
+                <w:sz w:val="19"/>
+                <w:szCs w:val="19"/>
+              </w:rPr>
+              <w:t xml:space="preserve">10.5</w:t>
+            </w:r>
+          </w:p>
+        </w:tc>
+        <w:tc>
+          <w:tcPr>
+            <w:tcW w:type="dxa" w:w="1400"/>
+            <w:shd w:fill="F5F5F5" w:val="clear"/>
+            <w:tcMar>
+              <w:top w:type="dxa" w:w="60"/>
+              <w:left w:type="dxa" w:w="100"/>
+              <w:bottom w:type="dxa" w:w="60"/>
+              <w:right w:type="dxa" w:w="100"/>
+            </w:tcMar>
+            <w:vAlign w:val="center"/>
+          </w:tcPr>
+          <w:p>
+            <w:pPr>
+              <w:jc w:val="center"/>
+            </w:pPr>
+            <w:r>
+              <w:rPr>
+                <w:b w:val="false"/>
+                <w:bCs w:val="false"/>
+                <w:color w:val="000000"/>
+                <w:sz w:val="19"/>
+                <w:szCs w:val="19"/>
+              </w:rPr>
+              <w:t xml:space="preserve">1.6</w:t>
+            </w:r>
+          </w:p>
+        </w:tc>
+        <w:tc>
+          <w:tcPr>
+            <w:tcW w:type="dxa" w:w="1300"/>
+            <w:shd w:fill="F5F5F5" w:val="clear"/>
+            <w:tcMar>
+              <w:top w:type="dxa" w:w="60"/>
+              <w:left w:type="dxa" w:w="100"/>
+              <w:bottom w:type="dxa" w:w="60"/>
+              <w:right w:type="dxa" w:w="100"/>
+            </w:tcMar>
+            <w:vAlign w:val="center"/>
+          </w:tcPr>
+          <w:p>
+            <w:pPr>
+              <w:jc w:val="center"/>
+            </w:pPr>
+            <w:r>
+              <w:rPr>
+                <w:b w:val="false"/>
+                <w:bCs w:val="false"/>
+                <w:color w:val="000000"/>
+                <w:sz w:val="19"/>
+                <w:szCs w:val="19"/>
+              </w:rPr>
+              <w:t xml:space="preserve">4.2</w:t>
+            </w:r>
+          </w:p>
+        </w:tc>
+        <w:tc>
+          <w:tcPr>
+            <w:tcW w:type="dxa" w:w="1350"/>
+            <w:shd w:fill="F5F5F5" w:val="clear"/>
+            <w:tcMar>
+              <w:top w:type="dxa" w:w="60"/>
+              <w:left w:type="dxa" w:w="100"/>
+              <w:bottom w:type="dxa" w:w="60"/>
+              <w:right w:type="dxa" w:w="100"/>
+            </w:tcMar>
+            <w:vAlign w:val="center"/>
+          </w:tcPr>
+          <w:p>
+            <w:pPr>
+              <w:jc w:val="center"/>
+            </w:pPr>
+            <w:r>
+              <w:rPr>
+                <w:b w:val="false"/>
+                <w:bCs w:val="false"/>
+                <w:color w:val="000000"/>
+                <w:sz w:val="19"/>
+                <w:szCs w:val="19"/>
+              </w:rPr>
+              <w:t xml:space="preserve">15.2%</w:t>
+            </w:r>
+          </w:p>
+        </w:tc>
+        <w:tc>
+          <w:tcPr>
+            <w:tcW w:type="dxa" w:w="1550"/>
+            <w:shd w:fill="F5F5F5" w:val="clear"/>
+            <w:tcMar>
+              <w:top w:type="dxa" w:w="60"/>
+              <w:left w:type="dxa" w:w="100"/>
+              <w:bottom w:type="dxa" w:w="60"/>
+              <w:right w:type="dxa" w:w="100"/>
+            </w:tcMar>
+            <w:vAlign w:val="center"/>
+          </w:tcPr>
+          <w:p>
+            <w:pPr>
+              <w:jc w:val="center"/>
+            </w:pPr>
+            <w:r>
+              <w:rPr>
+                <w:b w:val="false"/>
+                <w:bCs w:val="false"/>
+                <w:color w:val="000000"/>
+                <w:sz w:val="19"/>
+                <w:szCs w:val="19"/>
+              </w:rPr>
+              <w:t xml:space="preserve">2.6</w:t>
+            </w:r>
+          </w:p>
+        </w:tc>
+      </w:tr>
+      <w:tr>
+        <w:tc>
+          <w:tcPr>
+            <w:tcW w:type="dxa" w:w="1700"/>
+            <w:tcMar>
+              <w:top w:type="dxa" w:w="60"/>
+              <w:left w:type="dxa" w:w="100"/>
+              <w:bottom w:type="dxa" w:w="60"/>
+              <w:right w:type="dxa" w:w="100"/>
+            </w:tcMar>
+            <w:vAlign w:val="center"/>
+          </w:tcPr>
+          <w:p>
+            <w:pPr>
+              <w:jc w:val="left"/>
+            </w:pPr>
+            <w:r>
+              <w:rPr>
+                <w:b w:val="false"/>
+                <w:bCs w:val="false"/>
+                <w:color w:val="000000"/>
+                <w:sz w:val="19"/>
+                <w:szCs w:val="19"/>
+              </w:rPr>
+              <w:t xml:space="preserve">Gothenburg</w:t>
+            </w:r>
+          </w:p>
+        </w:tc>
+        <w:tc>
+          <w:tcPr>
+            <w:tcW w:type="dxa" w:w="1500"/>
+            <w:tcMar>
+              <w:top w:type="dxa" w:w="60"/>
+              <w:left w:type="dxa" w:w="100"/>
+              <w:bottom w:type="dxa" w:w="60"/>
+              <w:right w:type="dxa" w:w="100"/>
+            </w:tcMar>
+            <w:vAlign w:val="center"/>
+          </w:tcPr>
+          <w:p>
+            <w:pPr>
+              <w:jc w:val="center"/>
+            </w:pPr>
+            <w:r>
+              <w:rPr>
+                <w:b w:val="false"/>
+                <w:bCs w:val="false"/>
+                <w:color w:val="000000"/>
+                <w:sz w:val="19"/>
+                <w:szCs w:val="19"/>
+              </w:rPr>
+              <w:t xml:space="preserve">5.4</w:t>
+            </w:r>
+          </w:p>
+        </w:tc>
+        <w:tc>
+          <w:tcPr>
+            <w:tcW w:type="dxa" w:w="1400"/>
+            <w:tcMar>
+              <w:top w:type="dxa" w:w="60"/>
+              <w:left w:type="dxa" w:w="100"/>
+              <w:bottom w:type="dxa" w:w="60"/>
+              <w:right w:type="dxa" w:w="100"/>
+            </w:tcMar>
+            <w:vAlign w:val="center"/>
+          </w:tcPr>
+          <w:p>
+            <w:pPr>
+              <w:jc w:val="center"/>
+            </w:pPr>
+            <w:r>
+              <w:rPr>
+                <w:b w:val="false"/>
+                <w:bCs w:val="false"/>
+                <w:color w:val="000000"/>
+                <w:sz w:val="19"/>
+                <w:szCs w:val="19"/>
+              </w:rPr>
+              <w:t xml:space="preserve">1.0</w:t>
+            </w:r>
+          </w:p>
+        </w:tc>
+        <w:tc>
+          <w:tcPr>
+            <w:tcW w:type="dxa" w:w="1300"/>
+            <w:tcMar>
+              <w:top w:type="dxa" w:w="60"/>
+              <w:left w:type="dxa" w:w="100"/>
+              <w:bottom w:type="dxa" w:w="60"/>
+              <w:right w:type="dxa" w:w="100"/>
+            </w:tcMar>
+            <w:vAlign w:val="center"/>
+          </w:tcPr>
+          <w:p>
+            <w:pPr>
+              <w:jc w:val="center"/>
+            </w:pPr>
+            <w:r>
+              <w:rPr>
+                <w:b w:val="false"/>
+                <w:bCs w:val="false"/>
+                <w:color w:val="000000"/>
+                <w:sz w:val="19"/>
+                <w:szCs w:val="19"/>
+              </w:rPr>
+              <w:t xml:space="preserve">3.0</w:t>
+            </w:r>
+          </w:p>
+        </w:tc>
+        <w:tc>
+          <w:tcPr>
+            <w:tcW w:type="dxa" w:w="1350"/>
+            <w:tcMar>
+              <w:top w:type="dxa" w:w="60"/>
+              <w:left w:type="dxa" w:w="100"/>
+              <w:bottom w:type="dxa" w:w="60"/>
+              <w:right w:type="dxa" w:w="100"/>
+            </w:tcMar>
+            <w:vAlign w:val="center"/>
+          </w:tcPr>
+          <w:p>
+            <w:pPr>
+              <w:jc w:val="center"/>
+            </w:pPr>
+            <w:r>
+              <w:rPr>
+                <w:b w:val="false"/>
+                <w:bCs w:val="false"/>
+                <w:color w:val="000000"/>
+                <w:sz w:val="19"/>
+                <w:szCs w:val="19"/>
+              </w:rPr>
+              <w:t xml:space="preserve">18.5%</w:t>
+            </w:r>
+          </w:p>
+        </w:tc>
+        <w:tc>
+          <w:tcPr>
+            <w:tcW w:type="dxa" w:w="1550"/>
+            <w:tcMar>
+              <w:top w:type="dxa" w:w="60"/>
+              <w:left w:type="dxa" w:w="100"/>
+              <w:bottom w:type="dxa" w:w="60"/>
+              <w:right w:type="dxa" w:w="100"/>
+            </w:tcMar>
+            <w:vAlign w:val="center"/>
+          </w:tcPr>
+          <w:p>
+            <w:pPr>
+              <w:jc w:val="center"/>
+            </w:pPr>
+            <w:r>
+              <w:rPr>
+                <w:b w:val="false"/>
+                <w:bCs w:val="false"/>
+                <w:color w:val="000000"/>
+                <w:sz w:val="19"/>
+                <w:szCs w:val="19"/>
+              </w:rPr>
+              <w:t xml:space="preserve">3.0</w:t>
+            </w:r>
+          </w:p>
+        </w:tc>
+      </w:tr>
+      <w:tr>
+        <w:tc>
+          <w:tcPr>
+            <w:tcW w:type="dxa" w:w="1700"/>
+            <w:shd w:fill="F5F5F5" w:val="clear"/>
+            <w:tcMar>
+              <w:top w:type="dxa" w:w="60"/>
+              <w:left w:type="dxa" w:w="100"/>
+              <w:bottom w:type="dxa" w:w="60"/>
+              <w:right w:type="dxa" w:w="100"/>
+            </w:tcMar>
+            <w:vAlign w:val="center"/>
+          </w:tcPr>
+          <w:p>
+            <w:pPr>
+              <w:jc w:val="left"/>
+            </w:pPr>
+            <w:r>
+              <w:rPr>
+                <w:b w:val="false"/>
+                <w:bCs w:val="false"/>
+                <w:color w:val="000000"/>
+                <w:sz w:val="19"/>
+                <w:szCs w:val="19"/>
+              </w:rPr>
+              <w:t xml:space="preserve">Vienna</w:t>
+            </w:r>
+          </w:p>
+        </w:tc>
+        <w:tc>
+          <w:tcPr>
+            <w:tcW w:type="dxa" w:w="1500"/>
+            <w:shd w:fill="F5F5F5" w:val="clear"/>
+            <w:tcMar>
+              <w:top w:type="dxa" w:w="60"/>
+              <w:left w:type="dxa" w:w="100"/>
+              <w:bottom w:type="dxa" w:w="60"/>
+              <w:right w:type="dxa" w:w="100"/>
+            </w:tcMar>
+            <w:vAlign w:val="center"/>
+          </w:tcPr>
+          <w:p>
+            <w:pPr>
+              <w:jc w:val="center"/>
+            </w:pPr>
+            <w:r>
+              <w:rPr>
+                <w:b w:val="false"/>
+                <w:bCs w:val="false"/>
+                <w:color w:val="000000"/>
+                <w:sz w:val="19"/>
+                <w:szCs w:val="19"/>
+              </w:rPr>
+              <w:t xml:space="preserve">10.7</w:t>
+            </w:r>
+          </w:p>
+        </w:tc>
+        <w:tc>
+          <w:tcPr>
+            <w:tcW w:type="dxa" w:w="1400"/>
+            <w:shd w:fill="F5F5F5" w:val="clear"/>
+            <w:tcMar>
+              <w:top w:type="dxa" w:w="60"/>
+              <w:left w:type="dxa" w:w="100"/>
+              <w:bottom w:type="dxa" w:w="60"/>
+              <w:right w:type="dxa" w:w="100"/>
+            </w:tcMar>
+            <w:vAlign w:val="center"/>
+          </w:tcPr>
+          <w:p>
+            <w:pPr>
+              <w:jc w:val="center"/>
+            </w:pPr>
+            <w:r>
+              <w:rPr>
+                <w:b w:val="false"/>
+                <w:bCs w:val="false"/>
+                <w:color w:val="000000"/>
+                <w:sz w:val="19"/>
+                <w:szCs w:val="19"/>
+              </w:rPr>
+              <w:t xml:space="preserve">1.1</w:t>
+            </w:r>
+          </w:p>
+        </w:tc>
+        <w:tc>
+          <w:tcPr>
+            <w:tcW w:type="dxa" w:w="1300"/>
+            <w:shd w:fill="F5F5F5" w:val="clear"/>
+            <w:tcMar>
+              <w:top w:type="dxa" w:w="60"/>
+              <w:left w:type="dxa" w:w="100"/>
+              <w:bottom w:type="dxa" w:w="60"/>
+              <w:right w:type="dxa" w:w="100"/>
+            </w:tcMar>
+            <w:vAlign w:val="center"/>
+          </w:tcPr>
+          <w:p>
+            <w:pPr>
+              <w:jc w:val="center"/>
+            </w:pPr>
+            <w:r>
+              <w:rPr>
+                <w:b w:val="false"/>
+                <w:bCs w:val="false"/>
+                <w:color w:val="000000"/>
+                <w:sz w:val="19"/>
+                <w:szCs w:val="19"/>
+              </w:rPr>
+              <w:t xml:space="preserve">3.8</w:t>
+            </w:r>
+          </w:p>
+        </w:tc>
+        <w:tc>
+          <w:tcPr>
+            <w:tcW w:type="dxa" w:w="1350"/>
+            <w:shd w:fill="F5F5F5" w:val="clear"/>
+            <w:tcMar>
+              <w:top w:type="dxa" w:w="60"/>
+              <w:left w:type="dxa" w:w="100"/>
+              <w:bottom w:type="dxa" w:w="60"/>
+              <w:right w:type="dxa" w:w="100"/>
+            </w:tcMar>
+            <w:vAlign w:val="center"/>
+          </w:tcPr>
+          <w:p>
+            <w:pPr>
+              <w:jc w:val="center"/>
+            </w:pPr>
+            <w:r>
+              <w:rPr>
+                <w:b w:val="false"/>
+                <w:bCs w:val="false"/>
+                <w:color w:val="000000"/>
+                <w:sz w:val="19"/>
+                <w:szCs w:val="19"/>
+              </w:rPr>
+              <w:t xml:space="preserve">10.3%</w:t>
+            </w:r>
+          </w:p>
+        </w:tc>
+        <w:tc>
+          <w:tcPr>
+            <w:tcW w:type="dxa" w:w="1550"/>
+            <w:shd w:fill="F5F5F5" w:val="clear"/>
+            <w:tcMar>
+              <w:top w:type="dxa" w:w="60"/>
+              <w:left w:type="dxa" w:w="100"/>
+              <w:bottom w:type="dxa" w:w="60"/>
+              <w:right w:type="dxa" w:w="100"/>
+            </w:tcMar>
+            <w:vAlign w:val="center"/>
+          </w:tcPr>
+          <w:p>
+            <w:pPr>
+              <w:jc w:val="center"/>
+            </w:pPr>
+            <w:r>
+              <w:rPr>
+                <w:b w:val="false"/>
+                <w:bCs w:val="false"/>
+                <w:color w:val="000000"/>
+                <w:sz w:val="19"/>
+                <w:szCs w:val="19"/>
+              </w:rPr>
+              <w:t xml:space="preserve">3.5</w:t>
+            </w:r>
+          </w:p>
+        </w:tc>
+      </w:tr>
+      <w:tr>
+        <w:tc>
+          <w:tcPr>
+            <w:tcW w:type="dxa" w:w="1700"/>
+            <w:tcMar>
+              <w:top w:type="dxa" w:w="60"/>
+              <w:left w:type="dxa" w:w="100"/>
+              <w:bottom w:type="dxa" w:w="60"/>
+              <w:right w:type="dxa" w:w="100"/>
+            </w:tcMar>
+            <w:vAlign w:val="center"/>
+          </w:tcPr>
+          <w:p>
+            <w:pPr>
+              <w:jc w:val="left"/>
+            </w:pPr>
+            <w:r>
+              <w:rPr>
+                <w:b w:val="false"/>
+                <w:bCs w:val="false"/>
+                <w:color w:val="000000"/>
+                <w:sz w:val="19"/>
+                <w:szCs w:val="19"/>
+              </w:rPr>
+              <w:t xml:space="preserve">Manchester</w:t>
+            </w:r>
+          </w:p>
+        </w:tc>
+        <w:tc>
+          <w:tcPr>
+            <w:tcW w:type="dxa" w:w="1500"/>
+            <w:tcMar>
+              <w:top w:type="dxa" w:w="60"/>
+              <w:left w:type="dxa" w:w="100"/>
+              <w:bottom w:type="dxa" w:w="60"/>
+              <w:right w:type="dxa" w:w="100"/>
+            </w:tcMar>
+            <w:vAlign w:val="center"/>
+          </w:tcPr>
+          <w:p>
+            <w:pPr>
+              <w:jc w:val="center"/>
+            </w:pPr>
+            <w:r>
+              <w:rPr>
+                <w:b w:val="false"/>
+                <w:bCs w:val="false"/>
+                <w:color w:val="000000"/>
+                <w:sz w:val="19"/>
+                <w:szCs w:val="19"/>
+              </w:rPr>
+              <w:t xml:space="preserve">11.9</w:t>
+            </w:r>
+          </w:p>
+        </w:tc>
+        <w:tc>
+          <w:tcPr>
+            <w:tcW w:type="dxa" w:w="1400"/>
+            <w:tcMar>
+              <w:top w:type="dxa" w:w="60"/>
+              <w:left w:type="dxa" w:w="100"/>
+              <w:bottom w:type="dxa" w:w="60"/>
+              <w:right w:type="dxa" w:w="100"/>
+            </w:tcMar>
+            <w:vAlign w:val="center"/>
+          </w:tcPr>
+          <w:p>
+            <w:pPr>
+              <w:jc w:val="center"/>
+            </w:pPr>
+            <w:r>
+              <w:rPr>
+                <w:b w:val="false"/>
+                <w:bCs w:val="false"/>
+                <w:color w:val="000000"/>
+                <w:sz w:val="19"/>
+                <w:szCs w:val="19"/>
+              </w:rPr>
+              <w:t xml:space="preserve">1.0</w:t>
+            </w:r>
+          </w:p>
+        </w:tc>
+        <w:tc>
+          <w:tcPr>
+            <w:tcW w:type="dxa" w:w="1300"/>
+            <w:tcMar>
+              <w:top w:type="dxa" w:w="60"/>
+              <w:left w:type="dxa" w:w="100"/>
+              <w:bottom w:type="dxa" w:w="60"/>
+              <w:right w:type="dxa" w:w="100"/>
+            </w:tcMar>
+            <w:vAlign w:val="center"/>
+          </w:tcPr>
+          <w:p>
+            <w:pPr>
+              <w:jc w:val="center"/>
+            </w:pPr>
+            <w:r>
+              <w:rPr>
+                <w:b w:val="false"/>
+                <w:bCs w:val="false"/>
+                <w:color w:val="000000"/>
+                <w:sz w:val="19"/>
+                <w:szCs w:val="19"/>
+              </w:rPr>
+              <w:t xml:space="preserve">4.0</w:t>
+            </w:r>
+          </w:p>
+        </w:tc>
+        <w:tc>
+          <w:tcPr>
+            <w:tcW w:type="dxa" w:w="1350"/>
+            <w:tcMar>
+              <w:top w:type="dxa" w:w="60"/>
+              <w:left w:type="dxa" w:w="100"/>
+              <w:bottom w:type="dxa" w:w="60"/>
+              <w:right w:type="dxa" w:w="100"/>
+            </w:tcMar>
+            <w:vAlign w:val="center"/>
+          </w:tcPr>
+          <w:p>
+            <w:pPr>
+              <w:jc w:val="center"/>
+            </w:pPr>
+            <w:r>
+              <w:rPr>
+                <w:b w:val="false"/>
+                <w:bCs w:val="false"/>
+                <w:color w:val="000000"/>
+                <w:sz w:val="19"/>
+                <w:szCs w:val="19"/>
+              </w:rPr>
+              <w:t xml:space="preserve">8.4%</w:t>
+            </w:r>
+          </w:p>
+        </w:tc>
+        <w:tc>
+          <w:tcPr>
+            <w:tcW w:type="dxa" w:w="1550"/>
+            <w:tcMar>
+              <w:top w:type="dxa" w:w="60"/>
+              <w:left w:type="dxa" w:w="100"/>
+              <w:bottom w:type="dxa" w:w="60"/>
+              <w:right w:type="dxa" w:w="100"/>
+            </w:tcMar>
+            <w:vAlign w:val="center"/>
+          </w:tcPr>
+          <w:p>
+            <w:pPr>
+              <w:jc w:val="center"/>
+            </w:pPr>
+            <w:r>
+              <w:rPr>
+                <w:b w:val="false"/>
+                <w:bCs w:val="false"/>
+                <w:color w:val="000000"/>
+                <w:sz w:val="19"/>
+                <w:szCs w:val="19"/>
+              </w:rPr>
+              <w:t xml:space="preserve">4.0</w:t>
+            </w:r>
+          </w:p>
+        </w:tc>
+      </w:tr>
+      <w:tr>
+        <w:tc>
+          <w:tcPr>
+            <w:tcW w:type="dxa" w:w="1700"/>
+            <w:shd w:fill="F5F5F5" w:val="clear"/>
+            <w:tcMar>
+              <w:top w:type="dxa" w:w="60"/>
+              <w:left w:type="dxa" w:w="100"/>
+              <w:bottom w:type="dxa" w:w="60"/>
+              <w:right w:type="dxa" w:w="100"/>
+            </w:tcMar>
+            <w:vAlign w:val="center"/>
+          </w:tcPr>
+          <w:p>
+            <w:pPr>
+              <w:jc w:val="left"/>
+            </w:pPr>
+            <w:r>
+              <w:rPr>
+                <w:b w:val="false"/>
+                <w:bCs w:val="false"/>
+                <w:color w:val="000000"/>
+                <w:sz w:val="19"/>
+                <w:szCs w:val="19"/>
+              </w:rPr>
+              <w:t xml:space="preserve">Oslo</w:t>
+            </w:r>
+          </w:p>
+        </w:tc>
+        <w:tc>
+          <w:tcPr>
+            <w:tcW w:type="dxa" w:w="1500"/>
+            <w:shd w:fill="F5F5F5" w:val="clear"/>
+            <w:tcMar>
+              <w:top w:type="dxa" w:w="60"/>
+              <w:left w:type="dxa" w:w="100"/>
+              <w:bottom w:type="dxa" w:w="60"/>
+              <w:right w:type="dxa" w:w="100"/>
+            </w:tcMar>
+            <w:vAlign w:val="center"/>
+          </w:tcPr>
+          <w:p>
+            <w:pPr>
+              <w:jc w:val="center"/>
+            </w:pPr>
+            <w:r>
+              <w:rPr>
+                <w:b w:val="false"/>
+                <w:bCs w:val="false"/>
+                <w:color w:val="000000"/>
+                <w:sz w:val="19"/>
+                <w:szCs w:val="19"/>
+              </w:rPr>
+              <w:t xml:space="preserve">12.0</w:t>
+            </w:r>
+          </w:p>
+        </w:tc>
+        <w:tc>
+          <w:tcPr>
+            <w:tcW w:type="dxa" w:w="1400"/>
+            <w:shd w:fill="F5F5F5" w:val="clear"/>
+            <w:tcMar>
+              <w:top w:type="dxa" w:w="60"/>
+              <w:left w:type="dxa" w:w="100"/>
+              <w:bottom w:type="dxa" w:w="60"/>
+              <w:right w:type="dxa" w:w="100"/>
+            </w:tcMar>
+            <w:vAlign w:val="center"/>
+          </w:tcPr>
+          <w:p>
+            <w:pPr>
+              <w:jc w:val="center"/>
+            </w:pPr>
+            <w:r>
+              <w:rPr>
+                <w:b w:val="false"/>
+                <w:bCs w:val="false"/>
+                <w:color w:val="000000"/>
+                <w:sz w:val="19"/>
+                <w:szCs w:val="19"/>
+              </w:rPr>
+              <w:t xml:space="preserve">0.6</w:t>
+            </w:r>
+          </w:p>
+        </w:tc>
+        <w:tc>
+          <w:tcPr>
+            <w:tcW w:type="dxa" w:w="1300"/>
+            <w:shd w:fill="F5F5F5" w:val="clear"/>
+            <w:tcMar>
+              <w:top w:type="dxa" w:w="60"/>
+              <w:left w:type="dxa" w:w="100"/>
+              <w:bottom w:type="dxa" w:w="60"/>
+              <w:right w:type="dxa" w:w="100"/>
+            </w:tcMar>
+            <w:vAlign w:val="center"/>
+          </w:tcPr>
+          <w:p>
+            <w:pPr>
+              <w:jc w:val="center"/>
+            </w:pPr>
+            <w:r>
+              <w:rPr>
+                <w:b w:val="false"/>
+                <w:bCs w:val="false"/>
+                <w:color w:val="000000"/>
+                <w:sz w:val="19"/>
+                <w:szCs w:val="19"/>
+              </w:rPr>
+              <w:t xml:space="preserve">4.0</w:t>
+            </w:r>
+          </w:p>
+        </w:tc>
+        <w:tc>
+          <w:tcPr>
+            <w:tcW w:type="dxa" w:w="1350"/>
+            <w:shd w:fill="F5F5F5" w:val="clear"/>
+            <w:tcMar>
+              <w:top w:type="dxa" w:w="60"/>
+              <w:left w:type="dxa" w:w="100"/>
+              <w:bottom w:type="dxa" w:w="60"/>
+              <w:right w:type="dxa" w:w="100"/>
+            </w:tcMar>
+            <w:vAlign w:val="center"/>
+          </w:tcPr>
+          <w:p>
+            <w:pPr>
+              <w:jc w:val="center"/>
+            </w:pPr>
+            <w:r>
+              <w:rPr>
+                <w:b w:val="false"/>
+                <w:bCs w:val="false"/>
+                <w:color w:val="000000"/>
+                <w:sz w:val="19"/>
+                <w:szCs w:val="19"/>
+              </w:rPr>
+              <w:t xml:space="preserve">5.0%</w:t>
+            </w:r>
+          </w:p>
+        </w:tc>
+        <w:tc>
+          <w:tcPr>
+            <w:tcW w:type="dxa" w:w="1550"/>
+            <w:shd w:fill="F5F5F5" w:val="clear"/>
+            <w:tcMar>
+              <w:top w:type="dxa" w:w="60"/>
+              <w:left w:type="dxa" w:w="100"/>
+              <w:bottom w:type="dxa" w:w="60"/>
+              <w:right w:type="dxa" w:w="100"/>
+            </w:tcMar>
+            <w:vAlign w:val="center"/>
+          </w:tcPr>
+          <w:p>
+            <w:pPr>
+              <w:jc w:val="center"/>
+            </w:pPr>
+            <w:r>
+              <w:rPr>
+                <w:b w:val="false"/>
+                <w:bCs w:val="false"/>
+                <w:color w:val="000000"/>
+                <w:sz w:val="19"/>
+                <w:szCs w:val="19"/>
+              </w:rPr>
+              <w:t xml:space="preserve">6.7</w:t>
+            </w:r>
+          </w:p>
+        </w:tc>
+      </w:tr>
+      <w:tr>
+        <w:tc>
+          <w:tcPr>
+            <w:tcW w:type="dxa" w:w="1700"/>
+            <w:tcMar>
+              <w:top w:type="dxa" w:w="60"/>
+              <w:left w:type="dxa" w:w="100"/>
+              <w:bottom w:type="dxa" w:w="60"/>
+              <w:right w:type="dxa" w:w="100"/>
+            </w:tcMar>
+            <w:vAlign w:val="center"/>
+          </w:tcPr>
+          <w:p>
+            <w:pPr>
+              <w:jc w:val="left"/>
+            </w:pPr>
+            <w:r>
+              <w:rPr>
+                <w:b w:val="false"/>
+                <w:bCs w:val="false"/>
+                <w:color w:val="000000"/>
+                <w:sz w:val="19"/>
+                <w:szCs w:val="19"/>
+              </w:rPr>
+              <w:t xml:space="preserve">London</w:t>
+            </w:r>
+          </w:p>
+        </w:tc>
+        <w:tc>
+          <w:tcPr>
+            <w:tcW w:type="dxa" w:w="1500"/>
+            <w:tcMar>
+              <w:top w:type="dxa" w:w="60"/>
+              <w:left w:type="dxa" w:w="100"/>
+              <w:bottom w:type="dxa" w:w="60"/>
+              <w:right w:type="dxa" w:w="100"/>
+            </w:tcMar>
+            <w:vAlign w:val="center"/>
+          </w:tcPr>
+          <w:p>
+            <w:pPr>
+              <w:jc w:val="center"/>
+            </w:pPr>
+            <w:r>
+              <w:rPr>
+                <w:b w:val="false"/>
+                <w:bCs w:val="false"/>
+                <w:color w:val="000000"/>
+                <w:sz w:val="19"/>
+                <w:szCs w:val="19"/>
+              </w:rPr>
+              <w:t xml:space="preserve">14.5</w:t>
+            </w:r>
+          </w:p>
+        </w:tc>
+        <w:tc>
+          <w:tcPr>
+            <w:tcW w:type="dxa" w:w="1400"/>
+            <w:tcMar>
+              <w:top w:type="dxa" w:w="60"/>
+              <w:left w:type="dxa" w:w="100"/>
+              <w:bottom w:type="dxa" w:w="60"/>
+              <w:right w:type="dxa" w:w="100"/>
+            </w:tcMar>
+            <w:vAlign w:val="center"/>
+          </w:tcPr>
+          <w:p>
+            <w:pPr>
+              <w:jc w:val="center"/>
+            </w:pPr>
+            <w:r>
+              <w:rPr>
+                <w:b w:val="false"/>
+                <w:bCs w:val="false"/>
+                <w:color w:val="000000"/>
+                <w:sz w:val="19"/>
+                <w:szCs w:val="19"/>
+              </w:rPr>
+              <w:t xml:space="preserve">0.7</w:t>
+            </w:r>
+          </w:p>
+        </w:tc>
+        <w:tc>
+          <w:tcPr>
+            <w:tcW w:type="dxa" w:w="1300"/>
+            <w:tcMar>
+              <w:top w:type="dxa" w:w="60"/>
+              <w:left w:type="dxa" w:w="100"/>
+              <w:bottom w:type="dxa" w:w="60"/>
+              <w:right w:type="dxa" w:w="100"/>
+            </w:tcMar>
+            <w:vAlign w:val="center"/>
+          </w:tcPr>
+          <w:p>
+            <w:pPr>
+              <w:jc w:val="center"/>
+            </w:pPr>
+            <w:r>
+              <w:rPr>
+                <w:b w:val="false"/>
+                <w:bCs w:val="false"/>
+                <w:color w:val="000000"/>
+                <w:sz w:val="19"/>
+                <w:szCs w:val="19"/>
+              </w:rPr>
+              <w:t xml:space="preserve">5.0</w:t>
+            </w:r>
+          </w:p>
+        </w:tc>
+        <w:tc>
+          <w:tcPr>
+            <w:tcW w:type="dxa" w:w="1350"/>
+            <w:tcMar>
+              <w:top w:type="dxa" w:w="60"/>
+              <w:left w:type="dxa" w:w="100"/>
+              <w:bottom w:type="dxa" w:w="60"/>
+              <w:right w:type="dxa" w:w="100"/>
+            </w:tcMar>
+            <w:vAlign w:val="center"/>
+          </w:tcPr>
+          <w:p>
+            <w:pPr>
+              <w:jc w:val="center"/>
+            </w:pPr>
+            <w:r>
+              <w:rPr>
+                <w:b w:val="false"/>
+                <w:bCs w:val="false"/>
+                <w:color w:val="000000"/>
+                <w:sz w:val="19"/>
+                <w:szCs w:val="19"/>
+              </w:rPr>
+              <w:t xml:space="preserve">4.8%</w:t>
+            </w:r>
+          </w:p>
+        </w:tc>
+        <w:tc>
+          <w:tcPr>
+            <w:tcW w:type="dxa" w:w="1550"/>
+            <w:tcMar>
+              <w:top w:type="dxa" w:w="60"/>
+              <w:left w:type="dxa" w:w="100"/>
+              <w:bottom w:type="dxa" w:w="60"/>
+              <w:right w:type="dxa" w:w="100"/>
+            </w:tcMar>
+            <w:vAlign w:val="center"/>
+          </w:tcPr>
+          <w:p>
+            <w:pPr>
+              <w:jc w:val="center"/>
+            </w:pPr>
+            <w:r>
+              <w:rPr>
+                <w:b w:val="false"/>
+                <w:bCs w:val="false"/>
+                <w:color w:val="000000"/>
+                <w:sz w:val="19"/>
+                <w:szCs w:val="19"/>
+              </w:rPr>
+              <w:t xml:space="preserve">7.1</w:t>
+            </w:r>
+          </w:p>
+        </w:tc>
+      </w:tr>
+      <w:tr>
+        <w:tc>
+          <w:tcPr>
+            <w:tcW w:type="dxa" w:w="1700"/>
+            <w:shd w:fill="F5F5F5" w:val="clear"/>
+            <w:tcMar>
+              <w:top w:type="dxa" w:w="60"/>
+              <w:left w:type="dxa" w:w="100"/>
+              <w:bottom w:type="dxa" w:w="60"/>
+              <w:right w:type="dxa" w:w="100"/>
+            </w:tcMar>
+            <w:vAlign w:val="center"/>
+          </w:tcPr>
+          <w:p>
+            <w:pPr>
+              <w:jc w:val="left"/>
+            </w:pPr>
+            <w:r>
+              <w:rPr>
+                <w:b w:val="false"/>
+                <w:bCs w:val="false"/>
+                <w:color w:val="000000"/>
+                <w:sz w:val="19"/>
+                <w:szCs w:val="19"/>
+              </w:rPr>
+              <w:t xml:space="preserve">Copenhagen</w:t>
+            </w:r>
+          </w:p>
+        </w:tc>
+        <w:tc>
+          <w:tcPr>
+            <w:tcW w:type="dxa" w:w="1500"/>
+            <w:shd w:fill="F5F5F5" w:val="clear"/>
+            <w:tcMar>
+              <w:top w:type="dxa" w:w="60"/>
+              <w:left w:type="dxa" w:w="100"/>
+              <w:bottom w:type="dxa" w:w="60"/>
+              <w:right w:type="dxa" w:w="100"/>
+            </w:tcMar>
+            <w:vAlign w:val="center"/>
+          </w:tcPr>
+          <w:p>
+            <w:pPr>
+              <w:jc w:val="center"/>
+            </w:pPr>
+            <w:r>
+              <w:rPr>
+                <w:b w:val="false"/>
+                <w:bCs w:val="false"/>
+                <w:color w:val="000000"/>
+                <w:sz w:val="19"/>
+                <w:szCs w:val="19"/>
+              </w:rPr>
+              <w:t xml:space="preserve">12.5</w:t>
+            </w:r>
+          </w:p>
+        </w:tc>
+        <w:tc>
+          <w:tcPr>
+            <w:tcW w:type="dxa" w:w="1400"/>
+            <w:shd w:fill="F5F5F5" w:val="clear"/>
+            <w:tcMar>
+              <w:top w:type="dxa" w:w="60"/>
+              <w:left w:type="dxa" w:w="100"/>
+              <w:bottom w:type="dxa" w:w="60"/>
+              <w:right w:type="dxa" w:w="100"/>
+            </w:tcMar>
+            <w:vAlign w:val="center"/>
+          </w:tcPr>
+          <w:p>
+            <w:pPr>
+              <w:jc w:val="center"/>
+            </w:pPr>
+            <w:r>
+              <w:rPr>
+                <w:b w:val="false"/>
+                <w:bCs w:val="false"/>
+                <w:color w:val="000000"/>
+                <w:sz w:val="19"/>
+                <w:szCs w:val="19"/>
+              </w:rPr>
+              <w:t xml:space="preserve">0.2</w:t>
+            </w:r>
+          </w:p>
+        </w:tc>
+        <w:tc>
+          <w:tcPr>
+            <w:tcW w:type="dxa" w:w="1300"/>
+            <w:shd w:fill="F5F5F5" w:val="clear"/>
+            <w:tcMar>
+              <w:top w:type="dxa" w:w="60"/>
+              <w:left w:type="dxa" w:w="100"/>
+              <w:bottom w:type="dxa" w:w="60"/>
+              <w:right w:type="dxa" w:w="100"/>
+            </w:tcMar>
+            <w:vAlign w:val="center"/>
+          </w:tcPr>
+          <w:p>
+            <w:pPr>
+              <w:jc w:val="center"/>
+            </w:pPr>
+            <w:r>
+              <w:rPr>
+                <w:b w:val="false"/>
+                <w:bCs w:val="false"/>
+                <w:color w:val="000000"/>
+                <w:sz w:val="19"/>
+                <w:szCs w:val="19"/>
+              </w:rPr>
+              <w:t xml:space="preserve">4.0</w:t>
+            </w:r>
+          </w:p>
+        </w:tc>
+        <w:tc>
+          <w:tcPr>
+            <w:tcW w:type="dxa" w:w="1350"/>
+            <w:shd w:fill="F5F5F5" w:val="clear"/>
+            <w:tcMar>
+              <w:top w:type="dxa" w:w="60"/>
+              <w:left w:type="dxa" w:w="100"/>
+              <w:bottom w:type="dxa" w:w="60"/>
+              <w:right w:type="dxa" w:w="100"/>
+            </w:tcMar>
+            <w:vAlign w:val="center"/>
+          </w:tcPr>
+          <w:p>
+            <w:pPr>
+              <w:jc w:val="center"/>
+            </w:pPr>
+            <w:r>
+              <w:rPr>
+                <w:b w:val="false"/>
+                <w:bCs w:val="false"/>
+                <w:color w:val="000000"/>
+                <w:sz w:val="19"/>
+                <w:szCs w:val="19"/>
+              </w:rPr>
+              <w:t xml:space="preserve">1.6%</w:t>
+            </w:r>
+          </w:p>
+        </w:tc>
+        <w:tc>
+          <w:tcPr>
+            <w:tcW w:type="dxa" w:w="1550"/>
+            <w:shd w:fill="F5F5F5" w:val="clear"/>
+            <w:tcMar>
+              <w:top w:type="dxa" w:w="60"/>
+              <w:left w:type="dxa" w:w="100"/>
+              <w:bottom w:type="dxa" w:w="60"/>
+              <w:right w:type="dxa" w:w="100"/>
+            </w:tcMar>
+            <w:vAlign w:val="center"/>
+          </w:tcPr>
+          <w:p>
+            <w:pPr>
+              <w:jc w:val="center"/>
+            </w:pPr>
+            <w:r>
+              <w:rPr>
+                <w:b w:val="false"/>
+                <w:bCs w:val="false"/>
+                <w:color w:val="000000"/>
+                <w:sz w:val="19"/>
+                <w:szCs w:val="19"/>
+              </w:rPr>
+              <w:t xml:space="preserve">20.0</w:t>
+            </w:r>
+          </w:p>
+        </w:tc>
+      </w:tr>
+    </w:tbl>
+    <w:p>
+      <w:pPr>
+        <w:pBdr>
+          <w:left w:val="single" w:color="3C8A4C" w:sz="18"/>
+        </w:pBdr>
+        <w:shd w:fill="EAF3EA" w:val="clear"/>
+        <w:spacing w:after="120" w:before="100"/>
+        <w:ind w:left="150" w:right="100"/>
+      </w:pPr>
+      <w:r>
+        <w:rPr>
+          <w:b/>
+          <w:bCs/>
+          <w:color w:val="1F5C2E"/>
+        </w:rPr>
+        <w:t xml:space="preserve">DATA SHOWS: </w:t>
+      </w:r>
+      <w:r>
+        <w:t xml:space="preserve">Copenhagen is the clearest proof that Capex-to-Sales would have missed the real problem: its 12.5M Gross Sales run-rate sits squarely in the middle of the roster, unremarkable on a sales screen — but its EBIT margin (1.6%) and payback (20 years) are by far the worst of any store. A sales-only screen would never have flagged it.</w:t>
+      </w:r>
+    </w:p>
+    <w:p>
+      <w:pPr>
+        <w:pStyle w:val="Heading3"/>
+        <w:spacing w:after="100" w:before="200"/>
+      </w:pPr>
+      <w:r>
+        <w:t xml:space="preserve">A critical caveat: these figures are a 2032 snapshot, not a normalized run-rate</w:t>
+      </w:r>
+    </w:p>
+    <w:p>
+      <w:pPr>
+        <w:spacing w:after="160"/>
+      </w:pPr>
+      <w:r>
+        <w:t xml:space="preserve">The 16 stores open across four different years (2026-2029), but the Sales/EBIT figures above are all read off the same single point in time — the 2032 slide. That means a store's apparent maturity depends partly on how long it has had to ramp by 2032, not just on the quality of the site.</w:t>
+      </w:r>
+    </w:p>
+    <w:tbl>
+      <w:tblPr>
+        <w:tblW w:type="dxa" w:w="9350"/>
+        <w:tblBorders>
+          <w:top w:val="single" w:color="auto" w:sz="4"/>
+          <w:left w:val="single" w:color="auto" w:sz="4"/>
+          <w:bottom w:val="single" w:color="auto" w:sz="4"/>
+          <w:right w:val="single" w:color="auto" w:sz="4"/>
+          <w:insideH w:val="single" w:color="auto" w:sz="4"/>
+          <w:insideV w:val="single" w:color="auto" w:sz="4"/>
+        </w:tblBorders>
+      </w:tblPr>
+      <w:tblGrid>
+        <w:gridCol w:w="2000"/>
+        <w:gridCol w:w="2400"/>
+        <w:gridCol w:w="1400"/>
+        <w:gridCol w:w="2000"/>
+        <w:gridCol w:w="2050"/>
+      </w:tblGrid>
+      <w:tr>
+        <w:trPr>
+          <w:tblHeader/>
+        </w:trPr>
+        <w:tc>
+          <w:tcPr>
+            <w:tcW w:type="dxa" w:w="2000"/>
+            <w:shd w:fill="2F2F2F" w:val="clear"/>
+            <w:tcMar>
+              <w:top w:type="dxa" w:w="60"/>
+              <w:left w:type="dxa" w:w="100"/>
+              <w:bottom w:type="dxa" w:w="60"/>
+              <w:right w:type="dxa" w:w="100"/>
+            </w:tcMar>
+            <w:vAlign w:val="center"/>
+          </w:tcPr>
+          <w:p>
+            <w:pPr>
+              <w:jc w:val="left"/>
+            </w:pPr>
+            <w:r>
+              <w:rPr>
+                <w:b/>
+                <w:bCs/>
+                <w:color w:val="FFFFFF"/>
+                <w:sz w:val="19"/>
+                <w:szCs w:val="19"/>
+              </w:rPr>
+              <w:t xml:space="preserve">Opening year</w:t>
+            </w:r>
+          </w:p>
+        </w:tc>
+        <w:tc>
+          <w:tcPr>
+            <w:tcW w:type="dxa" w:w="2400"/>
+            <w:shd w:fill="2F2F2F" w:val="clear"/>
+            <w:tcMar>
+              <w:top w:type="dxa" w:w="60"/>
+              <w:left w:type="dxa" w:w="100"/>
+              <w:bottom w:type="dxa" w:w="60"/>
+              <w:right w:type="dxa" w:w="100"/>
+            </w:tcMar>
+            <w:vAlign w:val="center"/>
+          </w:tcPr>
+          <w:p>
+            <w:pPr>
+              <w:jc w:val="center"/>
+            </w:pPr>
+            <w:r>
+              <w:rPr>
+                <w:b/>
+                <w:bCs/>
+                <w:color w:val="FFFFFF"/>
+                <w:sz w:val="19"/>
+                <w:szCs w:val="19"/>
+              </w:rPr>
+              <w:t xml:space="preserve">Years to mature by 2032</w:t>
+            </w:r>
+          </w:p>
+        </w:tc>
+        <w:tc>
+          <w:tcPr>
+            <w:tcW w:type="dxa" w:w="1400"/>
+            <w:shd w:fill="2F2F2F" w:val="clear"/>
+            <w:tcMar>
+              <w:top w:type="dxa" w:w="60"/>
+              <w:left w:type="dxa" w:w="100"/>
+              <w:bottom w:type="dxa" w:w="60"/>
+              <w:right w:type="dxa" w:w="100"/>
+            </w:tcMar>
+            <w:vAlign w:val="center"/>
+          </w:tcPr>
+          <w:p>
+            <w:pPr>
+              <w:jc w:val="center"/>
+            </w:pPr>
+            <w:r>
+              <w:rPr>
+                <w:b/>
+                <w:bCs/>
+                <w:color w:val="FFFFFF"/>
+                <w:sz w:val="19"/>
+                <w:szCs w:val="19"/>
+              </w:rPr>
+              <w:t xml:space="preserve">N stores</w:t>
+            </w:r>
+          </w:p>
+        </w:tc>
+        <w:tc>
+          <w:tcPr>
+            <w:tcW w:type="dxa" w:w="2000"/>
+            <w:shd w:fill="2F2F2F" w:val="clear"/>
+            <w:tcMar>
+              <w:top w:type="dxa" w:w="60"/>
+              <w:left w:type="dxa" w:w="100"/>
+              <w:bottom w:type="dxa" w:w="60"/>
+              <w:right w:type="dxa" w:w="100"/>
+            </w:tcMar>
+            <w:vAlign w:val="center"/>
+          </w:tcPr>
+          <w:p>
+            <w:pPr>
+              <w:jc w:val="center"/>
+            </w:pPr>
+            <w:r>
+              <w:rPr>
+                <w:b/>
+                <w:bCs/>
+                <w:color w:val="FFFFFF"/>
+                <w:sz w:val="19"/>
+                <w:szCs w:val="19"/>
+              </w:rPr>
+              <w:t xml:space="preserve">Avg EBIT margin</w:t>
+            </w:r>
+          </w:p>
+        </w:tc>
+        <w:tc>
+          <w:tcPr>
+            <w:tcW w:type="dxa" w:w="2050"/>
+            <w:shd w:fill="2F2F2F" w:val="clear"/>
+            <w:tcMar>
+              <w:top w:type="dxa" w:w="60"/>
+              <w:left w:type="dxa" w:w="100"/>
+              <w:bottom w:type="dxa" w:w="60"/>
+              <w:right w:type="dxa" w:w="100"/>
+            </w:tcMar>
+            <w:vAlign w:val="center"/>
+          </w:tcPr>
+          <w:p>
+            <w:pPr>
+              <w:jc w:val="center"/>
+            </w:pPr>
+            <w:r>
+              <w:rPr>
+                <w:b/>
+                <w:bCs/>
+                <w:color w:val="FFFFFF"/>
+                <w:sz w:val="19"/>
+                <w:szCs w:val="19"/>
+              </w:rPr>
+              <w:t xml:space="preserve">Avg payback (yrs)</w:t>
+            </w:r>
+          </w:p>
+        </w:tc>
+      </w:tr>
+      <w:tr>
+        <w:tc>
+          <w:tcPr>
+            <w:tcW w:type="dxa" w:w="2000"/>
+            <w:tcMar>
+              <w:top w:type="dxa" w:w="60"/>
+              <w:left w:type="dxa" w:w="100"/>
+              <w:bottom w:type="dxa" w:w="60"/>
+              <w:right w:type="dxa" w:w="100"/>
+            </w:tcMar>
+            <w:vAlign w:val="center"/>
+          </w:tcPr>
+          <w:p>
+            <w:pPr>
+              <w:jc w:val="left"/>
+            </w:pPr>
+            <w:r>
+              <w:rPr>
+                <w:b w:val="false"/>
+                <w:bCs w:val="false"/>
+                <w:color w:val="000000"/>
+                <w:sz w:val="19"/>
+                <w:szCs w:val="19"/>
+              </w:rPr>
+              <w:t xml:space="preserve">2026</w:t>
+            </w:r>
+          </w:p>
+        </w:tc>
+        <w:tc>
+          <w:tcPr>
+            <w:tcW w:type="dxa" w:w="2400"/>
+            <w:tcMar>
+              <w:top w:type="dxa" w:w="60"/>
+              <w:left w:type="dxa" w:w="100"/>
+              <w:bottom w:type="dxa" w:w="60"/>
+              <w:right w:type="dxa" w:w="100"/>
+            </w:tcMar>
+            <w:vAlign w:val="center"/>
+          </w:tcPr>
+          <w:p>
+            <w:pPr>
+              <w:jc w:val="center"/>
+            </w:pPr>
+            <w:r>
+              <w:rPr>
+                <w:b w:val="false"/>
+                <w:bCs w:val="false"/>
+                <w:color w:val="000000"/>
+                <w:sz w:val="19"/>
+                <w:szCs w:val="19"/>
+              </w:rPr>
+              <w:t xml:space="preserve">6</w:t>
+            </w:r>
+          </w:p>
+        </w:tc>
+        <w:tc>
+          <w:tcPr>
+            <w:tcW w:type="dxa" w:w="1400"/>
+            <w:tcMar>
+              <w:top w:type="dxa" w:w="60"/>
+              <w:left w:type="dxa" w:w="100"/>
+              <w:bottom w:type="dxa" w:w="60"/>
+              <w:right w:type="dxa" w:w="100"/>
+            </w:tcMar>
+            <w:vAlign w:val="center"/>
+          </w:tcPr>
+          <w:p>
+            <w:pPr>
+              <w:jc w:val="center"/>
+            </w:pPr>
+            <w:r>
+              <w:rPr>
+                <w:b w:val="false"/>
+                <w:bCs w:val="false"/>
+                <w:color w:val="000000"/>
+                <w:sz w:val="19"/>
+                <w:szCs w:val="19"/>
+              </w:rPr>
+              <w:t xml:space="preserve">2</w:t>
+            </w:r>
+          </w:p>
+        </w:tc>
+        <w:tc>
+          <w:tcPr>
+            <w:tcW w:type="dxa" w:w="2000"/>
+            <w:tcMar>
+              <w:top w:type="dxa" w:w="60"/>
+              <w:left w:type="dxa" w:w="100"/>
+              <w:bottom w:type="dxa" w:w="60"/>
+              <w:right w:type="dxa" w:w="100"/>
+            </w:tcMar>
+            <w:vAlign w:val="center"/>
+          </w:tcPr>
+          <w:p>
+            <w:pPr>
+              <w:jc w:val="center"/>
+            </w:pPr>
+            <w:r>
+              <w:rPr>
+                <w:b w:val="false"/>
+                <w:bCs w:val="false"/>
+                <w:color w:val="000000"/>
+                <w:sz w:val="19"/>
+                <w:szCs w:val="19"/>
+              </w:rPr>
+              <w:t xml:space="preserve">26.4%</w:t>
+            </w:r>
+          </w:p>
+        </w:tc>
+        <w:tc>
+          <w:tcPr>
+            <w:tcW w:type="dxa" w:w="2050"/>
+            <w:tcMar>
+              <w:top w:type="dxa" w:w="60"/>
+              <w:left w:type="dxa" w:w="100"/>
+              <w:bottom w:type="dxa" w:w="60"/>
+              <w:right w:type="dxa" w:w="100"/>
+            </w:tcMar>
+            <w:vAlign w:val="center"/>
+          </w:tcPr>
+          <w:p>
+            <w:pPr>
+              <w:jc w:val="center"/>
+            </w:pPr>
+            <w:r>
+              <w:rPr>
+                <w:b w:val="false"/>
+                <w:bCs w:val="false"/>
+                <w:color w:val="000000"/>
+                <w:sz w:val="19"/>
+                <w:szCs w:val="19"/>
+              </w:rPr>
+              <w:t xml:space="preserve">1.4</w:t>
+            </w:r>
+          </w:p>
+        </w:tc>
+      </w:tr>
+      <w:tr>
+        <w:tc>
+          <w:tcPr>
+            <w:tcW w:type="dxa" w:w="2000"/>
+            <w:shd w:fill="F5F5F5" w:val="clear"/>
+            <w:tcMar>
+              <w:top w:type="dxa" w:w="60"/>
+              <w:left w:type="dxa" w:w="100"/>
+              <w:bottom w:type="dxa" w:w="60"/>
+              <w:right w:type="dxa" w:w="100"/>
+            </w:tcMar>
+            <w:vAlign w:val="center"/>
+          </w:tcPr>
+          <w:p>
+            <w:pPr>
+              <w:jc w:val="left"/>
+            </w:pPr>
+            <w:r>
+              <w:rPr>
+                <w:b w:val="false"/>
+                <w:bCs w:val="false"/>
+                <w:color w:val="000000"/>
+                <w:sz w:val="19"/>
+                <w:szCs w:val="19"/>
+              </w:rPr>
+              <w:t xml:space="preserve">2027</w:t>
+            </w:r>
+          </w:p>
+        </w:tc>
+        <w:tc>
+          <w:tcPr>
+            <w:tcW w:type="dxa" w:w="2400"/>
+            <w:shd w:fill="F5F5F5" w:val="clear"/>
+            <w:tcMar>
+              <w:top w:type="dxa" w:w="60"/>
+              <w:left w:type="dxa" w:w="100"/>
+              <w:bottom w:type="dxa" w:w="60"/>
+              <w:right w:type="dxa" w:w="100"/>
+            </w:tcMar>
+            <w:vAlign w:val="center"/>
+          </w:tcPr>
+          <w:p>
+            <w:pPr>
+              <w:jc w:val="center"/>
+            </w:pPr>
+            <w:r>
+              <w:rPr>
+                <w:b w:val="false"/>
+                <w:bCs w:val="false"/>
+                <w:color w:val="000000"/>
+                <w:sz w:val="19"/>
+                <w:szCs w:val="19"/>
+              </w:rPr>
+              <w:t xml:space="preserve">5</w:t>
+            </w:r>
+          </w:p>
+        </w:tc>
+        <w:tc>
+          <w:tcPr>
+            <w:tcW w:type="dxa" w:w="1400"/>
+            <w:shd w:fill="F5F5F5" w:val="clear"/>
+            <w:tcMar>
+              <w:top w:type="dxa" w:w="60"/>
+              <w:left w:type="dxa" w:w="100"/>
+              <w:bottom w:type="dxa" w:w="60"/>
+              <w:right w:type="dxa" w:w="100"/>
+            </w:tcMar>
+            <w:vAlign w:val="center"/>
+          </w:tcPr>
+          <w:p>
+            <w:pPr>
+              <w:jc w:val="center"/>
+            </w:pPr>
+            <w:r>
+              <w:rPr>
+                <w:b w:val="false"/>
+                <w:bCs w:val="false"/>
+                <w:color w:val="000000"/>
+                <w:sz w:val="19"/>
+                <w:szCs w:val="19"/>
+              </w:rPr>
+              <w:t xml:space="preserve">6</w:t>
+            </w:r>
+          </w:p>
+        </w:tc>
+        <w:tc>
+          <w:tcPr>
+            <w:tcW w:type="dxa" w:w="2000"/>
+            <w:shd w:fill="F5F5F5" w:val="clear"/>
+            <w:tcMar>
+              <w:top w:type="dxa" w:w="60"/>
+              <w:left w:type="dxa" w:w="100"/>
+              <w:bottom w:type="dxa" w:w="60"/>
+              <w:right w:type="dxa" w:w="100"/>
+            </w:tcMar>
+            <w:vAlign w:val="center"/>
+          </w:tcPr>
+          <w:p>
+            <w:pPr>
+              <w:jc w:val="center"/>
+            </w:pPr>
+            <w:r>
+              <w:rPr>
+                <w:b w:val="false"/>
+                <w:bCs w:val="false"/>
+                <w:color w:val="000000"/>
+                <w:sz w:val="19"/>
+                <w:szCs w:val="19"/>
+              </w:rPr>
+              <w:t xml:space="preserve">19.9%</w:t>
+            </w:r>
+          </w:p>
+        </w:tc>
+        <w:tc>
+          <w:tcPr>
+            <w:tcW w:type="dxa" w:w="2050"/>
+            <w:shd w:fill="F5F5F5" w:val="clear"/>
+            <w:tcMar>
+              <w:top w:type="dxa" w:w="60"/>
+              <w:left w:type="dxa" w:w="100"/>
+              <w:bottom w:type="dxa" w:w="60"/>
+              <w:right w:type="dxa" w:w="100"/>
+            </w:tcMar>
+            <w:vAlign w:val="center"/>
+          </w:tcPr>
+          <w:p>
+            <w:pPr>
+              <w:jc w:val="center"/>
+            </w:pPr>
+            <w:r>
+              <w:rPr>
+                <w:b w:val="false"/>
+                <w:bCs w:val="false"/>
+                <w:color w:val="000000"/>
+                <w:sz w:val="19"/>
+                <w:szCs w:val="19"/>
+              </w:rPr>
+              <w:t xml:space="preserve">1.9</w:t>
+            </w:r>
+          </w:p>
+        </w:tc>
+      </w:tr>
+      <w:tr>
+        <w:tc>
+          <w:tcPr>
+            <w:tcW w:type="dxa" w:w="2000"/>
+            <w:tcMar>
+              <w:top w:type="dxa" w:w="60"/>
+              <w:left w:type="dxa" w:w="100"/>
+              <w:bottom w:type="dxa" w:w="60"/>
+              <w:right w:type="dxa" w:w="100"/>
+            </w:tcMar>
+            <w:vAlign w:val="center"/>
+          </w:tcPr>
+          <w:p>
+            <w:pPr>
+              <w:jc w:val="left"/>
+            </w:pPr>
+            <w:r>
+              <w:rPr>
+                <w:b w:val="false"/>
+                <w:bCs w:val="false"/>
+                <w:color w:val="000000"/>
+                <w:sz w:val="19"/>
+                <w:szCs w:val="19"/>
+              </w:rPr>
+              <w:t xml:space="preserve">2028</w:t>
+            </w:r>
+          </w:p>
+        </w:tc>
+        <w:tc>
+          <w:tcPr>
+            <w:tcW w:type="dxa" w:w="2400"/>
+            <w:tcMar>
+              <w:top w:type="dxa" w:w="60"/>
+              <w:left w:type="dxa" w:w="100"/>
+              <w:bottom w:type="dxa" w:w="60"/>
+              <w:right w:type="dxa" w:w="100"/>
+            </w:tcMar>
+            <w:vAlign w:val="center"/>
+          </w:tcPr>
+          <w:p>
+            <w:pPr>
+              <w:jc w:val="center"/>
+            </w:pPr>
+            <w:r>
+              <w:rPr>
+                <w:b w:val="false"/>
+                <w:bCs w:val="false"/>
+                <w:color w:val="000000"/>
+                <w:sz w:val="19"/>
+                <w:szCs w:val="19"/>
+              </w:rPr>
+              <w:t xml:space="preserve">4</w:t>
+            </w:r>
+          </w:p>
+        </w:tc>
+        <w:tc>
+          <w:tcPr>
+            <w:tcW w:type="dxa" w:w="1400"/>
+            <w:tcMar>
+              <w:top w:type="dxa" w:w="60"/>
+              <w:left w:type="dxa" w:w="100"/>
+              <w:bottom w:type="dxa" w:w="60"/>
+              <w:right w:type="dxa" w:w="100"/>
+            </w:tcMar>
+            <w:vAlign w:val="center"/>
+          </w:tcPr>
+          <w:p>
+            <w:pPr>
+              <w:jc w:val="center"/>
+            </w:pPr>
+            <w:r>
+              <w:rPr>
+                <w:b w:val="false"/>
+                <w:bCs w:val="false"/>
+                <w:color w:val="000000"/>
+                <w:sz w:val="19"/>
+                <w:szCs w:val="19"/>
+              </w:rPr>
+              <w:t xml:space="preserve">5</w:t>
+            </w:r>
+          </w:p>
+        </w:tc>
+        <w:tc>
+          <w:tcPr>
+            <w:tcW w:type="dxa" w:w="2000"/>
+            <w:tcMar>
+              <w:top w:type="dxa" w:w="60"/>
+              <w:left w:type="dxa" w:w="100"/>
+              <w:bottom w:type="dxa" w:w="60"/>
+              <w:right w:type="dxa" w:w="100"/>
+            </w:tcMar>
+            <w:vAlign w:val="center"/>
+          </w:tcPr>
+          <w:p>
+            <w:pPr>
+              <w:jc w:val="center"/>
+            </w:pPr>
+            <w:r>
+              <w:rPr>
+                <w:b w:val="false"/>
+                <w:bCs w:val="false"/>
+                <w:color w:val="000000"/>
+                <w:sz w:val="19"/>
+                <w:szCs w:val="19"/>
+              </w:rPr>
+              <w:t xml:space="preserve">9.8%</w:t>
+            </w:r>
+          </w:p>
+        </w:tc>
+        <w:tc>
+          <w:tcPr>
+            <w:tcW w:type="dxa" w:w="2050"/>
+            <w:tcMar>
+              <w:top w:type="dxa" w:w="60"/>
+              <w:left w:type="dxa" w:w="100"/>
+              <w:bottom w:type="dxa" w:w="60"/>
+              <w:right w:type="dxa" w:w="100"/>
+            </w:tcMar>
+            <w:vAlign w:val="center"/>
+          </w:tcPr>
+          <w:p>
+            <w:pPr>
+              <w:jc w:val="center"/>
+            </w:pPr>
+            <w:r>
+              <w:rPr>
+                <w:b w:val="false"/>
+                <w:bCs w:val="false"/>
+                <w:color w:val="000000"/>
+                <w:sz w:val="19"/>
+                <w:szCs w:val="19"/>
+              </w:rPr>
+              <w:t xml:space="preserve">6.3</w:t>
+            </w:r>
+          </w:p>
+        </w:tc>
+      </w:tr>
+      <w:tr>
+        <w:tc>
+          <w:tcPr>
+            <w:tcW w:type="dxa" w:w="2000"/>
+            <w:shd w:fill="F5F5F5" w:val="clear"/>
+            <w:tcMar>
+              <w:top w:type="dxa" w:w="60"/>
+              <w:left w:type="dxa" w:w="100"/>
+              <w:bottom w:type="dxa" w:w="60"/>
+              <w:right w:type="dxa" w:w="100"/>
+            </w:tcMar>
+            <w:vAlign w:val="center"/>
+          </w:tcPr>
+          <w:p>
+            <w:pPr>
+              <w:jc w:val="left"/>
+            </w:pPr>
+            <w:r>
+              <w:rPr>
+                <w:b w:val="false"/>
+                <w:bCs w:val="false"/>
+                <w:color w:val="000000"/>
+                <w:sz w:val="19"/>
+                <w:szCs w:val="19"/>
+              </w:rPr>
+              <w:t xml:space="preserve">2029</w:t>
+            </w:r>
+          </w:p>
+        </w:tc>
+        <w:tc>
+          <w:tcPr>
+            <w:tcW w:type="dxa" w:w="2400"/>
+            <w:shd w:fill="F5F5F5" w:val="clear"/>
+            <w:tcMar>
+              <w:top w:type="dxa" w:w="60"/>
+              <w:left w:type="dxa" w:w="100"/>
+              <w:bottom w:type="dxa" w:w="60"/>
+              <w:right w:type="dxa" w:w="100"/>
+            </w:tcMar>
+            <w:vAlign w:val="center"/>
+          </w:tcPr>
+          <w:p>
+            <w:pPr>
+              <w:jc w:val="center"/>
+            </w:pPr>
+            <w:r>
+              <w:rPr>
+                <w:b w:val="false"/>
+                <w:bCs w:val="false"/>
+                <w:color w:val="000000"/>
+                <w:sz w:val="19"/>
+                <w:szCs w:val="19"/>
+              </w:rPr>
+              <w:t xml:space="preserve">3</w:t>
+            </w:r>
+          </w:p>
+        </w:tc>
+        <w:tc>
+          <w:tcPr>
+            <w:tcW w:type="dxa" w:w="1400"/>
+            <w:shd w:fill="F5F5F5" w:val="clear"/>
+            <w:tcMar>
+              <w:top w:type="dxa" w:w="60"/>
+              <w:left w:type="dxa" w:w="100"/>
+              <w:bottom w:type="dxa" w:w="60"/>
+              <w:right w:type="dxa" w:w="100"/>
+            </w:tcMar>
+            <w:vAlign w:val="center"/>
+          </w:tcPr>
+          <w:p>
+            <w:pPr>
+              <w:jc w:val="center"/>
+            </w:pPr>
+            <w:r>
+              <w:rPr>
+                <w:b w:val="false"/>
+                <w:bCs w:val="false"/>
+                <w:color w:val="000000"/>
+                <w:sz w:val="19"/>
+                <w:szCs w:val="19"/>
+              </w:rPr>
+              <w:t xml:space="preserve">3</w:t>
+            </w:r>
+          </w:p>
+        </w:tc>
+        <w:tc>
+          <w:tcPr>
+            <w:tcW w:type="dxa" w:w="2000"/>
+            <w:shd w:fill="F5F5F5" w:val="clear"/>
+            <w:tcMar>
+              <w:top w:type="dxa" w:w="60"/>
+              <w:left w:type="dxa" w:w="100"/>
+              <w:bottom w:type="dxa" w:w="60"/>
+              <w:right w:type="dxa" w:w="100"/>
+            </w:tcMar>
+            <w:vAlign w:val="center"/>
+          </w:tcPr>
+          <w:p>
+            <w:pPr>
+              <w:jc w:val="center"/>
+            </w:pPr>
+            <w:r>
+              <w:rPr>
+                <w:b w:val="false"/>
+                <w:bCs w:val="false"/>
+                <w:color w:val="000000"/>
+                <w:sz w:val="19"/>
+                <w:szCs w:val="19"/>
+              </w:rPr>
+              <w:t xml:space="preserve">8.3%</w:t>
+            </w:r>
+          </w:p>
+        </w:tc>
+        <w:tc>
+          <w:tcPr>
+            <w:tcW w:type="dxa" w:w="2050"/>
+            <w:shd w:fill="F5F5F5" w:val="clear"/>
+            <w:tcMar>
+              <w:top w:type="dxa" w:w="60"/>
+              <w:left w:type="dxa" w:w="100"/>
+              <w:bottom w:type="dxa" w:w="60"/>
+              <w:right w:type="dxa" w:w="100"/>
+            </w:tcMar>
+            <w:vAlign w:val="center"/>
+          </w:tcPr>
+          <w:p>
+            <w:pPr>
+              <w:jc w:val="center"/>
+            </w:pPr>
+            <w:r>
+              <w:rPr>
+                <w:b w:val="false"/>
+                <w:bCs w:val="false"/>
+                <w:color w:val="000000"/>
+                <w:sz w:val="19"/>
+                <w:szCs w:val="19"/>
+              </w:rPr>
+              <w:t xml:space="preserve">5.5</w:t>
+            </w:r>
+          </w:p>
+        </w:tc>
+      </w:tr>
+    </w:tbl>
+    <w:p>
+      <w:pPr>
+        <w:pBdr>
+          <w:left w:val="single" w:color="B23A3A" w:sz="18"/>
+        </w:pBdr>
+        <w:shd w:fill="FBE7E7" w:val="clear"/>
+        <w:spacing w:after="120" w:before="100"/>
+        <w:ind w:left="150" w:right="100"/>
+      </w:pPr>
+      <w:r>
+        <w:rPr>
+          <w:b/>
+          <w:bCs/>
+          <w:color w:val="7A1F1F"/>
+        </w:rPr>
+        <w:t xml:space="preserve">METHODOLOGY FLAG: </w:t>
+      </w:r>
+      <w:r>
+        <w:t xml:space="preserve">Average EBIT margin falls in a clean staircase from the earliest-opening cohort (26.4%) to the latest (8.3%), and the correlation between years-to-mature-by-2032 and EBIT margin across all 16 stores is 0.71. That is a real, quantifiable bias, not noise: stores opening earlier simply have more years baked into their 2032 number. Practical implications — Innsbruck's apparent best-in-roster payback (0.4 years) is partly a vintage effect (it gets a full 6-year ramp) rather than pure proof of site quality; conversely, Oslo and London (3-year ramp) are likely being judged more harshly than their eventual steady-state will show. Copenhagen still holds up as a genuine problem even controlling for this — within its own 2028 cohort (4-year ramp), its peers show 8.4-18.4% EBIT margin against Copenhagen's 1.6%, so this is a site-specific issue, not just an artifact of being young.</w:t>
+      </w:r>
+    </w:p>
+    <w:p>
+      <w:pPr>
+        <w:pBdr>
+          <w:left w:val="single" w:color="C97A1A" w:sz="18"/>
+        </w:pBdr>
+        <w:shd w:fill="FCEFDC" w:val="clear"/>
+        <w:spacing w:after="120" w:before="100"/>
+        <w:ind w:left="150" w:right="100"/>
+      </w:pPr>
+      <w:r>
+        <w:rPr>
+          <w:b/>
+          <w:bCs/>
+          <w:color w:val="8A4B00"/>
+        </w:rPr>
+        <w:t xml:space="preserve">NOT ANSWERABLE FROM DATA — ASK: </w:t>
+      </w:r>
+      <w:r>
+        <w:t xml:space="preserve">Can the store-level ramp curve (Year 1, Year 2, Year 3... post-opening, not calendar-year 2032) be obtained, so every store can be compared on the same years-since-opening basis rather than the same calendar year? Without it, any cross-vintage ranking in this section — including Innsbruck's apparent outperformance — should be treated as indicative, not confirmed. Owner: whoever owns the store-level financial model.</w:t>
+      </w:r>
+    </w:p>
+    <w:p>
+      <w:pPr>
+        <w:pBdr>
+          <w:left w:val="single" w:color="C97A1A" w:sz="18"/>
+        </w:pBdr>
+        <w:shd w:fill="FCEFDC" w:val="clear"/>
+        <w:spacing w:after="120" w:before="100"/>
+        <w:ind w:left="150" w:right="100"/>
+      </w:pPr>
+      <w:r>
+        <w:rPr>
+          <w:b/>
+          <w:bCs/>
+          <w:color w:val="8A4B00"/>
+        </w:rPr>
+        <w:t xml:space="preserve">NOT ANSWERABLE FROM DATA — ASK: </w:t>
+      </w:r>
+      <w:r>
+        <w:t xml:space="preserve">Is Innsbruck's standout 2032 projection (35.0% EBIT margin, the best in the roster) a genuinely superior site, or does it carry more optimistic planning assumptions because it is the flagship/first-mover store? Worth a direct gut-check before using it as the benchmark case for the rest of the roll-out. Owner: Retail Expansion lead.</w:t>
+      </w:r>
+    </w:p>
+    <w:p>
+      <w:pPr>
+        <w:pBdr>
+          <w:left w:val="single" w:color="C97A1A" w:sz="18"/>
+        </w:pBdr>
+        <w:shd w:fill="FCEFDC" w:val="clear"/>
+        <w:spacing w:after="120" w:before="100"/>
+        <w:ind w:left="150" w:right="100"/>
+      </w:pPr>
+      <w:r>
+        <w:rPr>
+          <w:b/>
+          <w:bCs/>
+          <w:color w:val="8A4B00"/>
+        </w:rPr>
+        <w:t xml:space="preserve">NOT ANSWERABLE FROM DATA — ASK: </w:t>
+      </w:r>
+      <w:r>
+        <w:t xml:space="preserve">Given Copenhagen's payback holds up even within its own opening-year cohort, should it be re-scoped or re-negotiated (different site, smaller footprint, renegotiated rent) before the 2028 commitment is finalized? Owner: Retail Expansion / Real Estate lead.</w:t>
+      </w:r>
+    </w:p>
+    <w:p>
+      <w:pPr>
+        <w:spacing w:after="200"/>
+      </w:pPr>
+      <w:r>
+        <w:rPr>
+          <w:i/>
+          <w:iCs/>
+          <w:color w:val="555555"/>
+          <w:sz w:val="18"/>
+          <w:szCs w:val="18"/>
+        </w:rPr>
+        <w:t xml:space="preserve">Full store-level and cohort-level detail, including the underlying formulas, is in the backup workbook, sheets 'Store Payback - Capex vs EBIT' and 'Vintage Cohort Check'. This section also does not include working-capital/inventory investment, which is a real, separate cash outflow not captured in the indicative Capex figures.</w:t>
+      </w:r>
+    </w:p>
+    <w:p>
       <w:r>
         <w:br w:type="page"/>
       </w:r>
@@ -5841,6 +9610,518 @@
       </w:r>
       <w:r>
         <w:t xml:space="preserve">Germany: Zalando is 63.0% of 2025 German Wholesale sales (52.5M of 83.3M). Excluding Zalando, German Wholesale sales fell from 37.6M (2024) to 30.7M (2025), a −18.2% decline — the opposite sign of the +15.4% headline figure. Zalando is the same outlet/clearance-mechanism account already flagged in Items 1–2 as structurally different from normal Wholesale demand; reading it as organic Wholesale growth overstates the German full-price case materially.</w:t>
+      </w:r>
+    </w:p>
+    <w:tbl>
+      <w:tblPr>
+        <w:tblW w:type="dxa" w:w="9350"/>
+        <w:tblBorders>
+          <w:top w:val="single" w:color="auto" w:sz="4"/>
+          <w:left w:val="single" w:color="auto" w:sz="4"/>
+          <w:bottom w:val="single" w:color="auto" w:sz="4"/>
+          <w:right w:val="single" w:color="auto" w:sz="4"/>
+          <w:insideH w:val="single" w:color="auto" w:sz="4"/>
+          <w:insideV w:val="single" w:color="auto" w:sz="4"/>
+        </w:tblBorders>
+      </w:tblPr>
+      <w:tblGrid>
+        <w:gridCol w:w="2900"/>
+        <w:gridCol w:w="2200"/>
+        <w:gridCol w:w="1400"/>
+        <w:gridCol w:w="2850"/>
+      </w:tblGrid>
+      <w:tr>
+        <w:trPr>
+          <w:tblHeader/>
+        </w:trPr>
+        <w:tc>
+          <w:tcPr>
+            <w:tcW w:type="dxa" w:w="2900"/>
+            <w:shd w:fill="2F2F2F" w:val="clear"/>
+            <w:tcMar>
+              <w:top w:type="dxa" w:w="60"/>
+              <w:left w:type="dxa" w:w="100"/>
+              <w:bottom w:type="dxa" w:w="60"/>
+              <w:right w:type="dxa" w:w="100"/>
+            </w:tcMar>
+            <w:vAlign w:val="center"/>
+          </w:tcPr>
+          <w:p>
+            <w:pPr>
+              <w:jc w:val="left"/>
+            </w:pPr>
+            <w:r>
+              <w:rPr>
+                <w:b/>
+                <w:bCs/>
+                <w:color w:val="FFFFFF"/>
+                <w:sz w:val="19"/>
+                <w:szCs w:val="19"/>
+              </w:rPr>
+              <w:t xml:space="preserve">Germany channel</w:t>
+            </w:r>
+          </w:p>
+        </w:tc>
+        <w:tc>
+          <w:tcPr>
+            <w:tcW w:type="dxa" w:w="2200"/>
+            <w:shd w:fill="2F2F2F" w:val="clear"/>
+            <w:tcMar>
+              <w:top w:type="dxa" w:w="60"/>
+              <w:left w:type="dxa" w:w="100"/>
+              <w:bottom w:type="dxa" w:w="60"/>
+              <w:right w:type="dxa" w:w="100"/>
+            </w:tcMar>
+            <w:vAlign w:val="center"/>
+          </w:tcPr>
+          <w:p>
+            <w:pPr>
+              <w:jc w:val="center"/>
+            </w:pPr>
+            <w:r>
+              <w:rPr>
+                <w:b/>
+                <w:bCs/>
+                <w:color w:val="FFFFFF"/>
+                <w:sz w:val="19"/>
+                <w:szCs w:val="19"/>
+              </w:rPr>
+              <w:t xml:space="preserve">Units 2024 → 2025</w:t>
+            </w:r>
+          </w:p>
+        </w:tc>
+        <w:tc>
+          <w:tcPr>
+            <w:tcW w:type="dxa" w:w="1400"/>
+            <w:shd w:fill="2F2F2F" w:val="clear"/>
+            <w:tcMar>
+              <w:top w:type="dxa" w:w="60"/>
+              <w:left w:type="dxa" w:w="100"/>
+              <w:bottom w:type="dxa" w:w="60"/>
+              <w:right w:type="dxa" w:w="100"/>
+            </w:tcMar>
+            <w:vAlign w:val="center"/>
+          </w:tcPr>
+          <w:p>
+            <w:pPr>
+              <w:jc w:val="center"/>
+            </w:pPr>
+            <w:r>
+              <w:rPr>
+                <w:b/>
+                <w:bCs/>
+                <w:color w:val="FFFFFF"/>
+                <w:sz w:val="19"/>
+                <w:szCs w:val="19"/>
+              </w:rPr>
+              <w:t xml:space="preserve">Change</w:t>
+            </w:r>
+          </w:p>
+        </w:tc>
+        <w:tc>
+          <w:tcPr>
+            <w:tcW w:type="dxa" w:w="2850"/>
+            <w:shd w:fill="2F2F2F" w:val="clear"/>
+            <w:tcMar>
+              <w:top w:type="dxa" w:w="60"/>
+              <w:left w:type="dxa" w:w="100"/>
+              <w:bottom w:type="dxa" w:w="60"/>
+              <w:right w:type="dxa" w:w="100"/>
+            </w:tcMar>
+            <w:vAlign w:val="center"/>
+          </w:tcPr>
+          <w:p>
+            <w:pPr>
+              <w:jc w:val="center"/>
+            </w:pPr>
+            <w:r>
+              <w:rPr>
+                <w:b/>
+                <w:bCs/>
+                <w:color w:val="FFFFFF"/>
+                <w:sz w:val="19"/>
+                <w:szCs w:val="19"/>
+              </w:rPr>
+              <w:t xml:space="preserve">ASP / margin trend</w:t>
+            </w:r>
+          </w:p>
+        </w:tc>
+      </w:tr>
+      <w:tr>
+        <w:tc>
+          <w:tcPr>
+            <w:tcW w:type="dxa" w:w="2900"/>
+            <w:tcMar>
+              <w:top w:type="dxa" w:w="60"/>
+              <w:left w:type="dxa" w:w="100"/>
+              <w:bottom w:type="dxa" w:w="60"/>
+              <w:right w:type="dxa" w:w="100"/>
+            </w:tcMar>
+            <w:vAlign w:val="center"/>
+          </w:tcPr>
+          <w:p>
+            <w:pPr>
+              <w:jc w:val="left"/>
+            </w:pPr>
+            <w:r>
+              <w:rPr>
+                <w:b w:val="false"/>
+                <w:bCs w:val="false"/>
+                <w:color w:val="000000"/>
+                <w:sz w:val="19"/>
+                <w:szCs w:val="19"/>
+              </w:rPr>
+              <w:t xml:space="preserve">Zalando (discount)</w:t>
+            </w:r>
+          </w:p>
+        </w:tc>
+        <w:tc>
+          <w:tcPr>
+            <w:tcW w:type="dxa" w:w="2200"/>
+            <w:tcMar>
+              <w:top w:type="dxa" w:w="60"/>
+              <w:left w:type="dxa" w:w="100"/>
+              <w:bottom w:type="dxa" w:w="60"/>
+              <w:right w:type="dxa" w:w="100"/>
+            </w:tcMar>
+            <w:vAlign w:val="center"/>
+          </w:tcPr>
+          <w:p>
+            <w:pPr>
+              <w:jc w:val="center"/>
+            </w:pPr>
+            <w:r>
+              <w:rPr>
+                <w:b w:val="false"/>
+                <w:bCs w:val="false"/>
+                <w:color w:val="000000"/>
+                <w:sz w:val="19"/>
+                <w:szCs w:val="19"/>
+              </w:rPr>
+              <w:t xml:space="preserve">73,834 → 101,211</w:t>
+            </w:r>
+          </w:p>
+        </w:tc>
+        <w:tc>
+          <w:tcPr>
+            <w:tcW w:type="dxa" w:w="1400"/>
+            <w:tcMar>
+              <w:top w:type="dxa" w:w="60"/>
+              <w:left w:type="dxa" w:w="100"/>
+              <w:bottom w:type="dxa" w:w="60"/>
+              <w:right w:type="dxa" w:w="100"/>
+            </w:tcMar>
+            <w:vAlign w:val="center"/>
+          </w:tcPr>
+          <w:p>
+            <w:pPr>
+              <w:jc w:val="center"/>
+            </w:pPr>
+            <w:r>
+              <w:rPr>
+                <w:b w:val="false"/>
+                <w:bCs w:val="false"/>
+                <w:color w:val="000000"/>
+                <w:sz w:val="19"/>
+                <w:szCs w:val="19"/>
+              </w:rPr>
+              <w:t xml:space="preserve">+37.1%</w:t>
+            </w:r>
+          </w:p>
+        </w:tc>
+        <w:tc>
+          <w:tcPr>
+            <w:tcW w:type="dxa" w:w="2850"/>
+            <w:tcMar>
+              <w:top w:type="dxa" w:w="60"/>
+              <w:left w:type="dxa" w:w="100"/>
+              <w:bottom w:type="dxa" w:w="60"/>
+              <w:right w:type="dxa" w:w="100"/>
+            </w:tcMar>
+            <w:vAlign w:val="center"/>
+          </w:tcPr>
+          <w:p>
+            <w:pPr>
+              <w:jc w:val="center"/>
+            </w:pPr>
+            <w:r>
+              <w:rPr>
+                <w:b w:val="false"/>
+                <w:bCs w:val="false"/>
+                <w:color w:val="000000"/>
+                <w:sz w:val="19"/>
+                <w:szCs w:val="19"/>
+              </w:rPr>
+              <w:t xml:space="preserve">ASP +10.8% (468→519 SEK), GM% down 36.0%→30.1%</w:t>
+            </w:r>
+          </w:p>
+        </w:tc>
+      </w:tr>
+      <w:tr>
+        <w:tc>
+          <w:tcPr>
+            <w:tcW w:type="dxa" w:w="2900"/>
+            <w:shd w:fill="F5F5F5" w:val="clear"/>
+            <w:tcMar>
+              <w:top w:type="dxa" w:w="60"/>
+              <w:left w:type="dxa" w:w="100"/>
+              <w:bottom w:type="dxa" w:w="60"/>
+              <w:right w:type="dxa" w:w="100"/>
+            </w:tcMar>
+            <w:vAlign w:val="center"/>
+          </w:tcPr>
+          <w:p>
+            <w:pPr>
+              <w:jc w:val="left"/>
+            </w:pPr>
+            <w:r>
+              <w:rPr>
+                <w:b w:val="false"/>
+                <w:bCs w:val="false"/>
+                <w:color w:val="000000"/>
+                <w:sz w:val="19"/>
+                <w:szCs w:val="19"/>
+              </w:rPr>
+              <w:t xml:space="preserve">Independent Wholesale (ex-Zalando)</w:t>
+            </w:r>
+          </w:p>
+        </w:tc>
+        <w:tc>
+          <w:tcPr>
+            <w:tcW w:type="dxa" w:w="2200"/>
+            <w:shd w:fill="F5F5F5" w:val="clear"/>
+            <w:tcMar>
+              <w:top w:type="dxa" w:w="60"/>
+              <w:left w:type="dxa" w:w="100"/>
+              <w:bottom w:type="dxa" w:w="60"/>
+              <w:right w:type="dxa" w:w="100"/>
+            </w:tcMar>
+            <w:vAlign w:val="center"/>
+          </w:tcPr>
+          <w:p>
+            <w:pPr>
+              <w:jc w:val="center"/>
+            </w:pPr>
+            <w:r>
+              <w:rPr>
+                <w:b w:val="false"/>
+                <w:bCs w:val="false"/>
+                <w:color w:val="000000"/>
+                <w:sz w:val="19"/>
+                <w:szCs w:val="19"/>
+              </w:rPr>
+              <w:t xml:space="preserve">50,482 → 40,899</w:t>
+            </w:r>
+          </w:p>
+        </w:tc>
+        <w:tc>
+          <w:tcPr>
+            <w:tcW w:type="dxa" w:w="1400"/>
+            <w:shd w:fill="F5F5F5" w:val="clear"/>
+            <w:tcMar>
+              <w:top w:type="dxa" w:w="60"/>
+              <w:left w:type="dxa" w:w="100"/>
+              <w:bottom w:type="dxa" w:w="60"/>
+              <w:right w:type="dxa" w:w="100"/>
+            </w:tcMar>
+            <w:vAlign w:val="center"/>
+          </w:tcPr>
+          <w:p>
+            <w:pPr>
+              <w:jc w:val="center"/>
+            </w:pPr>
+            <w:r>
+              <w:rPr>
+                <w:b w:val="false"/>
+                <w:bCs w:val="false"/>
+                <w:color w:val="000000"/>
+                <w:sz w:val="19"/>
+                <w:szCs w:val="19"/>
+              </w:rPr>
+              <w:t xml:space="preserve">−19.0%</w:t>
+            </w:r>
+          </w:p>
+        </w:tc>
+        <w:tc>
+          <w:tcPr>
+            <w:tcW w:type="dxa" w:w="2850"/>
+            <w:shd w:fill="F5F5F5" w:val="clear"/>
+            <w:tcMar>
+              <w:top w:type="dxa" w:w="60"/>
+              <w:left w:type="dxa" w:w="100"/>
+              <w:bottom w:type="dxa" w:w="60"/>
+              <w:right w:type="dxa" w:w="100"/>
+            </w:tcMar>
+            <w:vAlign w:val="center"/>
+          </w:tcPr>
+          <w:p>
+            <w:pPr>
+              <w:jc w:val="center"/>
+            </w:pPr>
+            <w:r>
+              <w:rPr>
+                <w:b w:val="false"/>
+                <w:bCs w:val="false"/>
+                <w:color w:val="000000"/>
+                <w:sz w:val="19"/>
+                <w:szCs w:val="19"/>
+              </w:rPr>
+              <w:t xml:space="preserve">ASP roughly flat (+0.9%) — a volume story, not a price-cutting story</w:t>
+            </w:r>
+          </w:p>
+        </w:tc>
+      </w:tr>
+      <w:tr>
+        <w:tc>
+          <w:tcPr>
+            <w:tcW w:type="dxa" w:w="2900"/>
+            <w:tcMar>
+              <w:top w:type="dxa" w:w="60"/>
+              <w:left w:type="dxa" w:w="100"/>
+              <w:bottom w:type="dxa" w:w="60"/>
+              <w:right w:type="dxa" w:w="100"/>
+            </w:tcMar>
+            <w:vAlign w:val="center"/>
+          </w:tcPr>
+          <w:p>
+            <w:pPr>
+              <w:jc w:val="left"/>
+            </w:pPr>
+            <w:r>
+              <w:rPr>
+                <w:b w:val="false"/>
+                <w:bCs w:val="false"/>
+                <w:color w:val="000000"/>
+                <w:sz w:val="19"/>
+                <w:szCs w:val="19"/>
+              </w:rPr>
+              <w:t xml:space="preserve">Haglöfs own E-com</w:t>
+            </w:r>
+          </w:p>
+        </w:tc>
+        <w:tc>
+          <w:tcPr>
+            <w:tcW w:type="dxa" w:w="2200"/>
+            <w:tcMar>
+              <w:top w:type="dxa" w:w="60"/>
+              <w:left w:type="dxa" w:w="100"/>
+              <w:bottom w:type="dxa" w:w="60"/>
+              <w:right w:type="dxa" w:w="100"/>
+            </w:tcMar>
+            <w:vAlign w:val="center"/>
+          </w:tcPr>
+          <w:p>
+            <w:pPr>
+              <w:jc w:val="center"/>
+            </w:pPr>
+            <w:r>
+              <w:rPr>
+                <w:b w:val="false"/>
+                <w:bCs w:val="false"/>
+                <w:color w:val="000000"/>
+                <w:sz w:val="19"/>
+                <w:szCs w:val="19"/>
+              </w:rPr>
+              <w:t xml:space="preserve">8,490 → 11,959</w:t>
+            </w:r>
+          </w:p>
+        </w:tc>
+        <w:tc>
+          <w:tcPr>
+            <w:tcW w:type="dxa" w:w="1400"/>
+            <w:tcMar>
+              <w:top w:type="dxa" w:w="60"/>
+              <w:left w:type="dxa" w:w="100"/>
+              <w:bottom w:type="dxa" w:w="60"/>
+              <w:right w:type="dxa" w:w="100"/>
+            </w:tcMar>
+            <w:vAlign w:val="center"/>
+          </w:tcPr>
+          <w:p>
+            <w:pPr>
+              <w:jc w:val="center"/>
+            </w:pPr>
+            <w:r>
+              <w:rPr>
+                <w:b w:val="false"/>
+                <w:bCs w:val="false"/>
+                <w:color w:val="000000"/>
+                <w:sz w:val="19"/>
+                <w:szCs w:val="19"/>
+              </w:rPr>
+              <w:t xml:space="preserve">+40.9%</w:t>
+            </w:r>
+          </w:p>
+        </w:tc>
+        <w:tc>
+          <w:tcPr>
+            <w:tcW w:type="dxa" w:w="2850"/>
+            <w:tcMar>
+              <w:top w:type="dxa" w:w="60"/>
+              <w:left w:type="dxa" w:w="100"/>
+              <w:bottom w:type="dxa" w:w="60"/>
+              <w:right w:type="dxa" w:w="100"/>
+            </w:tcMar>
+            <w:vAlign w:val="center"/>
+          </w:tcPr>
+          <w:p>
+            <w:pPr>
+              <w:jc w:val="center"/>
+            </w:pPr>
+            <w:r>
+              <w:rPr>
+                <w:b w:val="false"/>
+                <w:bCs w:val="false"/>
+                <w:color w:val="000000"/>
+                <w:sz w:val="19"/>
+                <w:szCs w:val="19"/>
+              </w:rPr>
+              <w:t xml:space="preserve">ASP down 7.2% (1,359→1,261 SEK), GM% down 68.3%→64.1%</w:t>
+            </w:r>
+          </w:p>
+        </w:tc>
+      </w:tr>
+    </w:tbl>
+    <w:p>
+      <w:pPr>
+        <w:pBdr>
+          <w:left w:val="single" w:color="B23A3A" w:sz="18"/>
+        </w:pBdr>
+        <w:shd w:fill="FBE7E7" w:val="clear"/>
+        <w:spacing w:after="120" w:before="100"/>
+        <w:ind w:left="150" w:right="100"/>
+      </w:pPr>
+      <w:r>
+        <w:rPr>
+          <w:b/>
+          <w:bCs/>
+          <w:color w:val="7A1F1F"/>
+        </w:rPr>
+        <w:t xml:space="preserve">METHODOLOGY FLAG: </w:t>
+      </w:r>
+      <w:r>
+        <w:t xml:space="preserve">In the same market, in the same year, growth is concentrating in the cheapest acquisition channel: Zalando's unit volume grew +37% while the independent, full-price specialty wholesale accounts shrank −19% (at flat prices — this is a volume loss, not those accounts discounting). Even Haglöfs' own E-com, while growing fast, shows early ASP softening. This is a real risk to the München (2027) and Hamburg (2029) stores that goes beyond the Zalando-inflated headline number: if the dominant, fastest-growing way German consumers currently encounter Haglöfs is via a 30%-margin outlet listing, a full-price flagship store has to overcome that price anchor, not just compete on product and location. This is a pattern this data can show but cannot fully explain — it cannot prove a consumer-psychology mechanism, only the channel-level fact.</w:t>
+      </w:r>
+    </w:p>
+    <w:p>
+      <w:pPr>
+        <w:pBdr>
+          <w:left w:val="single" w:color="C97A1A" w:sz="18"/>
+        </w:pBdr>
+        <w:shd w:fill="FCEFDC" w:val="clear"/>
+        <w:spacing w:after="120" w:before="100"/>
+        <w:ind w:left="150" w:right="100"/>
+      </w:pPr>
+      <w:r>
+        <w:rPr>
+          <w:b/>
+          <w:bCs/>
+          <w:color w:val="8A4B00"/>
+        </w:rPr>
+        <w:t xml:space="preserve">NOT ANSWERABLE FROM DATA — ASK: </w:t>
+      </w:r>
+      <w:r>
+        <w:t xml:space="preserve">Has the München/Hamburg business case been stress-tested against a 'Zalando-anchored' German consumer, or does it assume the same full-price receptivity as markets like Sweden where Haglöfs' heritage is stronger? Is there any brand-perception or price-expectation research specific to Germany? Owner: CPO / Merchandising Director, informed by Brand &amp; Marketing.</w:t>
       </w:r>
     </w:p>
     <w:p>
@@ -6470,6 +10751,27 @@
         <w:t xml:space="preserve">The plan includes two Outlet-format stores (Pandorf AT, 2027; Outlet UK, 2028). This section sizes the outlet question using sales-data proxies — it is explicitly NOT an inventory analysis, because no stock-on-hand, aging, or buy-plan data exists anywhere in the files available for this engagement.</w:t>
       </w:r>
     </w:p>
+    <w:p>
+      <w:pPr>
+        <w:pBdr>
+          <w:left w:val="single" w:color="B23A3A" w:sz="18"/>
+        </w:pBdr>
+        <w:shd w:fill="FBE7E7" w:val="clear"/>
+        <w:spacing w:after="120" w:before="100"/>
+        <w:ind w:left="150" w:right="100"/>
+      </w:pPr>
+      <w:r>
+        <w:rPr>
+          <w:b/>
+          <w:bCs/>
+          <w:color w:val="7A1F1F"/>
+        </w:rPr>
+        <w:t xml:space="preserve">METHODOLOGY FLAG: </w:t>
+      </w:r>
+      <w:r>
+        <w:t xml:space="preserve">A further, structural limitation: 100% of Retail-channel sales in this data (both FY2024 and FY2025) sit under a single, undifferentiated customer-group code, with no store-level identifier at all. It is not possible to isolate existing owned brand-store performance from existing owned outlet-store performance within the Retail channel — the only named store-level entries (Haglöfs Brand Store Helsinki, Helsinki Outlet Village, Intercompany Haglöfs NO OL Store) all show zero recorded sales. This is why the benchmarking below relies entirely on third-party outlet accounts (Zalando, Stadium) rather than any of Haglöfs' own owned-retail-outlet actuals — none exist in a form this data can isolate.</w:t>
+      </w:r>
+    </w:p>
     <w:tbl>
       <w:tblPr>
         <w:tblW w:type="dxa" w:w="9350"/>
@@ -7986,6 +12288,27 @@
       </w:r>
     </w:p>
     <w:p>
+      <w:pPr>
+        <w:pBdr>
+          <w:left w:val="single" w:color="C97A1A" w:sz="18"/>
+        </w:pBdr>
+        <w:shd w:fill="FCEFDC" w:val="clear"/>
+        <w:spacing w:after="120" w:before="100"/>
+        <w:ind w:left="150" w:right="100"/>
+      </w:pPr>
+      <w:r>
+        <w:rPr>
+          <w:b/>
+          <w:bCs/>
+          <w:color w:val="8A4B00"/>
+        </w:rPr>
+        <w:t xml:space="preserve">NOT ANSWERABLE FROM DATA — ASK: </w:t>
+      </w:r>
+      <w:r>
+        <w:t xml:space="preserve">Can the Retail sales system be tagged with a store-level identifier going forward, so brand-store and owned-outlet performance can be split? Without it, every future review of the own-outlet strategy will face the same limitation this note does. Owner: whoever owns the Retail POS/sales-system data structure.</w:t>
+      </w:r>
+    </w:p>
+    <w:p>
       <w:r>
         <w:br w:type="page"/>
       </w:r>
@@ -8954,6 +13277,344 @@
                 <w:szCs w:val="19"/>
               </w:rPr>
               <w:t xml:space="preserve">CEO / Merchandising Director</w:t>
+            </w:r>
+          </w:p>
+        </w:tc>
+      </w:tr>
+      <w:tr>
+        <w:tc>
+          <w:tcPr>
+            <w:tcW w:type="dxa" w:w="400"/>
+            <w:tcMar>
+              <w:top w:type="dxa" w:w="60"/>
+              <w:left w:type="dxa" w:w="100"/>
+              <w:bottom w:type="dxa" w:w="60"/>
+              <w:right w:type="dxa" w:w="100"/>
+            </w:tcMar>
+            <w:vAlign w:val="center"/>
+          </w:tcPr>
+          <w:p>
+            <w:pPr>
+              <w:jc w:val="left"/>
+            </w:pPr>
+            <w:r>
+              <w:rPr>
+                <w:b w:val="false"/>
+                <w:bCs w:val="false"/>
+                <w:color w:val="000000"/>
+                <w:sz w:val="19"/>
+                <w:szCs w:val="19"/>
+              </w:rPr>
+              <w:t xml:space="preserve">11</w:t>
+            </w:r>
+          </w:p>
+        </w:tc>
+        <w:tc>
+          <w:tcPr>
+            <w:tcW w:type="dxa" w:w="6650"/>
+            <w:tcMar>
+              <w:top w:type="dxa" w:w="60"/>
+              <w:left w:type="dxa" w:w="100"/>
+              <w:bottom w:type="dxa" w:w="60"/>
+              <w:right w:type="dxa" w:w="100"/>
+            </w:tcMar>
+            <w:vAlign w:val="center"/>
+          </w:tcPr>
+          <w:p>
+            <w:pPr>
+              <w:jc w:val="center"/>
+            </w:pPr>
+            <w:r>
+              <w:rPr>
+                <w:b w:val="false"/>
+                <w:bCs w:val="false"/>
+                <w:color w:val="000000"/>
+                <w:sz w:val="19"/>
+                <w:szCs w:val="19"/>
+              </w:rPr>
+              <w:t xml:space="preserve">Can we get store-level ramp-curve data (Year 1/2/3 actuals for stores already open, e.g. Helsinki if it exists) so the 2032 figures can be normalized to a common maturity year instead of compared as a raw snapshot?</w:t>
+            </w:r>
+          </w:p>
+        </w:tc>
+        <w:tc>
+          <w:tcPr>
+            <w:tcW w:type="dxa" w:w="2300"/>
+            <w:tcMar>
+              <w:top w:type="dxa" w:w="60"/>
+              <w:left w:type="dxa" w:w="100"/>
+              <w:bottom w:type="dxa" w:w="60"/>
+              <w:right w:type="dxa" w:w="100"/>
+            </w:tcMar>
+            <w:vAlign w:val="center"/>
+          </w:tcPr>
+          <w:p>
+            <w:pPr>
+              <w:jc w:val="center"/>
+            </w:pPr>
+            <w:r>
+              <w:rPr>
+                <w:b w:val="false"/>
+                <w:bCs w:val="false"/>
+                <w:color w:val="000000"/>
+                <w:sz w:val="19"/>
+                <w:szCs w:val="19"/>
+              </w:rPr>
+              <w:t xml:space="preserve">Retail Expansion / FP&amp;A</w:t>
+            </w:r>
+          </w:p>
+        </w:tc>
+      </w:tr>
+      <w:tr>
+        <w:tc>
+          <w:tcPr>
+            <w:tcW w:type="dxa" w:w="400"/>
+            <w:shd w:fill="F5F5F5" w:val="clear"/>
+            <w:tcMar>
+              <w:top w:type="dxa" w:w="60"/>
+              <w:left w:type="dxa" w:w="100"/>
+              <w:bottom w:type="dxa" w:w="60"/>
+              <w:right w:type="dxa" w:w="100"/>
+            </w:tcMar>
+            <w:vAlign w:val="center"/>
+          </w:tcPr>
+          <w:p>
+            <w:pPr>
+              <w:jc w:val="left"/>
+            </w:pPr>
+            <w:r>
+              <w:rPr>
+                <w:b w:val="false"/>
+                <w:bCs w:val="false"/>
+                <w:color w:val="000000"/>
+                <w:sz w:val="19"/>
+                <w:szCs w:val="19"/>
+              </w:rPr>
+              <w:t xml:space="preserve">12</w:t>
+            </w:r>
+          </w:p>
+        </w:tc>
+        <w:tc>
+          <w:tcPr>
+            <w:tcW w:type="dxa" w:w="6650"/>
+            <w:shd w:fill="F5F5F5" w:val="clear"/>
+            <w:tcMar>
+              <w:top w:type="dxa" w:w="60"/>
+              <w:left w:type="dxa" w:w="100"/>
+              <w:bottom w:type="dxa" w:w="60"/>
+              <w:right w:type="dxa" w:w="100"/>
+            </w:tcMar>
+            <w:vAlign w:val="center"/>
+          </w:tcPr>
+          <w:p>
+            <w:pPr>
+              <w:jc w:val="center"/>
+            </w:pPr>
+            <w:r>
+              <w:rPr>
+                <w:b w:val="false"/>
+                <w:bCs w:val="false"/>
+                <w:color w:val="000000"/>
+                <w:sz w:val="19"/>
+                <w:szCs w:val="19"/>
+              </w:rPr>
+              <w:t xml:space="preserve">Is Copenhagen (1.6% EBIT margin at 2032, 20-year payback even inside its own 2028 cohort) still worth opening as planned, or should it be re-scoped, re-negotiated, or dropped from the roster?</w:t>
+            </w:r>
+          </w:p>
+        </w:tc>
+        <w:tc>
+          <w:tcPr>
+            <w:tcW w:type="dxa" w:w="2300"/>
+            <w:shd w:fill="F5F5F5" w:val="clear"/>
+            <w:tcMar>
+              <w:top w:type="dxa" w:w="60"/>
+              <w:left w:type="dxa" w:w="100"/>
+              <w:bottom w:type="dxa" w:w="60"/>
+              <w:right w:type="dxa" w:w="100"/>
+            </w:tcMar>
+            <w:vAlign w:val="center"/>
+          </w:tcPr>
+          <w:p>
+            <w:pPr>
+              <w:jc w:val="center"/>
+            </w:pPr>
+            <w:r>
+              <w:rPr>
+                <w:b w:val="false"/>
+                <w:bCs w:val="false"/>
+                <w:color w:val="000000"/>
+                <w:sz w:val="19"/>
+                <w:szCs w:val="19"/>
+              </w:rPr>
+              <w:t xml:space="preserve">CEO / Retail Expansion lead</w:t>
+            </w:r>
+          </w:p>
+        </w:tc>
+      </w:tr>
+      <w:tr>
+        <w:tc>
+          <w:tcPr>
+            <w:tcW w:type="dxa" w:w="400"/>
+            <w:tcMar>
+              <w:top w:type="dxa" w:w="60"/>
+              <w:left w:type="dxa" w:w="100"/>
+              <w:bottom w:type="dxa" w:w="60"/>
+              <w:right w:type="dxa" w:w="100"/>
+            </w:tcMar>
+            <w:vAlign w:val="center"/>
+          </w:tcPr>
+          <w:p>
+            <w:pPr>
+              <w:jc w:val="left"/>
+            </w:pPr>
+            <w:r>
+              <w:rPr>
+                <w:b w:val="false"/>
+                <w:bCs w:val="false"/>
+                <w:color w:val="000000"/>
+                <w:sz w:val="19"/>
+                <w:szCs w:val="19"/>
+              </w:rPr>
+              <w:t xml:space="preserve">13</w:t>
+            </w:r>
+          </w:p>
+        </w:tc>
+        <w:tc>
+          <w:tcPr>
+            <w:tcW w:type="dxa" w:w="6650"/>
+            <w:tcMar>
+              <w:top w:type="dxa" w:w="60"/>
+              <w:left w:type="dxa" w:w="100"/>
+              <w:bottom w:type="dxa" w:w="60"/>
+              <w:right w:type="dxa" w:w="100"/>
+            </w:tcMar>
+            <w:vAlign w:val="center"/>
+          </w:tcPr>
+          <w:p>
+            <w:pPr>
+              <w:jc w:val="center"/>
+            </w:pPr>
+            <w:r>
+              <w:rPr>
+                <w:b w:val="false"/>
+                <w:bCs w:val="false"/>
+                <w:color w:val="000000"/>
+                <w:sz w:val="19"/>
+                <w:szCs w:val="19"/>
+              </w:rPr>
+              <w:t xml:space="preserve">Given Germany's Wholesale growth is now ~2.5x concentrated in the discounted Zalando channel while independent full-price accounts shrink -19%, should the München/Hamburg case be stress-tested on the independent-account trend alone, and is there a risk the same discount-anchoring dynamic follows into the new stores' local market?</w:t>
+            </w:r>
+          </w:p>
+        </w:tc>
+        <w:tc>
+          <w:tcPr>
+            <w:tcW w:type="dxa" w:w="2300"/>
+            <w:tcMar>
+              <w:top w:type="dxa" w:w="60"/>
+              <w:left w:type="dxa" w:w="100"/>
+              <w:bottom w:type="dxa" w:w="60"/>
+              <w:right w:type="dxa" w:w="100"/>
+            </w:tcMar>
+            <w:vAlign w:val="center"/>
+          </w:tcPr>
+          <w:p>
+            <w:pPr>
+              <w:jc w:val="center"/>
+            </w:pPr>
+            <w:r>
+              <w:rPr>
+                <w:b w:val="false"/>
+                <w:bCs w:val="false"/>
+                <w:color w:val="000000"/>
+                <w:sz w:val="19"/>
+                <w:szCs w:val="19"/>
+              </w:rPr>
+              <w:t xml:space="preserve">Wholesale Director / German store business case owner</w:t>
+            </w:r>
+          </w:p>
+        </w:tc>
+      </w:tr>
+      <w:tr>
+        <w:tc>
+          <w:tcPr>
+            <w:tcW w:type="dxa" w:w="400"/>
+            <w:shd w:fill="F5F5F5" w:val="clear"/>
+            <w:tcMar>
+              <w:top w:type="dxa" w:w="60"/>
+              <w:left w:type="dxa" w:w="100"/>
+              <w:bottom w:type="dxa" w:w="60"/>
+              <w:right w:type="dxa" w:w="100"/>
+            </w:tcMar>
+            <w:vAlign w:val="center"/>
+          </w:tcPr>
+          <w:p>
+            <w:pPr>
+              <w:jc w:val="left"/>
+            </w:pPr>
+            <w:r>
+              <w:rPr>
+                <w:b w:val="false"/>
+                <w:bCs w:val="false"/>
+                <w:color w:val="000000"/>
+                <w:sz w:val="19"/>
+                <w:szCs w:val="19"/>
+              </w:rPr>
+              <w:t xml:space="preserve">14</w:t>
+            </w:r>
+          </w:p>
+        </w:tc>
+        <w:tc>
+          <w:tcPr>
+            <w:tcW w:type="dxa" w:w="6650"/>
+            <w:shd w:fill="F5F5F5" w:val="clear"/>
+            <w:tcMar>
+              <w:top w:type="dxa" w:w="60"/>
+              <w:left w:type="dxa" w:w="100"/>
+              <w:bottom w:type="dxa" w:w="60"/>
+              <w:right w:type="dxa" w:w="100"/>
+            </w:tcMar>
+            <w:vAlign w:val="center"/>
+          </w:tcPr>
+          <w:p>
+            <w:pPr>
+              <w:jc w:val="center"/>
+            </w:pPr>
+            <w:r>
+              <w:rPr>
+                <w:b w:val="false"/>
+                <w:bCs w:val="false"/>
+                <w:color w:val="000000"/>
+                <w:sz w:val="19"/>
+                <w:szCs w:val="19"/>
+              </w:rPr>
+              <w:t xml:space="preserve">Can the Retail sales system be tagged with a store-level identifier going forward, so brand-store and owned-outlet performance can be tracked and split separately once stores open?</w:t>
+            </w:r>
+          </w:p>
+        </w:tc>
+        <w:tc>
+          <w:tcPr>
+            <w:tcW w:type="dxa" w:w="2300"/>
+            <w:shd w:fill="F5F5F5" w:val="clear"/>
+            <w:tcMar>
+              <w:top w:type="dxa" w:w="60"/>
+              <w:left w:type="dxa" w:w="100"/>
+              <w:bottom w:type="dxa" w:w="60"/>
+              <w:right w:type="dxa" w:w="100"/>
+            </w:tcMar>
+            <w:vAlign w:val="center"/>
+          </w:tcPr>
+          <w:p>
+            <w:pPr>
+              <w:jc w:val="center"/>
+            </w:pPr>
+            <w:r>
+              <w:rPr>
+                <w:b w:val="false"/>
+                <w:bCs w:val="false"/>
+                <w:color w:val="000000"/>
+                <w:sz w:val="19"/>
+                <w:szCs w:val="19"/>
+              </w:rPr>
+              <w:t xml:space="preserve">Retail POS / sales-system data owner</w:t>
             </w:r>
           </w:p>
         </w:tc>
@@ -9004,7 +13665,7 @@
         <w:spacing w:after="80"/>
       </w:pPr>
       <w:r>
-        <w:t xml:space="preserve">Separate the Germany case explicitly into 'Zalando-driven' vs. 'genuine' demand (Question 3) so the München/Hamburg decision isn't made on an inflated number.</w:t>
+        <w:t xml:space="preserve">Separate the Germany case explicitly into 'Zalando-driven' vs. 'genuine' demand (Question 3, Question 13) so the München/Hamburg decision isn't made on an inflated number, and stress-test it against the risk that Zalando-level discount expectations follow shoppers into the new stores' local market.</w:t>
       </w:r>
     </w:p>
     <w:p>
@@ -9018,6 +13679,32 @@
       </w:pPr>
       <w:r>
         <w:t xml:space="preserve">Treat outlet-strategy sizing (Section 6) as directional only until real inventory/buy-plan data (Questions 6-7) is available — the volume conclusion here (supply looks ample) is a reasonable working assumption, not a confirmed fact.</w:t>
+      </w:r>
+    </w:p>
+    <w:p>
+      <w:pPr>
+        <w:pStyle w:val="ListParagraph"/>
+        <w:numPr>
+          <w:ilvl w:val="0"/>
+          <w:numId w:val="2"/>
+        </w:numPr>
+        <w:spacing w:after="80"/>
+      </w:pPr>
+      <w:r>
+        <w:t xml:space="preserve">Before citing any store's 2032 payback figure again, get ramp-curve data (Question 11) to normalize across vintages — as it stands, Innsbruck's apparent best-in-roster payback and Oslo/London's apparent worst are partly a function of how many years each has had to mature by 2032, not just site quality (Section 3.4).</w:t>
+      </w:r>
+    </w:p>
+    <w:p>
+      <w:pPr>
+        <w:pStyle w:val="ListParagraph"/>
+        <w:numPr>
+          <w:ilvl w:val="0"/>
+          <w:numId w:val="2"/>
+        </w:numPr>
+        <w:spacing w:after="80"/>
+      </w:pPr>
+      <w:r>
+        <w:t xml:space="preserve">Copenhagen (Question 12) should be resolved before the workshop, not raised as an open question at it — it is the one store in the roster whose weak economics hold up even after controlling for vintage.</w:t>
       </w:r>
     </w:p>
     <w:p>
@@ -9053,6 +13740,58 @@
       </w:pPr>
       <w:r>
         <w:t xml:space="preserve">bob_item4_retail_expansion_backup.xlsx — consolidated backup: the 16-store MTP roster (transcribed), country roll-up, market-indicator table (Wholesale/E-com by country), layer mix by market, Austria account detail, the three unreconciled store account codes, the Zalando/Stadium outlet benchmark, and the outlet supply-sizing summary.</w:t>
+      </w:r>
+    </w:p>
+    <w:p>
+      <w:pPr>
+        <w:pStyle w:val="ListParagraph"/>
+        <w:numPr>
+          <w:ilvl w:val="0"/>
+          <w:numId w:val="2"/>
+        </w:numPr>
+        <w:spacing w:after="80"/>
+      </w:pPr>
+      <w:r>
+        <w:t xml:space="preserve">New this round — 'Store Payback - Capex vs EBIT' sheet: all 16 stores ranked by Capex-to-EBIT payback and ROIC instead of Capex-to-Sales.</w:t>
+      </w:r>
+    </w:p>
+    <w:p>
+      <w:pPr>
+        <w:pStyle w:val="ListParagraph"/>
+        <w:numPr>
+          <w:ilvl w:val="0"/>
+          <w:numId w:val="2"/>
+        </w:numPr>
+        <w:spacing w:after="80"/>
+      </w:pPr>
+      <w:r>
+        <w:t xml:space="preserve">New this round — 'Vintage Cohort Check' sheet: average EBIT margin and payback by store opening-year cohort, the basis for the 0.71 vintage-vs-margin correlation finding in Section 3.4.</w:t>
+      </w:r>
+    </w:p>
+    <w:p>
+      <w:pPr>
+        <w:pStyle w:val="ListParagraph"/>
+        <w:numPr>
+          <w:ilvl w:val="0"/>
+          <w:numId w:val="2"/>
+        </w:numPr>
+        <w:spacing w:after="80"/>
+      </w:pPr>
+      <w:r>
+        <w:t xml:space="preserve">New this round — 'Germany Channel Divergence' sheet: Germany's Zalando / Independent Wholesale / Haglöfs own E-com sales, units, ASP and GM%, 2024 vs. 2025, the basis for the Zalando-anchoring flag in Section 4.</w:t>
+      </w:r>
+    </w:p>
+    <w:p>
+      <w:pPr>
+        <w:pStyle w:val="ListParagraph"/>
+        <w:numPr>
+          <w:ilvl w:val="0"/>
+          <w:numId w:val="2"/>
+        </w:numPr>
+        <w:spacing w:after="80"/>
+      </w:pPr>
+      <w:r>
+        <w:t xml:space="preserve">New this round — 'Retail Channel Data Gap' sheet: confirms 100% of Retail-channel sales sit under one undifferentiated customer-group code with no store-level identifier, the basis for the own-outlet data-gap note in Section 6.</w:t>
       </w:r>
     </w:p>
     <w:p>

--- a/workshop_prep/Bridge_Item4_New_Retail_PreRead.docx
+++ b/workshop_prep/Bridge_Item4_New_Retail_PreRead.docx
@@ -77,7 +77,7 @@
           <w:sz w:val="22"/>
           <w:szCs w:val="22"/>
         </w:rPr>
-        <w:t xml:space="preserve">UPDATED this round with a proper investment-case methodology (Section 3.4). Unlike Items 1–3, Item 4 is NOT a sized, defensible bridge lever at this stage — it is a plan with more open questions than confirmed findings. Judged correctly (Capex vs. EBIT payback, not Capex vs. Gross Sales), one store — Copenhagen, a 20-year payback — would have been invisible on a sales-only screen. But the store-level 'Run-Rate' figures also turn out to be a single 2032 calendar-year snapshot, not a normalized run-rate: EBIT margin correlates 0.71 with how many years each store has had to mature by 2032, meaning cross-store comparisons (Innsbruck vs. Oslo, for instance) are confounded by vintage, not just site quality. Cross-checking the plan against existing Wholesale/E-com data also raises real doubts about the Austria commitment and reveals a specific Germany/Zalando price-anchoring risk to the München/Hamburg case. This note is deliberately organized around open questions rather than sized findings — the recommendation is to use it as a question-routing document for the workshop, not a resolved lever.</w:t>
+        <w:t xml:space="preserve">UPDATED this round with a proper investment-case methodology (Section 3.4). Unlike Items 1–3, Item 4 is NOT a sized, defensible bridge lever at this stage — it is a plan with more open questions than confirmed findings. Judged correctly (Capex vs. EBIT payback, not Capex vs. Gross Sales), one store — Copenhagen, a 20-year payback — would have been invisible on a sales-only screen. But the store-level 'Run-Rate' figures also turn out to be a single 2032 calendar-year snapshot, not a normalized run-rate: EBIT margin correlates 0.71 with how many years each store has had to mature by 2032, meaning cross-store comparisons (Innsbruck vs. Oslo, for instance) are confounded by vintage, not just site quality. Cross-checking the plan against existing Wholesale/E-com data also raises real doubts about the Austria commitment and reveals a specific Germany/Zalando price-anchoring risk to the München/Hamburg case. This note is deliberately organized around open questions rather than sized findings — the recommendation is to use it as a question-routing document for the workshop, not a resolved lever. A 2026 YTD check-in (Section 7) shows the Zalando-anchoring risk easing, not worsening, but Austria's zero-Wholesale, zero-Retail footprint is unchanged.</w:t>
       </w:r>
     </w:p>
     <w:p>
@@ -12319,7 +12319,857 @@
         <w:spacing w:after="160" w:before="320"/>
       </w:pPr>
       <w:r>
-        <w:t xml:space="preserve">7. Consolidated open questions for the workshop</w:t>
+        <w:t xml:space="preserve">7. 2026 YTD check-in: Germany looks less Zalando-dependent, Austria still shows no footprint</w:t>
+      </w:r>
+    </w:p>
+    <w:p>
+      <w:pPr>
+        <w:pBdr>
+          <w:top w:val="single" w:color="999999" w:sz="6"/>
+          <w:bottom w:val="single" w:color="999999" w:sz="6"/>
+          <w:left w:val="single" w:color="999999" w:sz="6"/>
+          <w:right w:val="single" w:color="999999" w:sz="6"/>
+        </w:pBdr>
+        <w:shd w:fill="EFEFEF" w:val="clear"/>
+        <w:spacing w:after="240" w:before="160"/>
+        <w:ind w:left="100" w:right="100"/>
+      </w:pPr>
+      <w:r>
+        <w:rPr>
+          <w:b/>
+          <w:bCs/>
+          <w:sz w:val="22"/>
+          <w:szCs w:val="22"/>
+        </w:rPr>
+        <w:t xml:space="preserve">A 2026 YTD sales extract (as of 2026-07-28) arrived after this note was written. Caveat: neither this file nor the FY2024/2025 extracts have a date field, so the comparison period can't be matched exactly -- this cut covers an estimated 40-44% of a year, cross-checked against the P&amp;L's YTD columns. Every year in this data has shown its own one-off distortions, so treat annualized figures below as a directional read, not a confirmed full-year number.</w:t>
+      </w:r>
+    </w:p>
+    <w:p>
+      <w:pPr>
+        <w:pStyle w:val="Heading2"/>
+        <w:spacing w:after="120" w:before="240"/>
+      </w:pPr>
+      <w:r>
+        <w:t xml:space="preserve">7.1 Germany: the Zalando-anchoring risk flagged in Section 4 has eased, not worsened</w:t>
+      </w:r>
+    </w:p>
+    <w:tbl>
+      <w:tblPr>
+        <w:tblW w:type="dxa" w:w="9350"/>
+        <w:tblBorders>
+          <w:top w:val="single" w:color="auto" w:sz="4"/>
+          <w:left w:val="single" w:color="auto" w:sz="4"/>
+          <w:bottom w:val="single" w:color="auto" w:sz="4"/>
+          <w:right w:val="single" w:color="auto" w:sz="4"/>
+          <w:insideH w:val="single" w:color="auto" w:sz="4"/>
+          <w:insideV w:val="single" w:color="auto" w:sz="4"/>
+        </w:tblBorders>
+      </w:tblPr>
+      <w:tblGrid>
+        <w:gridCol w:w="4200"/>
+        <w:gridCol w:w="2600"/>
+        <w:gridCol w:w="2550"/>
+      </w:tblGrid>
+      <w:tr>
+        <w:trPr>
+          <w:tblHeader/>
+        </w:trPr>
+        <w:tc>
+          <w:tcPr>
+            <w:tcW w:type="dxa" w:w="4200"/>
+            <w:shd w:fill="2F2F2F" w:val="clear"/>
+            <w:tcMar>
+              <w:top w:type="dxa" w:w="60"/>
+              <w:left w:type="dxa" w:w="100"/>
+              <w:bottom w:type="dxa" w:w="60"/>
+              <w:right w:type="dxa" w:w="100"/>
+            </w:tcMar>
+            <w:vAlign w:val="center"/>
+          </w:tcPr>
+          <w:p>
+            <w:pPr>
+              <w:jc w:val="left"/>
+            </w:pPr>
+            <w:r>
+              <w:rPr>
+                <w:b/>
+                <w:bCs/>
+                <w:color w:val="FFFFFF"/>
+                <w:sz w:val="19"/>
+                <w:szCs w:val="19"/>
+              </w:rPr>
+              <w:t xml:space="preserve">Germany Wholesale</w:t>
+            </w:r>
+          </w:p>
+        </w:tc>
+        <w:tc>
+          <w:tcPr>
+            <w:tcW w:type="dxa" w:w="2600"/>
+            <w:shd w:fill="2F2F2F" w:val="clear"/>
+            <w:tcMar>
+              <w:top w:type="dxa" w:w="60"/>
+              <w:left w:type="dxa" w:w="100"/>
+              <w:bottom w:type="dxa" w:w="60"/>
+              <w:right w:type="dxa" w:w="100"/>
+            </w:tcMar>
+            <w:vAlign w:val="center"/>
+          </w:tcPr>
+          <w:p>
+            <w:pPr>
+              <w:jc w:val="center"/>
+            </w:pPr>
+            <w:r>
+              <w:rPr>
+                <w:b/>
+                <w:bCs/>
+                <w:color w:val="FFFFFF"/>
+                <w:sz w:val="19"/>
+                <w:szCs w:val="19"/>
+              </w:rPr>
+              <w:t xml:space="preserve">FY2025 (full year)</w:t>
+            </w:r>
+          </w:p>
+        </w:tc>
+        <w:tc>
+          <w:tcPr>
+            <w:tcW w:type="dxa" w:w="2550"/>
+            <w:shd w:fill="2F2F2F" w:val="clear"/>
+            <w:tcMar>
+              <w:top w:type="dxa" w:w="60"/>
+              <w:left w:type="dxa" w:w="100"/>
+              <w:bottom w:type="dxa" w:w="60"/>
+              <w:right w:type="dxa" w:w="100"/>
+            </w:tcMar>
+            <w:vAlign w:val="center"/>
+          </w:tcPr>
+          <w:p>
+            <w:pPr>
+              <w:jc w:val="center"/>
+            </w:pPr>
+            <w:r>
+              <w:rPr>
+                <w:b/>
+                <w:bCs/>
+                <w:color w:val="FFFFFF"/>
+                <w:sz w:val="19"/>
+                <w:szCs w:val="19"/>
+              </w:rPr>
+              <w:t xml:space="preserve">YTD2026</w:t>
+            </w:r>
+          </w:p>
+        </w:tc>
+      </w:tr>
+      <w:tr>
+        <w:tc>
+          <w:tcPr>
+            <w:tcW w:type="dxa" w:w="4200"/>
+            <w:tcMar>
+              <w:top w:type="dxa" w:w="60"/>
+              <w:left w:type="dxa" w:w="100"/>
+              <w:bottom w:type="dxa" w:w="60"/>
+              <w:right w:type="dxa" w:w="100"/>
+            </w:tcMar>
+            <w:vAlign w:val="center"/>
+          </w:tcPr>
+          <w:p>
+            <w:pPr>
+              <w:jc w:val="left"/>
+            </w:pPr>
+            <w:r>
+              <w:rPr>
+                <w:b w:val="false"/>
+                <w:bCs w:val="false"/>
+                <w:color w:val="000000"/>
+                <w:sz w:val="19"/>
+                <w:szCs w:val="19"/>
+              </w:rPr>
+              <w:t xml:space="preserve">Zalando</w:t>
+            </w:r>
+          </w:p>
+        </w:tc>
+        <w:tc>
+          <w:tcPr>
+            <w:tcW w:type="dxa" w:w="2600"/>
+            <w:tcMar>
+              <w:top w:type="dxa" w:w="60"/>
+              <w:left w:type="dxa" w:w="100"/>
+              <w:bottom w:type="dxa" w:w="60"/>
+              <w:right w:type="dxa" w:w="100"/>
+            </w:tcMar>
+            <w:vAlign w:val="center"/>
+          </w:tcPr>
+          <w:p>
+            <w:pPr>
+              <w:jc w:val="center"/>
+            </w:pPr>
+            <w:r>
+              <w:rPr>
+                <w:b w:val="false"/>
+                <w:bCs w:val="false"/>
+                <w:color w:val="000000"/>
+                <w:sz w:val="19"/>
+                <w:szCs w:val="19"/>
+              </w:rPr>
+              <w:t xml:space="preserve">52.5M (63.0%)</w:t>
+            </w:r>
+          </w:p>
+        </w:tc>
+        <w:tc>
+          <w:tcPr>
+            <w:tcW w:type="dxa" w:w="2550"/>
+            <w:tcMar>
+              <w:top w:type="dxa" w:w="60"/>
+              <w:left w:type="dxa" w:w="100"/>
+              <w:bottom w:type="dxa" w:w="60"/>
+              <w:right w:type="dxa" w:w="100"/>
+            </w:tcMar>
+            <w:vAlign w:val="center"/>
+          </w:tcPr>
+          <w:p>
+            <w:pPr>
+              <w:jc w:val="center"/>
+            </w:pPr>
+            <w:r>
+              <w:rPr>
+                <w:b w:val="false"/>
+                <w:bCs w:val="false"/>
+                <w:color w:val="000000"/>
+                <w:sz w:val="19"/>
+                <w:szCs w:val="19"/>
+              </w:rPr>
+              <w:t xml:space="preserve">20.9M (56.3%)</w:t>
+            </w:r>
+          </w:p>
+        </w:tc>
+      </w:tr>
+      <w:tr>
+        <w:tc>
+          <w:tcPr>
+            <w:tcW w:type="dxa" w:w="4200"/>
+            <w:shd w:fill="F5F5F5" w:val="clear"/>
+            <w:tcMar>
+              <w:top w:type="dxa" w:w="60"/>
+              <w:left w:type="dxa" w:w="100"/>
+              <w:bottom w:type="dxa" w:w="60"/>
+              <w:right w:type="dxa" w:w="100"/>
+            </w:tcMar>
+            <w:vAlign w:val="center"/>
+          </w:tcPr>
+          <w:p>
+            <w:pPr>
+              <w:jc w:val="left"/>
+            </w:pPr>
+            <w:r>
+              <w:rPr>
+                <w:b w:val="false"/>
+                <w:bCs w:val="false"/>
+                <w:color w:val="000000"/>
+                <w:sz w:val="19"/>
+                <w:szCs w:val="19"/>
+              </w:rPr>
+              <w:t xml:space="preserve">Independent Wholesale, ex-Zalando</w:t>
+            </w:r>
+          </w:p>
+        </w:tc>
+        <w:tc>
+          <w:tcPr>
+            <w:tcW w:type="dxa" w:w="2600"/>
+            <w:shd w:fill="F5F5F5" w:val="clear"/>
+            <w:tcMar>
+              <w:top w:type="dxa" w:w="60"/>
+              <w:left w:type="dxa" w:w="100"/>
+              <w:bottom w:type="dxa" w:w="60"/>
+              <w:right w:type="dxa" w:w="100"/>
+            </w:tcMar>
+            <w:vAlign w:val="center"/>
+          </w:tcPr>
+          <w:p>
+            <w:pPr>
+              <w:jc w:val="center"/>
+            </w:pPr>
+            <w:r>
+              <w:rPr>
+                <w:b w:val="false"/>
+                <w:bCs w:val="false"/>
+                <w:color w:val="000000"/>
+                <w:sz w:val="19"/>
+                <w:szCs w:val="19"/>
+              </w:rPr>
+              <w:t xml:space="preserve">30.7M (37.0%)</w:t>
+            </w:r>
+          </w:p>
+        </w:tc>
+        <w:tc>
+          <w:tcPr>
+            <w:tcW w:type="dxa" w:w="2550"/>
+            <w:shd w:fill="F5F5F5" w:val="clear"/>
+            <w:tcMar>
+              <w:top w:type="dxa" w:w="60"/>
+              <w:left w:type="dxa" w:w="100"/>
+              <w:bottom w:type="dxa" w:w="60"/>
+              <w:right w:type="dxa" w:w="100"/>
+            </w:tcMar>
+            <w:vAlign w:val="center"/>
+          </w:tcPr>
+          <w:p>
+            <w:pPr>
+              <w:jc w:val="center"/>
+            </w:pPr>
+            <w:r>
+              <w:rPr>
+                <w:b w:val="false"/>
+                <w:bCs w:val="false"/>
+                <w:color w:val="000000"/>
+                <w:sz w:val="19"/>
+                <w:szCs w:val="19"/>
+              </w:rPr>
+              <w:t xml:space="preserve">16.2M (43.7%)</w:t>
+            </w:r>
+          </w:p>
+        </w:tc>
+      </w:tr>
+      <w:tr>
+        <w:tc>
+          <w:tcPr>
+            <w:tcW w:type="dxa" w:w="4200"/>
+            <w:tcMar>
+              <w:top w:type="dxa" w:w="60"/>
+              <w:left w:type="dxa" w:w="100"/>
+              <w:bottom w:type="dxa" w:w="60"/>
+              <w:right w:type="dxa" w:w="100"/>
+            </w:tcMar>
+            <w:vAlign w:val="center"/>
+          </w:tcPr>
+          <w:p>
+            <w:pPr>
+              <w:jc w:val="left"/>
+            </w:pPr>
+            <w:r>
+              <w:rPr>
+                <w:b w:val="false"/>
+                <w:bCs w:val="false"/>
+                <w:color w:val="000000"/>
+                <w:sz w:val="19"/>
+                <w:szCs w:val="19"/>
+              </w:rPr>
+              <w:t xml:space="preserve">Total German Wholesale</w:t>
+            </w:r>
+          </w:p>
+        </w:tc>
+        <w:tc>
+          <w:tcPr>
+            <w:tcW w:type="dxa" w:w="2600"/>
+            <w:tcMar>
+              <w:top w:type="dxa" w:w="60"/>
+              <w:left w:type="dxa" w:w="100"/>
+              <w:bottom w:type="dxa" w:w="60"/>
+              <w:right w:type="dxa" w:w="100"/>
+            </w:tcMar>
+            <w:vAlign w:val="center"/>
+          </w:tcPr>
+          <w:p>
+            <w:pPr>
+              <w:jc w:val="center"/>
+            </w:pPr>
+            <w:r>
+              <w:rPr>
+                <w:b w:val="false"/>
+                <w:bCs w:val="false"/>
+                <w:color w:val="000000"/>
+                <w:sz w:val="19"/>
+                <w:szCs w:val="19"/>
+              </w:rPr>
+              <w:t xml:space="preserve">83.3M</w:t>
+            </w:r>
+          </w:p>
+        </w:tc>
+        <w:tc>
+          <w:tcPr>
+            <w:tcW w:type="dxa" w:w="2550"/>
+            <w:tcMar>
+              <w:top w:type="dxa" w:w="60"/>
+              <w:left w:type="dxa" w:w="100"/>
+              <w:bottom w:type="dxa" w:w="60"/>
+              <w:right w:type="dxa" w:w="100"/>
+            </w:tcMar>
+            <w:vAlign w:val="center"/>
+          </w:tcPr>
+          <w:p>
+            <w:pPr>
+              <w:jc w:val="center"/>
+            </w:pPr>
+            <w:r>
+              <w:rPr>
+                <w:b w:val="false"/>
+                <w:bCs w:val="false"/>
+                <w:color w:val="000000"/>
+                <w:sz w:val="19"/>
+                <w:szCs w:val="19"/>
+              </w:rPr>
+              <w:t xml:space="preserve">37.0M</w:t>
+            </w:r>
+          </w:p>
+        </w:tc>
+      </w:tr>
+    </w:tbl>
+    <w:p>
+      <w:pPr>
+        <w:pBdr>
+          <w:left w:val="single" w:color="3C8A4C" w:sz="18"/>
+        </w:pBdr>
+        <w:shd w:fill="EAF3EA" w:val="clear"/>
+        <w:spacing w:after="120" w:before="100"/>
+        <w:ind w:left="150" w:right="100"/>
+      </w:pPr>
+      <w:r>
+        <w:rPr>
+          <w:b/>
+          <w:bCs/>
+          <w:color w:val="1F5C2E"/>
+        </w:rPr>
+        <w:t xml:space="preserve">DATA SHOWS: </w:t>
+      </w:r>
+      <w:r>
+        <w:t xml:space="preserve">Zalando's share of German Wholesale is down from 63.0% (FY2025) to 56.3% (YTD2026) -- the discount-anchoring concentration Section 4 flagged as a risk to the München/Hamburg case has eased this year, not worsened. More directly useful: the independent, non-Zalando run-rate (16.2M SEK over an estimated 40-44% of the year) annualizes to roughly 36.7M-40.4M SEK, which is already tracking at or above FY2025's full-year independent total of 30.7M. If this holds, the 'genuine demand, not discount-inflated' base this note asked for in Question 3 may be stronger than the original framing worried -- though a single partial year, with no date-matching, is not enough to call the München/Hamburg case resolved.</w:t>
+      </w:r>
+    </w:p>
+    <w:p>
+      <w:pPr>
+        <w:spacing w:after="200"/>
+      </w:pPr>
+      <w:r>
+        <w:rPr>
+          <w:i/>
+          <w:iCs/>
+          <w:color w:val="555555"/>
+          <w:sz w:val="18"/>
+          <w:szCs w:val="18"/>
+        </w:rPr>
+        <w:t xml:space="preserve">Zalando identified by Customer Group = 'ZALANDO' within Germany/Wholesale; all other Germany/Wholesale customer groups treated as independent. Annualization assumes the YTD window is representative of the full year, which the calloutBox caveat above says not to over-trust.</w:t>
+      </w:r>
+    </w:p>
+    <w:p>
+      <w:pPr>
+        <w:pStyle w:val="Heading2"/>
+        <w:spacing w:after="120" w:before="240"/>
+      </w:pPr>
+      <w:r>
+        <w:t xml:space="preserve">7.2 Austria: still zero Wholesale and Retail activity</w:t>
+      </w:r>
+    </w:p>
+    <w:tbl>
+      <w:tblPr>
+        <w:tblW w:type="dxa" w:w="9350"/>
+        <w:tblBorders>
+          <w:top w:val="single" w:color="auto" w:sz="4"/>
+          <w:left w:val="single" w:color="auto" w:sz="4"/>
+          <w:bottom w:val="single" w:color="auto" w:sz="4"/>
+          <w:right w:val="single" w:color="auto" w:sz="4"/>
+          <w:insideH w:val="single" w:color="auto" w:sz="4"/>
+          <w:insideV w:val="single" w:color="auto" w:sz="4"/>
+        </w:tblBorders>
+      </w:tblPr>
+      <w:tblGrid>
+        <w:gridCol w:w="4200"/>
+        <w:gridCol w:w="2600"/>
+        <w:gridCol w:w="2550"/>
+      </w:tblGrid>
+      <w:tr>
+        <w:trPr>
+          <w:tblHeader/>
+        </w:trPr>
+        <w:tc>
+          <w:tcPr>
+            <w:tcW w:type="dxa" w:w="4200"/>
+            <w:shd w:fill="2F2F2F" w:val="clear"/>
+            <w:tcMar>
+              <w:top w:type="dxa" w:w="60"/>
+              <w:left w:type="dxa" w:w="100"/>
+              <w:bottom w:type="dxa" w:w="60"/>
+              <w:right w:type="dxa" w:w="100"/>
+            </w:tcMar>
+            <w:vAlign w:val="center"/>
+          </w:tcPr>
+          <w:p>
+            <w:pPr>
+              <w:jc w:val="left"/>
+            </w:pPr>
+            <w:r>
+              <w:rPr>
+                <w:b/>
+                <w:bCs/>
+                <w:color w:val="FFFFFF"/>
+                <w:sz w:val="19"/>
+                <w:szCs w:val="19"/>
+              </w:rPr>
+              <w:t xml:space="preserve">Austria, all channels</w:t>
+            </w:r>
+          </w:p>
+        </w:tc>
+        <w:tc>
+          <w:tcPr>
+            <w:tcW w:type="dxa" w:w="2600"/>
+            <w:shd w:fill="2F2F2F" w:val="clear"/>
+            <w:tcMar>
+              <w:top w:type="dxa" w:w="60"/>
+              <w:left w:type="dxa" w:w="100"/>
+              <w:bottom w:type="dxa" w:w="60"/>
+              <w:right w:type="dxa" w:w="100"/>
+            </w:tcMar>
+            <w:vAlign w:val="center"/>
+          </w:tcPr>
+          <w:p>
+            <w:pPr>
+              <w:jc w:val="center"/>
+            </w:pPr>
+            <w:r>
+              <w:rPr>
+                <w:b/>
+                <w:bCs/>
+                <w:color w:val="FFFFFF"/>
+                <w:sz w:val="19"/>
+                <w:szCs w:val="19"/>
+              </w:rPr>
+              <w:t xml:space="preserve">FY2025 (full year)</w:t>
+            </w:r>
+          </w:p>
+        </w:tc>
+        <w:tc>
+          <w:tcPr>
+            <w:tcW w:type="dxa" w:w="2550"/>
+            <w:shd w:fill="2F2F2F" w:val="clear"/>
+            <w:tcMar>
+              <w:top w:type="dxa" w:w="60"/>
+              <w:left w:type="dxa" w:w="100"/>
+              <w:bottom w:type="dxa" w:w="60"/>
+              <w:right w:type="dxa" w:w="100"/>
+            </w:tcMar>
+            <w:vAlign w:val="center"/>
+          </w:tcPr>
+          <w:p>
+            <w:pPr>
+              <w:jc w:val="center"/>
+            </w:pPr>
+            <w:r>
+              <w:rPr>
+                <w:b/>
+                <w:bCs/>
+                <w:color w:val="FFFFFF"/>
+                <w:sz w:val="19"/>
+                <w:szCs w:val="19"/>
+              </w:rPr>
+              <w:t xml:space="preserve">YTD2026</w:t>
+            </w:r>
+          </w:p>
+        </w:tc>
+      </w:tr>
+      <w:tr>
+        <w:tc>
+          <w:tcPr>
+            <w:tcW w:type="dxa" w:w="4200"/>
+            <w:tcMar>
+              <w:top w:type="dxa" w:w="60"/>
+              <w:left w:type="dxa" w:w="100"/>
+              <w:bottom w:type="dxa" w:w="60"/>
+              <w:right w:type="dxa" w:w="100"/>
+            </w:tcMar>
+            <w:vAlign w:val="center"/>
+          </w:tcPr>
+          <w:p>
+            <w:pPr>
+              <w:jc w:val="left"/>
+            </w:pPr>
+            <w:r>
+              <w:rPr>
+                <w:b w:val="false"/>
+                <w:bCs w:val="false"/>
+                <w:color w:val="000000"/>
+                <w:sz w:val="19"/>
+                <w:szCs w:val="19"/>
+              </w:rPr>
+              <w:t xml:space="preserve">Wholesale</w:t>
+            </w:r>
+          </w:p>
+        </w:tc>
+        <w:tc>
+          <w:tcPr>
+            <w:tcW w:type="dxa" w:w="2600"/>
+            <w:tcMar>
+              <w:top w:type="dxa" w:w="60"/>
+              <w:left w:type="dxa" w:w="100"/>
+              <w:bottom w:type="dxa" w:w="60"/>
+              <w:right w:type="dxa" w:w="100"/>
+            </w:tcMar>
+            <w:vAlign w:val="center"/>
+          </w:tcPr>
+          <w:p>
+            <w:pPr>
+              <w:jc w:val="center"/>
+            </w:pPr>
+            <w:r>
+              <w:rPr>
+                <w:b w:val="false"/>
+                <w:bCs w:val="false"/>
+                <w:color w:val="000000"/>
+                <w:sz w:val="19"/>
+                <w:szCs w:val="19"/>
+              </w:rPr>
+              <w:t xml:space="preserve">0 -- no accounts</w:t>
+            </w:r>
+          </w:p>
+        </w:tc>
+        <w:tc>
+          <w:tcPr>
+            <w:tcW w:type="dxa" w:w="2550"/>
+            <w:tcMar>
+              <w:top w:type="dxa" w:w="60"/>
+              <w:left w:type="dxa" w:w="100"/>
+              <w:bottom w:type="dxa" w:w="60"/>
+              <w:right w:type="dxa" w:w="100"/>
+            </w:tcMar>
+            <w:vAlign w:val="center"/>
+          </w:tcPr>
+          <w:p>
+            <w:pPr>
+              <w:jc w:val="center"/>
+            </w:pPr>
+            <w:r>
+              <w:rPr>
+                <w:b w:val="false"/>
+                <w:bCs w:val="false"/>
+                <w:color w:val="000000"/>
+                <w:sz w:val="19"/>
+                <w:szCs w:val="19"/>
+              </w:rPr>
+              <w:t xml:space="preserve">0 -- no accounts</w:t>
+            </w:r>
+          </w:p>
+        </w:tc>
+      </w:tr>
+      <w:tr>
+        <w:tc>
+          <w:tcPr>
+            <w:tcW w:type="dxa" w:w="4200"/>
+            <w:shd w:fill="F5F5F5" w:val="clear"/>
+            <w:tcMar>
+              <w:top w:type="dxa" w:w="60"/>
+              <w:left w:type="dxa" w:w="100"/>
+              <w:bottom w:type="dxa" w:w="60"/>
+              <w:right w:type="dxa" w:w="100"/>
+            </w:tcMar>
+            <w:vAlign w:val="center"/>
+          </w:tcPr>
+          <w:p>
+            <w:pPr>
+              <w:jc w:val="left"/>
+            </w:pPr>
+            <w:r>
+              <w:rPr>
+                <w:b w:val="false"/>
+                <w:bCs w:val="false"/>
+                <w:color w:val="000000"/>
+                <w:sz w:val="19"/>
+                <w:szCs w:val="19"/>
+              </w:rPr>
+              <w:t xml:space="preserve">Retail</w:t>
+            </w:r>
+          </w:p>
+        </w:tc>
+        <w:tc>
+          <w:tcPr>
+            <w:tcW w:type="dxa" w:w="2600"/>
+            <w:shd w:fill="F5F5F5" w:val="clear"/>
+            <w:tcMar>
+              <w:top w:type="dxa" w:w="60"/>
+              <w:left w:type="dxa" w:w="100"/>
+              <w:bottom w:type="dxa" w:w="60"/>
+              <w:right w:type="dxa" w:w="100"/>
+            </w:tcMar>
+            <w:vAlign w:val="center"/>
+          </w:tcPr>
+          <w:p>
+            <w:pPr>
+              <w:jc w:val="center"/>
+            </w:pPr>
+            <w:r>
+              <w:rPr>
+                <w:b w:val="false"/>
+                <w:bCs w:val="false"/>
+                <w:color w:val="000000"/>
+                <w:sz w:val="19"/>
+                <w:szCs w:val="19"/>
+              </w:rPr>
+              <w:t xml:space="preserve">0 -- no accounts open yet</w:t>
+            </w:r>
+          </w:p>
+        </w:tc>
+        <w:tc>
+          <w:tcPr>
+            <w:tcW w:type="dxa" w:w="2550"/>
+            <w:shd w:fill="F5F5F5" w:val="clear"/>
+            <w:tcMar>
+              <w:top w:type="dxa" w:w="60"/>
+              <w:left w:type="dxa" w:w="100"/>
+              <w:bottom w:type="dxa" w:w="60"/>
+              <w:right w:type="dxa" w:w="100"/>
+            </w:tcMar>
+            <w:vAlign w:val="center"/>
+          </w:tcPr>
+          <w:p>
+            <w:pPr>
+              <w:jc w:val="center"/>
+            </w:pPr>
+            <w:r>
+              <w:rPr>
+                <w:b w:val="false"/>
+                <w:bCs w:val="false"/>
+                <w:color w:val="000000"/>
+                <w:sz w:val="19"/>
+                <w:szCs w:val="19"/>
+              </w:rPr>
+              <w:t xml:space="preserve">0 -- no accounts open yet</w:t>
+            </w:r>
+          </w:p>
+        </w:tc>
+      </w:tr>
+      <w:tr>
+        <w:tc>
+          <w:tcPr>
+            <w:tcW w:type="dxa" w:w="4200"/>
+            <w:tcMar>
+              <w:top w:type="dxa" w:w="60"/>
+              <w:left w:type="dxa" w:w="100"/>
+              <w:bottom w:type="dxa" w:w="60"/>
+              <w:right w:type="dxa" w:w="100"/>
+            </w:tcMar>
+            <w:vAlign w:val="center"/>
+          </w:tcPr>
+          <w:p>
+            <w:pPr>
+              <w:jc w:val="left"/>
+            </w:pPr>
+            <w:r>
+              <w:rPr>
+                <w:b w:val="false"/>
+                <w:bCs w:val="false"/>
+                <w:color w:val="000000"/>
+                <w:sz w:val="19"/>
+                <w:szCs w:val="19"/>
+              </w:rPr>
+              <w:t xml:space="preserve">E-com</w:t>
+            </w:r>
+          </w:p>
+        </w:tc>
+        <w:tc>
+          <w:tcPr>
+            <w:tcW w:type="dxa" w:w="2600"/>
+            <w:tcMar>
+              <w:top w:type="dxa" w:w="60"/>
+              <w:left w:type="dxa" w:w="100"/>
+              <w:bottom w:type="dxa" w:w="60"/>
+              <w:right w:type="dxa" w:w="100"/>
+            </w:tcMar>
+            <w:vAlign w:val="center"/>
+          </w:tcPr>
+          <w:p>
+            <w:pPr>
+              <w:jc w:val="center"/>
+            </w:pPr>
+            <w:r>
+              <w:rPr>
+                <w:b w:val="false"/>
+                <w:bCs w:val="false"/>
+                <w:color w:val="000000"/>
+                <w:sz w:val="19"/>
+                <w:szCs w:val="19"/>
+              </w:rPr>
+              <w:t xml:space="preserve">0.93M SEK / 606 units</w:t>
+            </w:r>
+          </w:p>
+        </w:tc>
+        <w:tc>
+          <w:tcPr>
+            <w:tcW w:type="dxa" w:w="2550"/>
+            <w:tcMar>
+              <w:top w:type="dxa" w:w="60"/>
+              <w:left w:type="dxa" w:w="100"/>
+              <w:bottom w:type="dxa" w:w="60"/>
+              <w:right w:type="dxa" w:w="100"/>
+            </w:tcMar>
+            <w:vAlign w:val="center"/>
+          </w:tcPr>
+          <w:p>
+            <w:pPr>
+              <w:jc w:val="center"/>
+            </w:pPr>
+            <w:r>
+              <w:rPr>
+                <w:b w:val="false"/>
+                <w:bCs w:val="false"/>
+                <w:color w:val="000000"/>
+                <w:sz w:val="19"/>
+                <w:szCs w:val="19"/>
+              </w:rPr>
+              <w:t xml:space="preserve">0.46M SEK / 390 units</w:t>
+            </w:r>
+          </w:p>
+        </w:tc>
+      </w:tr>
+    </w:tbl>
+    <w:p>
+      <w:pPr>
+        <w:pBdr>
+          <w:left w:val="single" w:color="B23A3A" w:sz="18"/>
+        </w:pBdr>
+        <w:shd w:fill="FBE7E7" w:val="clear"/>
+        <w:spacing w:after="120" w:before="100"/>
+        <w:ind w:left="150" w:right="100"/>
+      </w:pPr>
+      <w:r>
+        <w:rPr>
+          <w:b/>
+          <w:bCs/>
+          <w:color w:val="7A1F1F"/>
+        </w:rPr>
+        <w:t xml:space="preserve">METHODOLOGY FLAG: </w:t>
+      </w:r>
+      <w:r>
+        <w:t xml:space="preserve">The zero-Wholesale-footprint concern behind open Question 2 (the basis for a 5-store Austria commitment) is unchanged in the new data -- still no Wholesale accounts, and E-com remains the only channel with any Austria activity at all. Innsbruck, the first Austria store in the roster, is scheduled to open in 2026; this extract shows no new store-format sales in Austria, which either means it hasn't opened yet or that its sales aren't yet distinguishable in this data (Section 5's account-code gap would also hide this).</w:t>
+      </w:r>
+    </w:p>
+    <w:p>
+      <w:pPr>
+        <w:pBdr>
+          <w:left w:val="single" w:color="C97A1A" w:sz="18"/>
+        </w:pBdr>
+        <w:shd w:fill="FCEFDC" w:val="clear"/>
+        <w:spacing w:after="120" w:before="100"/>
+        <w:ind w:left="150" w:right="100"/>
+      </w:pPr>
+      <w:r>
+        <w:rPr>
+          <w:b/>
+          <w:bCs/>
+          <w:color w:val="8A4B00"/>
+        </w:rPr>
+        <w:t xml:space="preserve">NOT ANSWERABLE FROM DATA — ASK: </w:t>
+      </w:r>
+      <w:r>
+        <w:t xml:space="preserve">Has the Innsbruck store actually opened in 2026 as planned? If yes, why does no store-format sales activity show up for Austria in this YTD extract -- is it an account-coding gap (per Section 5) or a genuine opening-timeline slip? If no, does that change how urgently Question 2 (the basis for the Austria commitment) needs answering before the workshop? Owner: Retail Expansion / Real Estate lead.</w:t>
+      </w:r>
+    </w:p>
+    <w:p>
+      <w:r>
+        <w:br w:type="page"/>
+      </w:r>
+    </w:p>
+    <w:p>
+      <w:pPr>
+        <w:pStyle w:val="Heading1"/>
+        <w:spacing w:after="160" w:before="320"/>
+      </w:pPr>
+      <w:r>
+        <w:t xml:space="preserve">8. Consolidated open questions for the workshop</w:t>
       </w:r>
     </w:p>
     <w:p>
@@ -13619,6 +14469,89 @@
           </w:p>
         </w:tc>
       </w:tr>
+      <w:tr>
+        <w:tc>
+          <w:tcPr>
+            <w:tcW w:type="dxa" w:w="400"/>
+            <w:tcMar>
+              <w:top w:type="dxa" w:w="60"/>
+              <w:left w:type="dxa" w:w="100"/>
+              <w:bottom w:type="dxa" w:w="60"/>
+              <w:right w:type="dxa" w:w="100"/>
+            </w:tcMar>
+            <w:vAlign w:val="center"/>
+          </w:tcPr>
+          <w:p>
+            <w:pPr>
+              <w:jc w:val="left"/>
+            </w:pPr>
+            <w:r>
+              <w:rPr>
+                <w:b w:val="false"/>
+                <w:bCs w:val="false"/>
+                <w:color w:val="000000"/>
+                <w:sz w:val="19"/>
+                <w:szCs w:val="19"/>
+              </w:rPr>
+              <w:t xml:space="preserve">15</w:t>
+            </w:r>
+          </w:p>
+        </w:tc>
+        <w:tc>
+          <w:tcPr>
+            <w:tcW w:type="dxa" w:w="6650"/>
+            <w:tcMar>
+              <w:top w:type="dxa" w:w="60"/>
+              <w:left w:type="dxa" w:w="100"/>
+              <w:bottom w:type="dxa" w:w="60"/>
+              <w:right w:type="dxa" w:w="100"/>
+            </w:tcMar>
+            <w:vAlign w:val="center"/>
+          </w:tcPr>
+          <w:p>
+            <w:pPr>
+              <w:jc w:val="center"/>
+            </w:pPr>
+            <w:r>
+              <w:rPr>
+                <w:b w:val="false"/>
+                <w:bCs w:val="false"/>
+                <w:color w:val="000000"/>
+                <w:sz w:val="19"/>
+                <w:szCs w:val="19"/>
+              </w:rPr>
+              <w:t xml:space="preserve">Has the Innsbruck store opened in 2026 as planned -- and if it has, why does no store-format sales activity show up for Austria in the YTD2026 extract (Section 7.2)?</w:t>
+            </w:r>
+          </w:p>
+        </w:tc>
+        <w:tc>
+          <w:tcPr>
+            <w:tcW w:type="dxa" w:w="2300"/>
+            <w:tcMar>
+              <w:top w:type="dxa" w:w="60"/>
+              <w:left w:type="dxa" w:w="100"/>
+              <w:bottom w:type="dxa" w:w="60"/>
+              <w:right w:type="dxa" w:w="100"/>
+            </w:tcMar>
+            <w:vAlign w:val="center"/>
+          </w:tcPr>
+          <w:p>
+            <w:pPr>
+              <w:jc w:val="center"/>
+            </w:pPr>
+            <w:r>
+              <w:rPr>
+                <w:b w:val="false"/>
+                <w:bCs w:val="false"/>
+                <w:color w:val="000000"/>
+                <w:sz w:val="19"/>
+                <w:szCs w:val="19"/>
+              </w:rPr>
+              <w:t xml:space="preserve">Retail Expansion / Real Estate lead</w:t>
+            </w:r>
+          </w:p>
+        </w:tc>
+      </w:tr>
     </w:tbl>
     <w:p>
       <w:pPr>
@@ -13626,7 +14559,7 @@
         <w:spacing w:after="160" w:before="320"/>
       </w:pPr>
       <w:r>
-        <w:t xml:space="preserve">8. Recommended path before this becomes a sized lever</w:t>
+        <w:t xml:space="preserve">9. Recommended path before this becomes a sized lever</w:t>
       </w:r>
     </w:p>
     <w:p>
@@ -13717,16 +14650,7 @@
         <w:spacing w:after="80"/>
       </w:pPr>
       <w:r>
-        <w:t xml:space="preserve">Everything else in Section 7 is a genuine open question worth raising at the workshop, but not a blocker to discussing the plan's overall shape and strategic logic.</w:t>
-      </w:r>
-    </w:p>
-    <w:p>
-      <w:pPr>
-        <w:pStyle w:val="Heading1"/>
-        <w:spacing w:after="160" w:before="320"/>
-      </w:pPr>
-      <w:r>
-        <w:t xml:space="preserve">9. Backup data</w:t>
+        <w:t xml:space="preserve">Everything else in Section 8 is a genuine open question worth raising at the workshop, but not a blocker to discussing the plan's overall shape and strategic logic.</w:t>
       </w:r>
     </w:p>
     <w:p>
@@ -13739,7 +14663,42 @@
         <w:spacing w:after="80"/>
       </w:pPr>
       <w:r>
-        <w:t xml:space="preserve">bob_item4_retail_expansion_backup.xlsx — consolidated backup: the 16-store MTP roster (transcribed), country roll-up, market-indicator table (Wholesale/E-com by country), layer mix by market, Austria account detail, the three unreconciled store account codes, the Zalando/Stadium outlet benchmark, and the outlet supply-sizing summary.</w:t>
+        <w:t xml:space="preserve">New this round — get a direct status check on whether Innsbruck has opened (Question 15); it's a fast factual check that either resolves or sharpens the Austria question before the workshop.</w:t>
+      </w:r>
+    </w:p>
+    <w:p>
+      <w:pPr>
+        <w:pStyle w:val="Heading1"/>
+        <w:spacing w:after="160" w:before="320"/>
+      </w:pPr>
+      <w:r>
+        <w:t xml:space="preserve">10. Backup data</w:t>
+      </w:r>
+    </w:p>
+    <w:p>
+      <w:pPr>
+        <w:pStyle w:val="ListParagraph"/>
+        <w:numPr>
+          <w:ilvl w:val="0"/>
+          <w:numId w:val="2"/>
+        </w:numPr>
+        <w:spacing w:after="80"/>
+      </w:pPr>
+      <w:r>
+        <w:t xml:space="preserve">bob_item4_retail_expansion_backup.xlsx — consolidated backup: the 16-store MTP roster (transcribed), country roll-up, market-indicator table (Wholesale/E-com by country), layer mix by market, Austria account detail, the three unreconciled store account codes, the Zalando/Stadium outlet benchmark, and the outlet supply-sizing summary. Now also includes a 'YTD2026 Germany &amp; Austria' sheet, the basis for Section 7.</w:t>
+      </w:r>
+    </w:p>
+    <w:p>
+      <w:pPr>
+        <w:pStyle w:val="ListParagraph"/>
+        <w:numPr>
+          <w:ilvl w:val="0"/>
+          <w:numId w:val="2"/>
+        </w:numPr>
+        <w:spacing w:after="80"/>
+      </w:pPr>
+      <w:r>
+        <w:t xml:space="preserve">bob_salesdata_YTD2026.xlsx — the raw 2026 YTD extract behind Section 7.</w:t>
       </w:r>
     </w:p>
     <w:p>
